--- a/Documentation/Role Schedule/Role Schedule.docx
+++ b/Documentation/Role Schedule/Role Schedule.docx
@@ -1,6 +1,6 @@
 
 <file path=word/document.xml><?xml version="1.0" encoding="utf-8"?>
-<w:document xmlns:wpc="http://schemas.microsoft.com/office/word/2010/wordprocessingCanvas" xmlns:cx="http://schemas.microsoft.com/office/drawing/2014/chartex" xmlns:cx1="http://schemas.microsoft.com/office/drawing/2015/9/8/chartex" xmlns:cx2="http://schemas.microsoft.com/office/drawing/2015/10/21/chartex" xmlns:cx3="http://schemas.microsoft.com/office/drawing/2016/5/9/chartex" xmlns:cx4="http://schemas.microsoft.com/office/drawing/2016/5/10/chartex" xmlns:cx5="http://schemas.microsoft.com/office/drawing/2016/5/11/chartex" xmlns:cx6="http://schemas.microsoft.com/office/drawing/2016/5/12/chartex" xmlns:cx7="http://schemas.microsoft.com/office/drawing/2016/5/13/chartex" xmlns:cx8="http://schemas.microsoft.com/office/drawing/2016/5/14/chartex" xmlns:mc="http://schemas.openxmlformats.org/markup-compatibility/2006" xmlns:aink="http://schemas.microsoft.com/office/drawing/2016/ink" xmlns:am3d="http://schemas.microsoft.com/office/drawing/2017/model3d" xmlns:o="urn:schemas-microsoft-com:office:office" xmlns:oel="http://schemas.microsoft.com/office/2019/extlst" xmlns:r="http://schemas.openxmlformats.org/officeDocument/2006/relationships" xmlns:m="http://schemas.openxmlformats.org/officeDocument/2006/math" xmlns:v="urn:schemas-microsoft-com:vml" xmlns:wp14="http://schemas.microsoft.com/office/word/2010/wordprocessingDrawing" xmlns:wp="http://schemas.openxmlformats.org/drawingml/2006/wordprocessingDrawing" xmlns:w10="urn:schemas-microsoft-com:office:word" xmlns:w="http://schemas.openxmlformats.org/wordprocessingml/2006/main" xmlns:w14="http://schemas.microsoft.com/office/word/2010/wordml" xmlns:w15="http://schemas.microsoft.com/office/word/2012/wordml" xmlns:w16cex="http://schemas.microsoft.com/office/word/2018/wordml/cex" xmlns:w16cid="http://schemas.microsoft.com/office/word/2016/wordml/cid" xmlns:w16="http://schemas.microsoft.com/office/word/2018/wordml" xmlns:w16du="http://schemas.microsoft.com/office/word/2023/wordml/word16du" xmlns:w16sdtdh="http://schemas.microsoft.com/office/word/2020/wordml/sdtdatahash" xmlns:w16sdtfl="http://schemas.microsoft.com/office/word/2024/wordml/sdtformatlock" xmlns:w16se="http://schemas.microsoft.com/office/word/2015/wordml/symex" xmlns:wpg="http://schemas.microsoft.com/office/word/2010/wordprocessingGroup" xmlns:wpi="http://schemas.microsoft.com/office/word/2010/wordprocessingInk" xmlns:wne="http://schemas.microsoft.com/office/word/2006/wordml" xmlns:wps="http://schemas.microsoft.com/office/word/2010/wordprocessingShape" mc:Ignorable="w14 w15 w16se w16cid w16 w16cex w16sdtdh w16sdtfl w16du wp14">
+<w:document xmlns:wpc="http://schemas.microsoft.com/office/word/2010/wordprocessingCanvas" xmlns:cx="http://schemas.microsoft.com/office/drawing/2014/chartex" xmlns:cx1="http://schemas.microsoft.com/office/drawing/2015/9/8/chartex" xmlns:cx2="http://schemas.microsoft.com/office/drawing/2015/10/21/chartex" xmlns:cx3="http://schemas.microsoft.com/office/drawing/2016/5/9/chartex" xmlns:cx4="http://schemas.microsoft.com/office/drawing/2016/5/10/chartex" xmlns:cx5="http://schemas.microsoft.com/office/drawing/2016/5/11/chartex" xmlns:cx6="http://schemas.microsoft.com/office/drawing/2016/5/12/chartex" xmlns:cx7="http://schemas.microsoft.com/office/drawing/2016/5/13/chartex" xmlns:cx8="http://schemas.microsoft.com/office/drawing/2016/5/14/chartex" xmlns:mc="http://schemas.openxmlformats.org/markup-compatibility/2006" xmlns:aink="http://schemas.microsoft.com/office/drawing/2016/ink" xmlns:am3d="http://schemas.microsoft.com/office/drawing/2017/model3d" xmlns:o="urn:schemas-microsoft-com:office:office" xmlns:oel="http://schemas.microsoft.com/office/2019/extlst" xmlns:r="http://schemas.openxmlformats.org/officeDocument/2006/relationships" xmlns:m="http://schemas.openxmlformats.org/officeDocument/2006/math" xmlns:v="urn:schemas-microsoft-com:vml" xmlns:wp14="http://schemas.microsoft.com/office/word/2010/wordprocessingDrawing" xmlns:wp="http://schemas.openxmlformats.org/drawingml/2006/wordprocessingDrawing" xmlns:w10="urn:schemas-microsoft-com:office:word" xmlns:w="http://schemas.openxmlformats.org/wordprocessingml/2006/main" xmlns:w14="http://schemas.microsoft.com/office/word/2010/wordml" xmlns:w15="http://schemas.microsoft.com/office/word/2012/wordml" xmlns:w16cei="http://schemas.microsoft.com/office/word/2026/wordml/cei" xmlns:w16cex="http://schemas.microsoft.com/office/word/2018/wordml/cex" xmlns:w16cid="http://schemas.microsoft.com/office/word/2016/wordml/cid" xmlns:w16="http://schemas.microsoft.com/office/word/2018/wordml" xmlns:w16du="http://schemas.microsoft.com/office/word/2023/wordml/word16du" xmlns:w16sdtdh="http://schemas.microsoft.com/office/word/2020/wordml/sdtdatahash" xmlns:w16sdtfl="http://schemas.microsoft.com/office/word/2024/wordml/sdtformatlock" xmlns:w16se="http://schemas.microsoft.com/office/word/2015/wordml/symex" xmlns:wpg="http://schemas.microsoft.com/office/word/2010/wordprocessingGroup" xmlns:wpi="http://schemas.microsoft.com/office/word/2010/wordprocessingInk" xmlns:wne="http://schemas.microsoft.com/office/word/2006/wordml" xmlns:wps="http://schemas.microsoft.com/office/word/2010/wordprocessingShape" mc:Ignorable="w14 w15 w16se w16cid w16 w16cex w16sdtdh w16sdtfl w16du wp14">
   <w:body>
     <w:tbl>
       <w:tblPr>
@@ -118,38 +118,68 @@
         <w:tc>
           <w:tcPr>
             <w:tcW w:w="2263" w:type="dxa"/>
-          </w:tcPr>
-          <w:p/>
+            <w:shd w:val="clear" w:color="auto" w:fill="D86DCB" w:themeFill="accent5" w:themeFillTint="99"/>
+          </w:tcPr>
+          <w:p>
+            <w:r>
+              <w:t>CW</w:t>
+            </w:r>
+          </w:p>
         </w:tc>
         <w:tc>
           <w:tcPr>
             <w:tcW w:w="2552" w:type="dxa"/>
-          </w:tcPr>
-          <w:p/>
+            <w:shd w:val="clear" w:color="auto" w:fill="D86DCB" w:themeFill="accent5" w:themeFillTint="99"/>
+          </w:tcPr>
+          <w:p>
+            <w:r>
+              <w:t>CW</w:t>
+            </w:r>
+          </w:p>
         </w:tc>
         <w:tc>
           <w:tcPr>
             <w:tcW w:w="1984" w:type="dxa"/>
-          </w:tcPr>
-          <w:p/>
+            <w:shd w:val="clear" w:color="auto" w:fill="D86DCB" w:themeFill="accent5" w:themeFillTint="99"/>
+          </w:tcPr>
+          <w:p>
+            <w:r>
+              <w:t>CW</w:t>
+            </w:r>
+          </w:p>
         </w:tc>
         <w:tc>
           <w:tcPr>
             <w:tcW w:w="2309" w:type="dxa"/>
-          </w:tcPr>
-          <w:p/>
+            <w:shd w:val="clear" w:color="auto" w:fill="D86DCB" w:themeFill="accent5" w:themeFillTint="99"/>
+          </w:tcPr>
+          <w:p>
+            <w:r>
+              <w:t>CW</w:t>
+            </w:r>
+          </w:p>
         </w:tc>
         <w:tc>
           <w:tcPr>
             <w:tcW w:w="2269" w:type="dxa"/>
-          </w:tcPr>
-          <w:p/>
+            <w:shd w:val="clear" w:color="auto" w:fill="BF4E14" w:themeFill="accent2" w:themeFillShade="BF"/>
+          </w:tcPr>
+          <w:p>
+            <w:r>
+              <w:t>DH</w:t>
+            </w:r>
+          </w:p>
         </w:tc>
         <w:tc>
           <w:tcPr>
             <w:tcW w:w="2735" w:type="dxa"/>
-          </w:tcPr>
-          <w:p/>
+            <w:shd w:val="clear" w:color="auto" w:fill="BF4E14" w:themeFill="accent2" w:themeFillShade="BF"/>
+          </w:tcPr>
+          <w:p>
+            <w:r>
+              <w:t>DH</w:t>
+            </w:r>
+          </w:p>
         </w:tc>
       </w:tr>
       <w:tr>
@@ -170,38 +200,71 @@
         <w:tc>
           <w:tcPr>
             <w:tcW w:w="2263" w:type="dxa"/>
-          </w:tcPr>
-          <w:p/>
+            <w:shd w:val="clear" w:color="auto" w:fill="EE0000"/>
+          </w:tcPr>
+          <w:p>
+            <w:r>
+              <w:t>D</w:t>
+            </w:r>
+            <w:r>
+              <w:t>WA</w:t>
+            </w:r>
+          </w:p>
         </w:tc>
         <w:tc>
           <w:tcPr>
             <w:tcW w:w="2552" w:type="dxa"/>
-          </w:tcPr>
-          <w:p/>
+            <w:shd w:val="clear" w:color="auto" w:fill="EE0000"/>
+          </w:tcPr>
+          <w:p>
+            <w:r>
+              <w:t>DWA</w:t>
+            </w:r>
+          </w:p>
         </w:tc>
         <w:tc>
           <w:tcPr>
             <w:tcW w:w="1984" w:type="dxa"/>
-          </w:tcPr>
-          <w:p/>
+            <w:shd w:val="clear" w:color="auto" w:fill="EE0000"/>
+          </w:tcPr>
+          <w:p>
+            <w:r>
+              <w:t>DWA</w:t>
+            </w:r>
+          </w:p>
         </w:tc>
         <w:tc>
           <w:tcPr>
             <w:tcW w:w="2309" w:type="dxa"/>
-          </w:tcPr>
-          <w:p/>
+            <w:shd w:val="clear" w:color="auto" w:fill="EE0000"/>
+          </w:tcPr>
+          <w:p>
+            <w:r>
+              <w:t>DWA</w:t>
+            </w:r>
+          </w:p>
         </w:tc>
         <w:tc>
           <w:tcPr>
             <w:tcW w:w="2269" w:type="dxa"/>
-          </w:tcPr>
-          <w:p/>
+            <w:shd w:val="clear" w:color="auto" w:fill="ADADAD" w:themeFill="background2" w:themeFillShade="BF"/>
+          </w:tcPr>
+          <w:p>
+            <w:r>
+              <w:t>MC</w:t>
+            </w:r>
+          </w:p>
         </w:tc>
         <w:tc>
           <w:tcPr>
             <w:tcW w:w="2735" w:type="dxa"/>
-          </w:tcPr>
-          <w:p/>
+            <w:shd w:val="clear" w:color="auto" w:fill="ADADAD" w:themeFill="background2" w:themeFillShade="BF"/>
+          </w:tcPr>
+          <w:p>
+            <w:r>
+              <w:t>MC</w:t>
+            </w:r>
+          </w:p>
         </w:tc>
       </w:tr>
       <w:tr>
@@ -222,38 +285,68 @@
         <w:tc>
           <w:tcPr>
             <w:tcW w:w="2263" w:type="dxa"/>
-          </w:tcPr>
-          <w:p/>
+            <w:shd w:val="clear" w:color="auto" w:fill="BF4E14" w:themeFill="accent2" w:themeFillShade="BF"/>
+          </w:tcPr>
+          <w:p>
+            <w:r>
+              <w:t>DH</w:t>
+            </w:r>
+          </w:p>
         </w:tc>
         <w:tc>
           <w:tcPr>
             <w:tcW w:w="2552" w:type="dxa"/>
-          </w:tcPr>
-          <w:p/>
+            <w:shd w:val="clear" w:color="auto" w:fill="BF4E14" w:themeFill="accent2" w:themeFillShade="BF"/>
+          </w:tcPr>
+          <w:p>
+            <w:r>
+              <w:t>DH</w:t>
+            </w:r>
+          </w:p>
         </w:tc>
         <w:tc>
           <w:tcPr>
             <w:tcW w:w="1984" w:type="dxa"/>
-          </w:tcPr>
-          <w:p/>
+            <w:shd w:val="clear" w:color="auto" w:fill="BF4E14" w:themeFill="accent2" w:themeFillShade="BF"/>
+          </w:tcPr>
+          <w:p>
+            <w:r>
+              <w:t>DH</w:t>
+            </w:r>
+          </w:p>
         </w:tc>
         <w:tc>
           <w:tcPr>
             <w:tcW w:w="2309" w:type="dxa"/>
-          </w:tcPr>
-          <w:p/>
+            <w:shd w:val="clear" w:color="auto" w:fill="BF4E14" w:themeFill="accent2" w:themeFillShade="BF"/>
+          </w:tcPr>
+          <w:p>
+            <w:r>
+              <w:t>DH</w:t>
+            </w:r>
+          </w:p>
         </w:tc>
         <w:tc>
           <w:tcPr>
             <w:tcW w:w="2269" w:type="dxa"/>
-          </w:tcPr>
-          <w:p/>
+            <w:shd w:val="clear" w:color="auto" w:fill="84E290" w:themeFill="accent3" w:themeFillTint="66"/>
+          </w:tcPr>
+          <w:p>
+            <w:r>
+              <w:t>TZ</w:t>
+            </w:r>
+          </w:p>
         </w:tc>
         <w:tc>
           <w:tcPr>
             <w:tcW w:w="2735" w:type="dxa"/>
-          </w:tcPr>
-          <w:p/>
+            <w:shd w:val="clear" w:color="auto" w:fill="84E290" w:themeFill="accent3" w:themeFillTint="66"/>
+          </w:tcPr>
+          <w:p>
+            <w:r>
+              <w:t>TZ</w:t>
+            </w:r>
+          </w:p>
         </w:tc>
       </w:tr>
       <w:tr>
@@ -274,38 +367,68 @@
         <w:tc>
           <w:tcPr>
             <w:tcW w:w="2263" w:type="dxa"/>
-          </w:tcPr>
-          <w:p/>
+            <w:shd w:val="clear" w:color="auto" w:fill="ADADAD" w:themeFill="background2" w:themeFillShade="BF"/>
+          </w:tcPr>
+          <w:p>
+            <w:r>
+              <w:t>MC</w:t>
+            </w:r>
+          </w:p>
         </w:tc>
         <w:tc>
           <w:tcPr>
             <w:tcW w:w="2552" w:type="dxa"/>
-          </w:tcPr>
-          <w:p/>
+            <w:shd w:val="clear" w:color="auto" w:fill="ADADAD" w:themeFill="background2" w:themeFillShade="BF"/>
+          </w:tcPr>
+          <w:p>
+            <w:r>
+              <w:t>MC</w:t>
+            </w:r>
+          </w:p>
         </w:tc>
         <w:tc>
           <w:tcPr>
             <w:tcW w:w="1984" w:type="dxa"/>
-          </w:tcPr>
-          <w:p/>
+            <w:shd w:val="clear" w:color="auto" w:fill="ADADAD" w:themeFill="background2" w:themeFillShade="BF"/>
+          </w:tcPr>
+          <w:p>
+            <w:r>
+              <w:t>MC</w:t>
+            </w:r>
+          </w:p>
         </w:tc>
         <w:tc>
           <w:tcPr>
             <w:tcW w:w="2309" w:type="dxa"/>
-          </w:tcPr>
-          <w:p/>
+            <w:shd w:val="clear" w:color="auto" w:fill="ADADAD" w:themeFill="background2" w:themeFillShade="BF"/>
+          </w:tcPr>
+          <w:p>
+            <w:r>
+              <w:t>MC</w:t>
+            </w:r>
+          </w:p>
         </w:tc>
         <w:tc>
           <w:tcPr>
             <w:tcW w:w="2269" w:type="dxa"/>
-          </w:tcPr>
-          <w:p/>
+            <w:shd w:val="clear" w:color="auto" w:fill="074F6A" w:themeFill="accent4" w:themeFillShade="80"/>
+          </w:tcPr>
+          <w:p>
+            <w:r>
+              <w:t>LM</w:t>
+            </w:r>
+          </w:p>
         </w:tc>
         <w:tc>
           <w:tcPr>
             <w:tcW w:w="2735" w:type="dxa"/>
-          </w:tcPr>
-          <w:p/>
+            <w:shd w:val="clear" w:color="auto" w:fill="074F6A" w:themeFill="accent4" w:themeFillShade="80"/>
+          </w:tcPr>
+          <w:p>
+            <w:r>
+              <w:t>LM</w:t>
+            </w:r>
+          </w:p>
         </w:tc>
       </w:tr>
       <w:tr>
@@ -326,38 +449,68 @@
         <w:tc>
           <w:tcPr>
             <w:tcW w:w="2263" w:type="dxa"/>
-          </w:tcPr>
-          <w:p/>
+            <w:shd w:val="clear" w:color="auto" w:fill="84E290" w:themeFill="accent3" w:themeFillTint="66"/>
+          </w:tcPr>
+          <w:p>
+            <w:r>
+              <w:t>TZ</w:t>
+            </w:r>
+          </w:p>
         </w:tc>
         <w:tc>
           <w:tcPr>
             <w:tcW w:w="2552" w:type="dxa"/>
-          </w:tcPr>
-          <w:p/>
+            <w:shd w:val="clear" w:color="auto" w:fill="84E290" w:themeFill="accent3" w:themeFillTint="66"/>
+          </w:tcPr>
+          <w:p>
+            <w:r>
+              <w:t>TZ</w:t>
+            </w:r>
+          </w:p>
         </w:tc>
         <w:tc>
           <w:tcPr>
             <w:tcW w:w="1984" w:type="dxa"/>
-          </w:tcPr>
-          <w:p/>
+            <w:shd w:val="clear" w:color="auto" w:fill="84E290" w:themeFill="accent3" w:themeFillTint="66"/>
+          </w:tcPr>
+          <w:p>
+            <w:r>
+              <w:t>TZ</w:t>
+            </w:r>
+          </w:p>
         </w:tc>
         <w:tc>
           <w:tcPr>
             <w:tcW w:w="2309" w:type="dxa"/>
-          </w:tcPr>
-          <w:p/>
+            <w:shd w:val="clear" w:color="auto" w:fill="84E290" w:themeFill="accent3" w:themeFillTint="66"/>
+          </w:tcPr>
+          <w:p>
+            <w:r>
+              <w:t>TZ</w:t>
+            </w:r>
+          </w:p>
         </w:tc>
         <w:tc>
           <w:tcPr>
             <w:tcW w:w="2269" w:type="dxa"/>
-          </w:tcPr>
-          <w:p/>
+            <w:shd w:val="clear" w:color="auto" w:fill="EE0000"/>
+          </w:tcPr>
+          <w:p>
+            <w:r>
+              <w:t>DWA</w:t>
+            </w:r>
+          </w:p>
         </w:tc>
         <w:tc>
           <w:tcPr>
             <w:tcW w:w="2735" w:type="dxa"/>
-          </w:tcPr>
-          <w:p/>
+            <w:shd w:val="clear" w:color="auto" w:fill="EE0000"/>
+          </w:tcPr>
+          <w:p>
+            <w:r>
+              <w:t>DWA</w:t>
+            </w:r>
+          </w:p>
         </w:tc>
       </w:tr>
       <w:tr>
@@ -378,38 +531,68 @@
         <w:tc>
           <w:tcPr>
             <w:tcW w:w="2263" w:type="dxa"/>
-          </w:tcPr>
-          <w:p/>
+            <w:shd w:val="clear" w:color="auto" w:fill="074F6A" w:themeFill="accent4" w:themeFillShade="80"/>
+          </w:tcPr>
+          <w:p>
+            <w:r>
+              <w:t>LM</w:t>
+            </w:r>
+          </w:p>
         </w:tc>
         <w:tc>
           <w:tcPr>
             <w:tcW w:w="2552" w:type="dxa"/>
-          </w:tcPr>
-          <w:p/>
+            <w:shd w:val="clear" w:color="auto" w:fill="074F6A" w:themeFill="accent4" w:themeFillShade="80"/>
+          </w:tcPr>
+          <w:p>
+            <w:r>
+              <w:t>LM</w:t>
+            </w:r>
+          </w:p>
         </w:tc>
         <w:tc>
           <w:tcPr>
             <w:tcW w:w="1984" w:type="dxa"/>
-          </w:tcPr>
-          <w:p/>
+            <w:shd w:val="clear" w:color="auto" w:fill="074F6A" w:themeFill="accent4" w:themeFillShade="80"/>
+          </w:tcPr>
+          <w:p>
+            <w:r>
+              <w:t>LM</w:t>
+            </w:r>
+          </w:p>
         </w:tc>
         <w:tc>
           <w:tcPr>
             <w:tcW w:w="2309" w:type="dxa"/>
-          </w:tcPr>
-          <w:p/>
+            <w:shd w:val="clear" w:color="auto" w:fill="074F6A" w:themeFill="accent4" w:themeFillShade="80"/>
+          </w:tcPr>
+          <w:p>
+            <w:r>
+              <w:t>LM</w:t>
+            </w:r>
+          </w:p>
         </w:tc>
         <w:tc>
           <w:tcPr>
             <w:tcW w:w="2269" w:type="dxa"/>
-          </w:tcPr>
-          <w:p/>
+            <w:shd w:val="clear" w:color="auto" w:fill="D86DCB" w:themeFill="accent5" w:themeFillTint="99"/>
+          </w:tcPr>
+          <w:p>
+            <w:r>
+              <w:t>CW</w:t>
+            </w:r>
+          </w:p>
         </w:tc>
         <w:tc>
           <w:tcPr>
             <w:tcW w:w="2735" w:type="dxa"/>
-          </w:tcPr>
-          <w:p/>
+            <w:shd w:val="clear" w:color="auto" w:fill="D86DCB" w:themeFill="accent5" w:themeFillTint="99"/>
+          </w:tcPr>
+          <w:p>
+            <w:r>
+              <w:t>CW</w:t>
+            </w:r>
+          </w:p>
         </w:tc>
       </w:tr>
       <w:tr>
@@ -435,10 +618,7 @@
           </w:tcPr>
           <w:p>
             <w:r>
-              <w:t xml:space="preserve">Week </w:t>
-            </w:r>
-            <w:r>
-              <w:t>7</w:t>
+              <w:t>Week 7</w:t>
             </w:r>
           </w:p>
         </w:tc>
@@ -449,10 +629,7 @@
           </w:tcPr>
           <w:p>
             <w:r>
-              <w:t xml:space="preserve">Week </w:t>
-            </w:r>
-            <w:r>
-              <w:t>8</w:t>
+              <w:t>Week 8</w:t>
             </w:r>
           </w:p>
         </w:tc>
@@ -463,10 +640,7 @@
           </w:tcPr>
           <w:p>
             <w:r>
-              <w:t xml:space="preserve">Week </w:t>
-            </w:r>
-            <w:r>
-              <w:t>9</w:t>
+              <w:t>Week 9</w:t>
             </w:r>
           </w:p>
         </w:tc>
@@ -477,10 +651,7 @@
           </w:tcPr>
           <w:p>
             <w:r>
-              <w:t>Week</w:t>
-            </w:r>
-            <w:r>
-              <w:t xml:space="preserve"> 10</w:t>
+              <w:t>Week 10</w:t>
             </w:r>
           </w:p>
         </w:tc>
@@ -491,10 +662,7 @@
           </w:tcPr>
           <w:p>
             <w:r>
-              <w:t xml:space="preserve">Week </w:t>
-            </w:r>
-            <w:r>
-              <w:t>11</w:t>
+              <w:t>Week 11</w:t>
             </w:r>
           </w:p>
         </w:tc>
@@ -505,10 +673,7 @@
           </w:tcPr>
           <w:p>
             <w:r>
-              <w:t xml:space="preserve">Week </w:t>
-            </w:r>
-            <w:r>
-              <w:t>12</w:t>
+              <w:t>Week 12</w:t>
             </w:r>
           </w:p>
         </w:tc>
@@ -522,43 +687,98 @@
             <w:tcW w:w="1423" w:type="dxa"/>
             <w:shd w:val="clear" w:color="auto" w:fill="83CAEB" w:themeFill="accent1" w:themeFillTint="66"/>
           </w:tcPr>
-          <w:p/>
+          <w:p>
+            <w:pPr>
+              <w:jc w:val="center"/>
+            </w:pPr>
+            <w:r>
+              <w:t>DH</w:t>
+            </w:r>
+          </w:p>
         </w:tc>
         <w:tc>
           <w:tcPr>
             <w:tcW w:w="2263" w:type="dxa"/>
-          </w:tcPr>
-          <w:p/>
+            <w:shd w:val="clear" w:color="auto" w:fill="BF4E14" w:themeFill="accent2" w:themeFillShade="BF"/>
+          </w:tcPr>
+          <w:p>
+            <w:pPr>
+              <w:jc w:val="center"/>
+            </w:pPr>
+            <w:r>
+              <w:t>DH</w:t>
+            </w:r>
+          </w:p>
         </w:tc>
         <w:tc>
           <w:tcPr>
             <w:tcW w:w="2552" w:type="dxa"/>
-          </w:tcPr>
-          <w:p/>
+            <w:shd w:val="clear" w:color="auto" w:fill="BF4E14" w:themeFill="accent2" w:themeFillShade="BF"/>
+          </w:tcPr>
+          <w:p>
+            <w:pPr>
+              <w:jc w:val="center"/>
+            </w:pPr>
+            <w:r>
+              <w:t>DH</w:t>
+            </w:r>
+          </w:p>
         </w:tc>
         <w:tc>
           <w:tcPr>
             <w:tcW w:w="1984" w:type="dxa"/>
-          </w:tcPr>
-          <w:p/>
+            <w:shd w:val="clear" w:color="auto" w:fill="074F6A" w:themeFill="accent4" w:themeFillShade="80"/>
+          </w:tcPr>
+          <w:p>
+            <w:pPr>
+              <w:jc w:val="center"/>
+            </w:pPr>
+            <w:r>
+              <w:t>LM</w:t>
+            </w:r>
+          </w:p>
         </w:tc>
         <w:tc>
           <w:tcPr>
             <w:tcW w:w="2309" w:type="dxa"/>
-          </w:tcPr>
-          <w:p/>
+            <w:shd w:val="clear" w:color="auto" w:fill="074F6A" w:themeFill="accent4" w:themeFillShade="80"/>
+          </w:tcPr>
+          <w:p>
+            <w:pPr>
+              <w:jc w:val="center"/>
+            </w:pPr>
+            <w:r>
+              <w:t>LM</w:t>
+            </w:r>
+          </w:p>
         </w:tc>
         <w:tc>
           <w:tcPr>
             <w:tcW w:w="2269" w:type="dxa"/>
-          </w:tcPr>
-          <w:p/>
+            <w:shd w:val="clear" w:color="auto" w:fill="074F6A" w:themeFill="accent4" w:themeFillShade="80"/>
+          </w:tcPr>
+          <w:p>
+            <w:pPr>
+              <w:jc w:val="center"/>
+            </w:pPr>
+            <w:r>
+              <w:t>LM</w:t>
+            </w:r>
+          </w:p>
         </w:tc>
         <w:tc>
           <w:tcPr>
             <w:tcW w:w="2735" w:type="dxa"/>
-          </w:tcPr>
-          <w:p/>
+            <w:shd w:val="clear" w:color="auto" w:fill="074F6A" w:themeFill="accent4" w:themeFillShade="80"/>
+          </w:tcPr>
+          <w:p>
+            <w:pPr>
+              <w:jc w:val="center"/>
+            </w:pPr>
+            <w:r>
+              <w:t>LM</w:t>
+            </w:r>
+          </w:p>
         </w:tc>
       </w:tr>
       <w:tr>
@@ -570,43 +790,98 @@
             <w:tcW w:w="1423" w:type="dxa"/>
             <w:shd w:val="clear" w:color="auto" w:fill="83CAEB" w:themeFill="accent1" w:themeFillTint="66"/>
           </w:tcPr>
-          <w:p/>
+          <w:p>
+            <w:pPr>
+              <w:jc w:val="center"/>
+            </w:pPr>
+            <w:r>
+              <w:t>MC</w:t>
+            </w:r>
+          </w:p>
         </w:tc>
         <w:tc>
           <w:tcPr>
             <w:tcW w:w="2263" w:type="dxa"/>
-          </w:tcPr>
-          <w:p/>
+            <w:shd w:val="clear" w:color="auto" w:fill="ADADAD" w:themeFill="background2" w:themeFillShade="BF"/>
+          </w:tcPr>
+          <w:p>
+            <w:pPr>
+              <w:jc w:val="center"/>
+            </w:pPr>
+            <w:r>
+              <w:t>MC</w:t>
+            </w:r>
+          </w:p>
         </w:tc>
         <w:tc>
           <w:tcPr>
             <w:tcW w:w="2552" w:type="dxa"/>
-          </w:tcPr>
-          <w:p/>
+            <w:shd w:val="clear" w:color="auto" w:fill="ADADAD" w:themeFill="background2" w:themeFillShade="BF"/>
+          </w:tcPr>
+          <w:p>
+            <w:pPr>
+              <w:jc w:val="center"/>
+            </w:pPr>
+            <w:r>
+              <w:t>MC</w:t>
+            </w:r>
+          </w:p>
         </w:tc>
         <w:tc>
           <w:tcPr>
             <w:tcW w:w="1984" w:type="dxa"/>
-          </w:tcPr>
-          <w:p/>
+            <w:shd w:val="clear" w:color="auto" w:fill="D86DCB" w:themeFill="accent5" w:themeFillTint="99"/>
+          </w:tcPr>
+          <w:p>
+            <w:pPr>
+              <w:jc w:val="center"/>
+            </w:pPr>
+            <w:r>
+              <w:t>CW</w:t>
+            </w:r>
+          </w:p>
         </w:tc>
         <w:tc>
           <w:tcPr>
             <w:tcW w:w="2309" w:type="dxa"/>
-          </w:tcPr>
-          <w:p/>
+            <w:shd w:val="clear" w:color="auto" w:fill="D86DCB" w:themeFill="accent5" w:themeFillTint="99"/>
+          </w:tcPr>
+          <w:p>
+            <w:pPr>
+              <w:jc w:val="center"/>
+            </w:pPr>
+            <w:r>
+              <w:t>CW</w:t>
+            </w:r>
+          </w:p>
         </w:tc>
         <w:tc>
           <w:tcPr>
             <w:tcW w:w="2269" w:type="dxa"/>
-          </w:tcPr>
-          <w:p/>
+            <w:shd w:val="clear" w:color="auto" w:fill="D86DCB" w:themeFill="accent5" w:themeFillTint="99"/>
+          </w:tcPr>
+          <w:p>
+            <w:pPr>
+              <w:jc w:val="center"/>
+            </w:pPr>
+            <w:r>
+              <w:t>CW</w:t>
+            </w:r>
+          </w:p>
         </w:tc>
         <w:tc>
           <w:tcPr>
             <w:tcW w:w="2735" w:type="dxa"/>
-          </w:tcPr>
-          <w:p/>
+            <w:shd w:val="clear" w:color="auto" w:fill="D86DCB" w:themeFill="accent5" w:themeFillTint="99"/>
+          </w:tcPr>
+          <w:p>
+            <w:pPr>
+              <w:jc w:val="center"/>
+            </w:pPr>
+            <w:r>
+              <w:t>CW</w:t>
+            </w:r>
+          </w:p>
         </w:tc>
       </w:tr>
       <w:tr>
@@ -618,43 +893,98 @@
             <w:tcW w:w="1423" w:type="dxa"/>
             <w:shd w:val="clear" w:color="auto" w:fill="83CAEB" w:themeFill="accent1" w:themeFillTint="66"/>
           </w:tcPr>
-          <w:p/>
+          <w:p>
+            <w:pPr>
+              <w:jc w:val="center"/>
+            </w:pPr>
+            <w:r>
+              <w:t>TZ</w:t>
+            </w:r>
+          </w:p>
         </w:tc>
         <w:tc>
           <w:tcPr>
             <w:tcW w:w="2263" w:type="dxa"/>
-          </w:tcPr>
-          <w:p/>
+            <w:shd w:val="clear" w:color="auto" w:fill="84E290" w:themeFill="accent3" w:themeFillTint="66"/>
+          </w:tcPr>
+          <w:p>
+            <w:pPr>
+              <w:jc w:val="center"/>
+            </w:pPr>
+            <w:r>
+              <w:t>TZ</w:t>
+            </w:r>
+          </w:p>
         </w:tc>
         <w:tc>
           <w:tcPr>
             <w:tcW w:w="2552" w:type="dxa"/>
-          </w:tcPr>
-          <w:p/>
+            <w:shd w:val="clear" w:color="auto" w:fill="84E290" w:themeFill="accent3" w:themeFillTint="66"/>
+          </w:tcPr>
+          <w:p>
+            <w:pPr>
+              <w:jc w:val="center"/>
+            </w:pPr>
+            <w:r>
+              <w:t>TZ</w:t>
+            </w:r>
+          </w:p>
         </w:tc>
         <w:tc>
           <w:tcPr>
             <w:tcW w:w="1984" w:type="dxa"/>
-          </w:tcPr>
-          <w:p/>
+            <w:shd w:val="clear" w:color="auto" w:fill="EE0000"/>
+          </w:tcPr>
+          <w:p>
+            <w:pPr>
+              <w:jc w:val="center"/>
+            </w:pPr>
+            <w:r>
+              <w:t>DWA</w:t>
+            </w:r>
+          </w:p>
         </w:tc>
         <w:tc>
           <w:tcPr>
             <w:tcW w:w="2309" w:type="dxa"/>
-          </w:tcPr>
-          <w:p/>
+            <w:shd w:val="clear" w:color="auto" w:fill="EE0000"/>
+          </w:tcPr>
+          <w:p>
+            <w:pPr>
+              <w:jc w:val="center"/>
+            </w:pPr>
+            <w:r>
+              <w:t>DWA</w:t>
+            </w:r>
+          </w:p>
         </w:tc>
         <w:tc>
           <w:tcPr>
             <w:tcW w:w="2269" w:type="dxa"/>
-          </w:tcPr>
-          <w:p/>
+            <w:shd w:val="clear" w:color="auto" w:fill="EE0000"/>
+          </w:tcPr>
+          <w:p>
+            <w:pPr>
+              <w:jc w:val="center"/>
+            </w:pPr>
+            <w:r>
+              <w:t>DWA</w:t>
+            </w:r>
+          </w:p>
         </w:tc>
         <w:tc>
           <w:tcPr>
             <w:tcW w:w="2735" w:type="dxa"/>
-          </w:tcPr>
-          <w:p/>
+            <w:shd w:val="clear" w:color="auto" w:fill="EE0000"/>
+          </w:tcPr>
+          <w:p>
+            <w:pPr>
+              <w:jc w:val="center"/>
+            </w:pPr>
+            <w:r>
+              <w:t>DWA</w:t>
+            </w:r>
+          </w:p>
         </w:tc>
       </w:tr>
       <w:tr>
@@ -666,43 +996,98 @@
             <w:tcW w:w="1423" w:type="dxa"/>
             <w:shd w:val="clear" w:color="auto" w:fill="83CAEB" w:themeFill="accent1" w:themeFillTint="66"/>
           </w:tcPr>
-          <w:p/>
+          <w:p>
+            <w:pPr>
+              <w:jc w:val="center"/>
+            </w:pPr>
+            <w:r>
+              <w:t>LM</w:t>
+            </w:r>
+          </w:p>
         </w:tc>
         <w:tc>
           <w:tcPr>
             <w:tcW w:w="2263" w:type="dxa"/>
-          </w:tcPr>
-          <w:p/>
+            <w:shd w:val="clear" w:color="auto" w:fill="074F6A" w:themeFill="accent4" w:themeFillShade="80"/>
+          </w:tcPr>
+          <w:p>
+            <w:pPr>
+              <w:jc w:val="center"/>
+            </w:pPr>
+            <w:r>
+              <w:t>LM</w:t>
+            </w:r>
+          </w:p>
         </w:tc>
         <w:tc>
           <w:tcPr>
             <w:tcW w:w="2552" w:type="dxa"/>
-          </w:tcPr>
-          <w:p/>
+            <w:shd w:val="clear" w:color="auto" w:fill="074F6A" w:themeFill="accent4" w:themeFillShade="80"/>
+          </w:tcPr>
+          <w:p>
+            <w:pPr>
+              <w:jc w:val="center"/>
+            </w:pPr>
+            <w:r>
+              <w:t>LM</w:t>
+            </w:r>
+          </w:p>
         </w:tc>
         <w:tc>
           <w:tcPr>
             <w:tcW w:w="1984" w:type="dxa"/>
-          </w:tcPr>
-          <w:p/>
+            <w:shd w:val="clear" w:color="auto" w:fill="ADADAD" w:themeFill="background2" w:themeFillShade="BF"/>
+          </w:tcPr>
+          <w:p>
+            <w:pPr>
+              <w:jc w:val="center"/>
+            </w:pPr>
+            <w:r>
+              <w:t>MC</w:t>
+            </w:r>
+          </w:p>
         </w:tc>
         <w:tc>
           <w:tcPr>
             <w:tcW w:w="2309" w:type="dxa"/>
-          </w:tcPr>
-          <w:p/>
+            <w:shd w:val="clear" w:color="auto" w:fill="ADADAD" w:themeFill="background2" w:themeFillShade="BF"/>
+          </w:tcPr>
+          <w:p>
+            <w:pPr>
+              <w:jc w:val="center"/>
+            </w:pPr>
+            <w:r>
+              <w:t>MC</w:t>
+            </w:r>
+          </w:p>
         </w:tc>
         <w:tc>
           <w:tcPr>
             <w:tcW w:w="2269" w:type="dxa"/>
-          </w:tcPr>
-          <w:p/>
+            <w:shd w:val="clear" w:color="auto" w:fill="ADADAD" w:themeFill="background2" w:themeFillShade="BF"/>
+          </w:tcPr>
+          <w:p>
+            <w:pPr>
+              <w:jc w:val="center"/>
+            </w:pPr>
+            <w:r>
+              <w:t>MC</w:t>
+            </w:r>
+          </w:p>
         </w:tc>
         <w:tc>
           <w:tcPr>
             <w:tcW w:w="2735" w:type="dxa"/>
-          </w:tcPr>
-          <w:p/>
+            <w:shd w:val="clear" w:color="auto" w:fill="ADADAD" w:themeFill="background2" w:themeFillShade="BF"/>
+          </w:tcPr>
+          <w:p>
+            <w:pPr>
+              <w:jc w:val="center"/>
+            </w:pPr>
+            <w:r>
+              <w:t>MC</w:t>
+            </w:r>
+          </w:p>
         </w:tc>
       </w:tr>
       <w:tr>
@@ -714,43 +1099,98 @@
             <w:tcW w:w="1423" w:type="dxa"/>
             <w:shd w:val="clear" w:color="auto" w:fill="83CAEB" w:themeFill="accent1" w:themeFillTint="66"/>
           </w:tcPr>
-          <w:p/>
+          <w:p>
+            <w:pPr>
+              <w:jc w:val="center"/>
+            </w:pPr>
+            <w:r>
+              <w:t>DWA</w:t>
+            </w:r>
+          </w:p>
         </w:tc>
         <w:tc>
           <w:tcPr>
             <w:tcW w:w="2263" w:type="dxa"/>
-          </w:tcPr>
-          <w:p/>
+            <w:shd w:val="clear" w:color="auto" w:fill="EE0000"/>
+          </w:tcPr>
+          <w:p>
+            <w:pPr>
+              <w:jc w:val="center"/>
+            </w:pPr>
+            <w:r>
+              <w:t>DWA</w:t>
+            </w:r>
+          </w:p>
         </w:tc>
         <w:tc>
           <w:tcPr>
             <w:tcW w:w="2552" w:type="dxa"/>
-          </w:tcPr>
-          <w:p/>
+            <w:shd w:val="clear" w:color="auto" w:fill="EE0000"/>
+          </w:tcPr>
+          <w:p>
+            <w:pPr>
+              <w:jc w:val="center"/>
+            </w:pPr>
+            <w:r>
+              <w:t>DWA</w:t>
+            </w:r>
+          </w:p>
         </w:tc>
         <w:tc>
           <w:tcPr>
             <w:tcW w:w="1984" w:type="dxa"/>
-          </w:tcPr>
-          <w:p/>
+            <w:shd w:val="clear" w:color="auto" w:fill="84E290" w:themeFill="accent3" w:themeFillTint="66"/>
+          </w:tcPr>
+          <w:p>
+            <w:pPr>
+              <w:jc w:val="center"/>
+            </w:pPr>
+            <w:r>
+              <w:t>TZ</w:t>
+            </w:r>
+          </w:p>
         </w:tc>
         <w:tc>
           <w:tcPr>
             <w:tcW w:w="2309" w:type="dxa"/>
-          </w:tcPr>
-          <w:p/>
+            <w:shd w:val="clear" w:color="auto" w:fill="84E290" w:themeFill="accent3" w:themeFillTint="66"/>
+          </w:tcPr>
+          <w:p>
+            <w:pPr>
+              <w:jc w:val="center"/>
+            </w:pPr>
+            <w:r>
+              <w:t>TZ</w:t>
+            </w:r>
+          </w:p>
         </w:tc>
         <w:tc>
           <w:tcPr>
             <w:tcW w:w="2269" w:type="dxa"/>
-          </w:tcPr>
-          <w:p/>
+            <w:shd w:val="clear" w:color="auto" w:fill="84E290" w:themeFill="accent3" w:themeFillTint="66"/>
+          </w:tcPr>
+          <w:p>
+            <w:pPr>
+              <w:jc w:val="center"/>
+            </w:pPr>
+            <w:r>
+              <w:t>TZ</w:t>
+            </w:r>
+          </w:p>
         </w:tc>
         <w:tc>
           <w:tcPr>
             <w:tcW w:w="2735" w:type="dxa"/>
-          </w:tcPr>
-          <w:p/>
+            <w:shd w:val="clear" w:color="auto" w:fill="84E290" w:themeFill="accent3" w:themeFillTint="66"/>
+          </w:tcPr>
+          <w:p>
+            <w:pPr>
+              <w:jc w:val="center"/>
+            </w:pPr>
+            <w:r>
+              <w:t>TZ</w:t>
+            </w:r>
+          </w:p>
         </w:tc>
       </w:tr>
       <w:tr>
@@ -762,43 +1202,98 @@
             <w:tcW w:w="1423" w:type="dxa"/>
             <w:shd w:val="clear" w:color="auto" w:fill="83CAEB" w:themeFill="accent1" w:themeFillTint="66"/>
           </w:tcPr>
-          <w:p/>
+          <w:p>
+            <w:pPr>
+              <w:jc w:val="center"/>
+            </w:pPr>
+            <w:r>
+              <w:t>CW</w:t>
+            </w:r>
+          </w:p>
         </w:tc>
         <w:tc>
           <w:tcPr>
             <w:tcW w:w="2263" w:type="dxa"/>
-          </w:tcPr>
-          <w:p/>
+            <w:shd w:val="clear" w:color="auto" w:fill="D86DCB" w:themeFill="accent5" w:themeFillTint="99"/>
+          </w:tcPr>
+          <w:p>
+            <w:pPr>
+              <w:jc w:val="center"/>
+            </w:pPr>
+            <w:r>
+              <w:t>CW</w:t>
+            </w:r>
+          </w:p>
         </w:tc>
         <w:tc>
           <w:tcPr>
             <w:tcW w:w="2552" w:type="dxa"/>
-          </w:tcPr>
-          <w:p/>
+            <w:shd w:val="clear" w:color="auto" w:fill="D86DCB" w:themeFill="accent5" w:themeFillTint="99"/>
+          </w:tcPr>
+          <w:p>
+            <w:pPr>
+              <w:jc w:val="center"/>
+            </w:pPr>
+            <w:r>
+              <w:t>CW</w:t>
+            </w:r>
+          </w:p>
         </w:tc>
         <w:tc>
           <w:tcPr>
             <w:tcW w:w="1984" w:type="dxa"/>
-          </w:tcPr>
-          <w:p/>
+            <w:shd w:val="clear" w:color="auto" w:fill="BF4E14" w:themeFill="accent2" w:themeFillShade="BF"/>
+          </w:tcPr>
+          <w:p>
+            <w:pPr>
+              <w:jc w:val="center"/>
+            </w:pPr>
+            <w:r>
+              <w:t>DH</w:t>
+            </w:r>
+          </w:p>
         </w:tc>
         <w:tc>
           <w:tcPr>
             <w:tcW w:w="2309" w:type="dxa"/>
-          </w:tcPr>
-          <w:p/>
+            <w:shd w:val="clear" w:color="auto" w:fill="BF4E14" w:themeFill="accent2" w:themeFillShade="BF"/>
+          </w:tcPr>
+          <w:p>
+            <w:pPr>
+              <w:jc w:val="center"/>
+            </w:pPr>
+            <w:r>
+              <w:t>DH</w:t>
+            </w:r>
+          </w:p>
         </w:tc>
         <w:tc>
           <w:tcPr>
             <w:tcW w:w="2269" w:type="dxa"/>
-          </w:tcPr>
-          <w:p/>
+            <w:shd w:val="clear" w:color="auto" w:fill="BF4E14" w:themeFill="accent2" w:themeFillShade="BF"/>
+          </w:tcPr>
+          <w:p>
+            <w:pPr>
+              <w:jc w:val="center"/>
+            </w:pPr>
+            <w:r>
+              <w:t>DH</w:t>
+            </w:r>
+          </w:p>
         </w:tc>
         <w:tc>
           <w:tcPr>
             <w:tcW w:w="2735" w:type="dxa"/>
-          </w:tcPr>
-          <w:p/>
+            <w:shd w:val="clear" w:color="auto" w:fill="BF4E14" w:themeFill="accent2" w:themeFillShade="BF"/>
+          </w:tcPr>
+          <w:p>
+            <w:pPr>
+              <w:jc w:val="center"/>
+            </w:pPr>
+            <w:r>
+              <w:t>DH</w:t>
+            </w:r>
+          </w:p>
         </w:tc>
       </w:tr>
     </w:tbl>

--- a/Documentation/Role Schedule/Role Schedule.docx
+++ b/Documentation/Role Schedule/Role Schedule.docx
@@ -114,6 +114,12 @@
               <w:t>Project Manager</w:t>
             </w:r>
           </w:p>
+          <w:p/>
+          <w:p>
+            <w:r>
+              <w:t>CW</w:t>
+            </w:r>
+          </w:p>
         </w:tc>
         <w:tc>
           <w:tcPr>
@@ -193,7 +199,13 @@
           </w:tcPr>
           <w:p>
             <w:r>
-              <w:t>Developer / Customer Contact</w:t>
+              <w:t>Customer Contact</w:t>
+            </w:r>
+          </w:p>
+          <w:p/>
+          <w:p>
+            <w:r>
+              <w:t>DWA</w:t>
             </w:r>
           </w:p>
         </w:tc>
@@ -281,6 +293,12 @@
               <w:t>Developer</w:t>
             </w:r>
           </w:p>
+          <w:p/>
+          <w:p>
+            <w:r>
+              <w:t>LM</w:t>
+            </w:r>
+          </w:p>
         </w:tc>
         <w:tc>
           <w:tcPr>
@@ -363,6 +381,12 @@
               <w:t>Developer</w:t>
             </w:r>
           </w:p>
+          <w:p/>
+          <w:p>
+            <w:r>
+              <w:t>DH</w:t>
+            </w:r>
+          </w:p>
         </w:tc>
         <w:tc>
           <w:tcPr>
@@ -445,6 +469,12 @@
               <w:t>Developer</w:t>
             </w:r>
           </w:p>
+          <w:p/>
+          <w:p>
+            <w:r>
+              <w:t>TZ</w:t>
+            </w:r>
+          </w:p>
         </w:tc>
         <w:tc>
           <w:tcPr>
@@ -525,6 +555,12 @@
           <w:p>
             <w:r>
               <w:t>Tester</w:t>
+            </w:r>
+          </w:p>
+          <w:p/>
+          <w:p>
+            <w:r>
+              <w:t>MC</w:t>
             </w:r>
           </w:p>
         </w:tc>

--- a/Documentation/Role Schedule/Role Schedule.docx
+++ b/Documentation/Role Schedule/Role Schedule.docx
@@ -10,13 +10,13 @@
         <w:tblLook w:val="04A0" w:firstRow="1" w:lastRow="0" w:firstColumn="1" w:lastColumn="0" w:noHBand="0" w:noVBand="1"/>
       </w:tblPr>
       <w:tblGrid>
-        <w:gridCol w:w="1423"/>
-        <w:gridCol w:w="2263"/>
-        <w:gridCol w:w="2552"/>
+        <w:gridCol w:w="2127"/>
         <w:gridCol w:w="1984"/>
-        <w:gridCol w:w="2309"/>
-        <w:gridCol w:w="2269"/>
-        <w:gridCol w:w="2735"/>
+        <w:gridCol w:w="2127"/>
+        <w:gridCol w:w="2268"/>
+        <w:gridCol w:w="2268"/>
+        <w:gridCol w:w="2409"/>
+        <w:gridCol w:w="2352"/>
       </w:tblGrid>
       <w:tr>
         <w:trPr>
@@ -24,34 +24,12 @@
         </w:trPr>
         <w:tc>
           <w:tcPr>
-            <w:tcW w:w="1423" w:type="dxa"/>
+            <w:tcW w:w="2127" w:type="dxa"/>
             <w:shd w:val="clear" w:color="auto" w:fill="83CAEB" w:themeFill="accent1" w:themeFillTint="66"/>
           </w:tcPr>
           <w:p>
             <w:r>
               <w:t>Role</w:t>
-            </w:r>
-          </w:p>
-        </w:tc>
-        <w:tc>
-          <w:tcPr>
-            <w:tcW w:w="2263" w:type="dxa"/>
-            <w:shd w:val="clear" w:color="auto" w:fill="F2CEED" w:themeFill="accent5" w:themeFillTint="33"/>
-          </w:tcPr>
-          <w:p>
-            <w:r>
-              <w:t>Week 1</w:t>
-            </w:r>
-          </w:p>
-        </w:tc>
-        <w:tc>
-          <w:tcPr>
-            <w:tcW w:w="2552" w:type="dxa"/>
-            <w:shd w:val="clear" w:color="auto" w:fill="F2CEED" w:themeFill="accent5" w:themeFillTint="33"/>
-          </w:tcPr>
-          <w:p>
-            <w:r>
-              <w:t>Week 2</w:t>
             </w:r>
           </w:p>
         </w:tc>
@@ -62,13 +40,35 @@
           </w:tcPr>
           <w:p>
             <w:r>
+              <w:t>Week 1</w:t>
+            </w:r>
+          </w:p>
+        </w:tc>
+        <w:tc>
+          <w:tcPr>
+            <w:tcW w:w="2127" w:type="dxa"/>
+            <w:shd w:val="clear" w:color="auto" w:fill="F2CEED" w:themeFill="accent5" w:themeFillTint="33"/>
+          </w:tcPr>
+          <w:p>
+            <w:r>
+              <w:t>Week 2</w:t>
+            </w:r>
+          </w:p>
+        </w:tc>
+        <w:tc>
+          <w:tcPr>
+            <w:tcW w:w="2268" w:type="dxa"/>
+            <w:shd w:val="clear" w:color="auto" w:fill="F2CEED" w:themeFill="accent5" w:themeFillTint="33"/>
+          </w:tcPr>
+          <w:p>
+            <w:r>
               <w:t>Week 3</w:t>
             </w:r>
           </w:p>
         </w:tc>
         <w:tc>
           <w:tcPr>
-            <w:tcW w:w="2309" w:type="dxa"/>
+            <w:tcW w:w="2268" w:type="dxa"/>
             <w:shd w:val="clear" w:color="auto" w:fill="F2CEED" w:themeFill="accent5" w:themeFillTint="33"/>
           </w:tcPr>
           <w:p>
@@ -79,7 +79,7 @@
         </w:tc>
         <w:tc>
           <w:tcPr>
-            <w:tcW w:w="2269" w:type="dxa"/>
+            <w:tcW w:w="2409" w:type="dxa"/>
             <w:shd w:val="clear" w:color="auto" w:fill="F2CEED" w:themeFill="accent5" w:themeFillTint="33"/>
           </w:tcPr>
           <w:p>
@@ -90,7 +90,7 @@
         </w:tc>
         <w:tc>
           <w:tcPr>
-            <w:tcW w:w="2735" w:type="dxa"/>
+            <w:tcW w:w="2352" w:type="dxa"/>
             <w:shd w:val="clear" w:color="auto" w:fill="F2CEED" w:themeFill="accent5" w:themeFillTint="33"/>
           </w:tcPr>
           <w:p>
@@ -106,68 +106,60 @@
         </w:trPr>
         <w:tc>
           <w:tcPr>
-            <w:tcW w:w="1423" w:type="dxa"/>
+            <w:tcW w:w="2127" w:type="dxa"/>
             <w:shd w:val="clear" w:color="auto" w:fill="83CAEB" w:themeFill="accent1" w:themeFillTint="66"/>
           </w:tcPr>
+          <w:p/>
+          <w:p/>
+          <w:p>
+            <w:r>
+              <w:t>CW</w:t>
+            </w:r>
+          </w:p>
+        </w:tc>
+        <w:tc>
+          <w:tcPr>
+            <w:tcW w:w="1984" w:type="dxa"/>
+          </w:tcPr>
           <w:p>
             <w:r>
               <w:t>Project Manager</w:t>
             </w:r>
           </w:p>
-          <w:p/>
-          <w:p>
-            <w:r>
-              <w:t>CW</w:t>
-            </w:r>
-          </w:p>
-        </w:tc>
-        <w:tc>
-          <w:tcPr>
-            <w:tcW w:w="2263" w:type="dxa"/>
-            <w:shd w:val="clear" w:color="auto" w:fill="D86DCB" w:themeFill="accent5" w:themeFillTint="99"/>
-          </w:tcPr>
-          <w:p>
-            <w:r>
-              <w:t>CW</w:t>
-            </w:r>
-          </w:p>
-        </w:tc>
-        <w:tc>
-          <w:tcPr>
-            <w:tcW w:w="2552" w:type="dxa"/>
-            <w:shd w:val="clear" w:color="auto" w:fill="D86DCB" w:themeFill="accent5" w:themeFillTint="99"/>
-          </w:tcPr>
-          <w:p>
-            <w:r>
-              <w:t>CW</w:t>
-            </w:r>
-          </w:p>
-        </w:tc>
-        <w:tc>
-          <w:tcPr>
-            <w:tcW w:w="1984" w:type="dxa"/>
-            <w:shd w:val="clear" w:color="auto" w:fill="D86DCB" w:themeFill="accent5" w:themeFillTint="99"/>
-          </w:tcPr>
-          <w:p>
-            <w:r>
-              <w:t>CW</w:t>
-            </w:r>
-          </w:p>
-        </w:tc>
-        <w:tc>
-          <w:tcPr>
-            <w:tcW w:w="2309" w:type="dxa"/>
-            <w:shd w:val="clear" w:color="auto" w:fill="D86DCB" w:themeFill="accent5" w:themeFillTint="99"/>
-          </w:tcPr>
-          <w:p>
-            <w:r>
-              <w:t>CW</w:t>
-            </w:r>
-          </w:p>
-        </w:tc>
-        <w:tc>
-          <w:tcPr>
-            <w:tcW w:w="2269" w:type="dxa"/>
+        </w:tc>
+        <w:tc>
+          <w:tcPr>
+            <w:tcW w:w="2127" w:type="dxa"/>
+          </w:tcPr>
+          <w:p>
+            <w:r>
+              <w:t>Project Manager</w:t>
+            </w:r>
+          </w:p>
+        </w:tc>
+        <w:tc>
+          <w:tcPr>
+            <w:tcW w:w="2268" w:type="dxa"/>
+          </w:tcPr>
+          <w:p>
+            <w:r>
+              <w:t>Project Manager</w:t>
+            </w:r>
+          </w:p>
+        </w:tc>
+        <w:tc>
+          <w:tcPr>
+            <w:tcW w:w="2268" w:type="dxa"/>
+          </w:tcPr>
+          <w:p>
+            <w:r>
+              <w:t>Project Manager</w:t>
+            </w:r>
+          </w:p>
+        </w:tc>
+        <w:tc>
+          <w:tcPr>
+            <w:tcW w:w="2409" w:type="dxa"/>
             <w:shd w:val="clear" w:color="auto" w:fill="BF4E14" w:themeFill="accent2" w:themeFillShade="BF"/>
           </w:tcPr>
           <w:p>
@@ -178,7 +170,7 @@
         </w:tc>
         <w:tc>
           <w:tcPr>
-            <w:tcW w:w="2735" w:type="dxa"/>
+            <w:tcW w:w="2352" w:type="dxa"/>
             <w:shd w:val="clear" w:color="auto" w:fill="BF4E14" w:themeFill="accent2" w:themeFillShade="BF"/>
           </w:tcPr>
           <w:p>
@@ -194,7 +186,7 @@
         </w:trPr>
         <w:tc>
           <w:tcPr>
-            <w:tcW w:w="1423" w:type="dxa"/>
+            <w:tcW w:w="2127" w:type="dxa"/>
             <w:shd w:val="clear" w:color="auto" w:fill="83CAEB" w:themeFill="accent1" w:themeFillTint="66"/>
           </w:tcPr>
           <w:p>
@@ -211,54 +203,47 @@
         </w:tc>
         <w:tc>
           <w:tcPr>
-            <w:tcW w:w="2263" w:type="dxa"/>
-            <w:shd w:val="clear" w:color="auto" w:fill="EE0000"/>
-          </w:tcPr>
-          <w:p>
-            <w:r>
-              <w:t>D</w:t>
-            </w:r>
-            <w:r>
-              <w:t>WA</w:t>
-            </w:r>
-          </w:p>
-        </w:tc>
-        <w:tc>
-          <w:tcPr>
-            <w:tcW w:w="2552" w:type="dxa"/>
-            <w:shd w:val="clear" w:color="auto" w:fill="EE0000"/>
-          </w:tcPr>
-          <w:p>
-            <w:r>
-              <w:t>DWA</w:t>
-            </w:r>
-          </w:p>
-        </w:tc>
-        <w:tc>
-          <w:tcPr>
             <w:tcW w:w="1984" w:type="dxa"/>
-            <w:shd w:val="clear" w:color="auto" w:fill="EE0000"/>
-          </w:tcPr>
-          <w:p>
-            <w:r>
-              <w:t>DWA</w:t>
-            </w:r>
-          </w:p>
-        </w:tc>
-        <w:tc>
-          <w:tcPr>
-            <w:tcW w:w="2309" w:type="dxa"/>
-            <w:shd w:val="clear" w:color="auto" w:fill="EE0000"/>
-          </w:tcPr>
-          <w:p>
-            <w:r>
-              <w:t>DWA</w:t>
-            </w:r>
-          </w:p>
-        </w:tc>
-        <w:tc>
-          <w:tcPr>
-            <w:tcW w:w="2269" w:type="dxa"/>
+          </w:tcPr>
+          <w:p>
+            <w:r>
+              <w:t>Customer Contact</w:t>
+            </w:r>
+          </w:p>
+        </w:tc>
+        <w:tc>
+          <w:tcPr>
+            <w:tcW w:w="2127" w:type="dxa"/>
+          </w:tcPr>
+          <w:p>
+            <w:r>
+              <w:t>Customer Contact</w:t>
+            </w:r>
+          </w:p>
+        </w:tc>
+        <w:tc>
+          <w:tcPr>
+            <w:tcW w:w="2268" w:type="dxa"/>
+          </w:tcPr>
+          <w:p>
+            <w:r>
+              <w:t>Customer Contact</w:t>
+            </w:r>
+          </w:p>
+        </w:tc>
+        <w:tc>
+          <w:tcPr>
+            <w:tcW w:w="2268" w:type="dxa"/>
+          </w:tcPr>
+          <w:p>
+            <w:r>
+              <w:t>Customer Contact</w:t>
+            </w:r>
+          </w:p>
+        </w:tc>
+        <w:tc>
+          <w:tcPr>
+            <w:tcW w:w="2409" w:type="dxa"/>
             <w:shd w:val="clear" w:color="auto" w:fill="ADADAD" w:themeFill="background2" w:themeFillShade="BF"/>
           </w:tcPr>
           <w:p>
@@ -269,7 +254,7 @@
         </w:tc>
         <w:tc>
           <w:tcPr>
-            <w:tcW w:w="2735" w:type="dxa"/>
+            <w:tcW w:w="2352" w:type="dxa"/>
             <w:shd w:val="clear" w:color="auto" w:fill="ADADAD" w:themeFill="background2" w:themeFillShade="BF"/>
           </w:tcPr>
           <w:p>
@@ -285,7 +270,7 @@
         </w:trPr>
         <w:tc>
           <w:tcPr>
-            <w:tcW w:w="1423" w:type="dxa"/>
+            <w:tcW w:w="2127" w:type="dxa"/>
             <w:shd w:val="clear" w:color="auto" w:fill="83CAEB" w:themeFill="accent1" w:themeFillTint="66"/>
           </w:tcPr>
           <w:p>
@@ -297,28 +282,6 @@
           <w:p>
             <w:r>
               <w:t>LM</w:t>
-            </w:r>
-          </w:p>
-        </w:tc>
-        <w:tc>
-          <w:tcPr>
-            <w:tcW w:w="2263" w:type="dxa"/>
-            <w:shd w:val="clear" w:color="auto" w:fill="BF4E14" w:themeFill="accent2" w:themeFillShade="BF"/>
-          </w:tcPr>
-          <w:p>
-            <w:r>
-              <w:t>DH</w:t>
-            </w:r>
-          </w:p>
-        </w:tc>
-        <w:tc>
-          <w:tcPr>
-            <w:tcW w:w="2552" w:type="dxa"/>
-            <w:shd w:val="clear" w:color="auto" w:fill="BF4E14" w:themeFill="accent2" w:themeFillShade="BF"/>
-          </w:tcPr>
-          <w:p>
-            <w:r>
-              <w:t>DH</w:t>
             </w:r>
           </w:p>
         </w:tc>
@@ -335,7 +298,7 @@
         </w:tc>
         <w:tc>
           <w:tcPr>
-            <w:tcW w:w="2309" w:type="dxa"/>
+            <w:tcW w:w="2127" w:type="dxa"/>
             <w:shd w:val="clear" w:color="auto" w:fill="BF4E14" w:themeFill="accent2" w:themeFillShade="BF"/>
           </w:tcPr>
           <w:p>
@@ -346,7 +309,29 @@
         </w:tc>
         <w:tc>
           <w:tcPr>
-            <w:tcW w:w="2269" w:type="dxa"/>
+            <w:tcW w:w="2268" w:type="dxa"/>
+            <w:shd w:val="clear" w:color="auto" w:fill="BF4E14" w:themeFill="accent2" w:themeFillShade="BF"/>
+          </w:tcPr>
+          <w:p>
+            <w:r>
+              <w:t>DH</w:t>
+            </w:r>
+          </w:p>
+        </w:tc>
+        <w:tc>
+          <w:tcPr>
+            <w:tcW w:w="2268" w:type="dxa"/>
+            <w:shd w:val="clear" w:color="auto" w:fill="BF4E14" w:themeFill="accent2" w:themeFillShade="BF"/>
+          </w:tcPr>
+          <w:p>
+            <w:r>
+              <w:t>DH</w:t>
+            </w:r>
+          </w:p>
+        </w:tc>
+        <w:tc>
+          <w:tcPr>
+            <w:tcW w:w="2409" w:type="dxa"/>
             <w:shd w:val="clear" w:color="auto" w:fill="84E290" w:themeFill="accent3" w:themeFillTint="66"/>
           </w:tcPr>
           <w:p>
@@ -357,7 +342,7 @@
         </w:tc>
         <w:tc>
           <w:tcPr>
-            <w:tcW w:w="2735" w:type="dxa"/>
+            <w:tcW w:w="2352" w:type="dxa"/>
             <w:shd w:val="clear" w:color="auto" w:fill="84E290" w:themeFill="accent3" w:themeFillTint="66"/>
           </w:tcPr>
           <w:p>
@@ -373,7 +358,7 @@
         </w:trPr>
         <w:tc>
           <w:tcPr>
-            <w:tcW w:w="1423" w:type="dxa"/>
+            <w:tcW w:w="2127" w:type="dxa"/>
             <w:shd w:val="clear" w:color="auto" w:fill="83CAEB" w:themeFill="accent1" w:themeFillTint="66"/>
           </w:tcPr>
           <w:p>
@@ -385,28 +370,6 @@
           <w:p>
             <w:r>
               <w:t>DH</w:t>
-            </w:r>
-          </w:p>
-        </w:tc>
-        <w:tc>
-          <w:tcPr>
-            <w:tcW w:w="2263" w:type="dxa"/>
-            <w:shd w:val="clear" w:color="auto" w:fill="ADADAD" w:themeFill="background2" w:themeFillShade="BF"/>
-          </w:tcPr>
-          <w:p>
-            <w:r>
-              <w:t>MC</w:t>
-            </w:r>
-          </w:p>
-        </w:tc>
-        <w:tc>
-          <w:tcPr>
-            <w:tcW w:w="2552" w:type="dxa"/>
-            <w:shd w:val="clear" w:color="auto" w:fill="ADADAD" w:themeFill="background2" w:themeFillShade="BF"/>
-          </w:tcPr>
-          <w:p>
-            <w:r>
-              <w:t>MC</w:t>
             </w:r>
           </w:p>
         </w:tc>
@@ -423,7 +386,7 @@
         </w:tc>
         <w:tc>
           <w:tcPr>
-            <w:tcW w:w="2309" w:type="dxa"/>
+            <w:tcW w:w="2127" w:type="dxa"/>
             <w:shd w:val="clear" w:color="auto" w:fill="ADADAD" w:themeFill="background2" w:themeFillShade="BF"/>
           </w:tcPr>
           <w:p>
@@ -434,23 +397,43 @@
         </w:tc>
         <w:tc>
           <w:tcPr>
-            <w:tcW w:w="2269" w:type="dxa"/>
-            <w:shd w:val="clear" w:color="auto" w:fill="074F6A" w:themeFill="accent4" w:themeFillShade="80"/>
-          </w:tcPr>
-          <w:p>
-            <w:r>
-              <w:t>LM</w:t>
-            </w:r>
-          </w:p>
-        </w:tc>
-        <w:tc>
-          <w:tcPr>
-            <w:tcW w:w="2735" w:type="dxa"/>
-            <w:shd w:val="clear" w:color="auto" w:fill="074F6A" w:themeFill="accent4" w:themeFillShade="80"/>
-          </w:tcPr>
-          <w:p>
-            <w:r>
-              <w:t>LM</w:t>
+            <w:tcW w:w="2268" w:type="dxa"/>
+            <w:shd w:val="clear" w:color="auto" w:fill="ADADAD" w:themeFill="background2" w:themeFillShade="BF"/>
+          </w:tcPr>
+          <w:p>
+            <w:r>
+              <w:t>MC</w:t>
+            </w:r>
+          </w:p>
+        </w:tc>
+        <w:tc>
+          <w:tcPr>
+            <w:tcW w:w="2268" w:type="dxa"/>
+            <w:shd w:val="clear" w:color="auto" w:fill="ADADAD" w:themeFill="background2" w:themeFillShade="BF"/>
+          </w:tcPr>
+          <w:p>
+            <w:r>
+              <w:t>MC</w:t>
+            </w:r>
+          </w:p>
+        </w:tc>
+        <w:tc>
+          <w:tcPr>
+            <w:tcW w:w="2409" w:type="dxa"/>
+          </w:tcPr>
+          <w:p>
+            <w:r>
+              <w:t>Project Manager</w:t>
+            </w:r>
+          </w:p>
+        </w:tc>
+        <w:tc>
+          <w:tcPr>
+            <w:tcW w:w="2352" w:type="dxa"/>
+          </w:tcPr>
+          <w:p>
+            <w:r>
+              <w:t>Project Manager</w:t>
             </w:r>
           </w:p>
         </w:tc>
@@ -461,7 +444,7 @@
         </w:trPr>
         <w:tc>
           <w:tcPr>
-            <w:tcW w:w="1423" w:type="dxa"/>
+            <w:tcW w:w="2127" w:type="dxa"/>
             <w:shd w:val="clear" w:color="auto" w:fill="83CAEB" w:themeFill="accent1" w:themeFillTint="66"/>
           </w:tcPr>
           <w:p>
@@ -470,28 +453,6 @@
             </w:r>
           </w:p>
           <w:p/>
-          <w:p>
-            <w:r>
-              <w:t>TZ</w:t>
-            </w:r>
-          </w:p>
-        </w:tc>
-        <w:tc>
-          <w:tcPr>
-            <w:tcW w:w="2263" w:type="dxa"/>
-            <w:shd w:val="clear" w:color="auto" w:fill="84E290" w:themeFill="accent3" w:themeFillTint="66"/>
-          </w:tcPr>
-          <w:p>
-            <w:r>
-              <w:t>TZ</w:t>
-            </w:r>
-          </w:p>
-        </w:tc>
-        <w:tc>
-          <w:tcPr>
-            <w:tcW w:w="2552" w:type="dxa"/>
-            <w:shd w:val="clear" w:color="auto" w:fill="84E290" w:themeFill="accent3" w:themeFillTint="66"/>
-          </w:tcPr>
           <w:p>
             <w:r>
               <w:t>TZ</w:t>
@@ -511,7 +472,7 @@
         </w:tc>
         <w:tc>
           <w:tcPr>
-            <w:tcW w:w="2309" w:type="dxa"/>
+            <w:tcW w:w="2127" w:type="dxa"/>
             <w:shd w:val="clear" w:color="auto" w:fill="84E290" w:themeFill="accent3" w:themeFillTint="66"/>
           </w:tcPr>
           <w:p>
@@ -522,7 +483,29 @@
         </w:tc>
         <w:tc>
           <w:tcPr>
-            <w:tcW w:w="2269" w:type="dxa"/>
+            <w:tcW w:w="2268" w:type="dxa"/>
+            <w:shd w:val="clear" w:color="auto" w:fill="84E290" w:themeFill="accent3" w:themeFillTint="66"/>
+          </w:tcPr>
+          <w:p>
+            <w:r>
+              <w:t>TZ</w:t>
+            </w:r>
+          </w:p>
+        </w:tc>
+        <w:tc>
+          <w:tcPr>
+            <w:tcW w:w="2268" w:type="dxa"/>
+            <w:shd w:val="clear" w:color="auto" w:fill="84E290" w:themeFill="accent3" w:themeFillTint="66"/>
+          </w:tcPr>
+          <w:p>
+            <w:r>
+              <w:t>TZ</w:t>
+            </w:r>
+          </w:p>
+        </w:tc>
+        <w:tc>
+          <w:tcPr>
+            <w:tcW w:w="2409" w:type="dxa"/>
             <w:shd w:val="clear" w:color="auto" w:fill="EE0000"/>
           </w:tcPr>
           <w:p>
@@ -533,7 +516,7 @@
         </w:tc>
         <w:tc>
           <w:tcPr>
-            <w:tcW w:w="2735" w:type="dxa"/>
+            <w:tcW w:w="2352" w:type="dxa"/>
             <w:shd w:val="clear" w:color="auto" w:fill="EE0000"/>
           </w:tcPr>
           <w:p>
@@ -549,7 +532,7 @@
         </w:trPr>
         <w:tc>
           <w:tcPr>
-            <w:tcW w:w="1423" w:type="dxa"/>
+            <w:tcW w:w="2127" w:type="dxa"/>
             <w:shd w:val="clear" w:color="auto" w:fill="83CAEB" w:themeFill="accent1" w:themeFillTint="66"/>
           </w:tcPr>
           <w:p>
@@ -561,28 +544,6 @@
           <w:p>
             <w:r>
               <w:t>MC</w:t>
-            </w:r>
-          </w:p>
-        </w:tc>
-        <w:tc>
-          <w:tcPr>
-            <w:tcW w:w="2263" w:type="dxa"/>
-            <w:shd w:val="clear" w:color="auto" w:fill="074F6A" w:themeFill="accent4" w:themeFillShade="80"/>
-          </w:tcPr>
-          <w:p>
-            <w:r>
-              <w:t>LM</w:t>
-            </w:r>
-          </w:p>
-        </w:tc>
-        <w:tc>
-          <w:tcPr>
-            <w:tcW w:w="2552" w:type="dxa"/>
-            <w:shd w:val="clear" w:color="auto" w:fill="074F6A" w:themeFill="accent4" w:themeFillShade="80"/>
-          </w:tcPr>
-          <w:p>
-            <w:r>
-              <w:t>LM</w:t>
             </w:r>
           </w:p>
         </w:tc>
@@ -599,7 +560,7 @@
         </w:tc>
         <w:tc>
           <w:tcPr>
-            <w:tcW w:w="2309" w:type="dxa"/>
+            <w:tcW w:w="2127" w:type="dxa"/>
             <w:shd w:val="clear" w:color="auto" w:fill="074F6A" w:themeFill="accent4" w:themeFillShade="80"/>
           </w:tcPr>
           <w:p>
@@ -610,23 +571,43 @@
         </w:tc>
         <w:tc>
           <w:tcPr>
-            <w:tcW w:w="2269" w:type="dxa"/>
-            <w:shd w:val="clear" w:color="auto" w:fill="D86DCB" w:themeFill="accent5" w:themeFillTint="99"/>
-          </w:tcPr>
-          <w:p>
-            <w:r>
-              <w:t>CW</w:t>
-            </w:r>
-          </w:p>
-        </w:tc>
-        <w:tc>
-          <w:tcPr>
-            <w:tcW w:w="2735" w:type="dxa"/>
-            <w:shd w:val="clear" w:color="auto" w:fill="D86DCB" w:themeFill="accent5" w:themeFillTint="99"/>
-          </w:tcPr>
-          <w:p>
-            <w:r>
-              <w:t>CW</w:t>
+            <w:tcW w:w="2268" w:type="dxa"/>
+            <w:shd w:val="clear" w:color="auto" w:fill="074F6A" w:themeFill="accent4" w:themeFillShade="80"/>
+          </w:tcPr>
+          <w:p>
+            <w:r>
+              <w:t>LM</w:t>
+            </w:r>
+          </w:p>
+        </w:tc>
+        <w:tc>
+          <w:tcPr>
+            <w:tcW w:w="2268" w:type="dxa"/>
+            <w:shd w:val="clear" w:color="auto" w:fill="074F6A" w:themeFill="accent4" w:themeFillShade="80"/>
+          </w:tcPr>
+          <w:p>
+            <w:r>
+              <w:t>LM</w:t>
+            </w:r>
+          </w:p>
+        </w:tc>
+        <w:tc>
+          <w:tcPr>
+            <w:tcW w:w="2409" w:type="dxa"/>
+          </w:tcPr>
+          <w:p>
+            <w:r>
+              <w:t>Customer Contact</w:t>
+            </w:r>
+          </w:p>
+        </w:tc>
+        <w:tc>
+          <w:tcPr>
+            <w:tcW w:w="2352" w:type="dxa"/>
+          </w:tcPr>
+          <w:p>
+            <w:r>
+              <w:t>Customer Contact</w:t>
             </w:r>
           </w:p>
         </w:tc>
@@ -637,7 +618,7 @@
         </w:trPr>
         <w:tc>
           <w:tcPr>
-            <w:tcW w:w="1423" w:type="dxa"/>
+            <w:tcW w:w="2127" w:type="dxa"/>
             <w:shd w:val="clear" w:color="auto" w:fill="83CAEB" w:themeFill="accent1" w:themeFillTint="66"/>
           </w:tcPr>
           <w:p>
@@ -649,40 +630,40 @@
         </w:tc>
         <w:tc>
           <w:tcPr>
-            <w:tcW w:w="2263" w:type="dxa"/>
-            <w:shd w:val="clear" w:color="auto" w:fill="F2CEED" w:themeFill="accent5" w:themeFillTint="33"/>
-          </w:tcPr>
-          <w:p>
-            <w:r>
-              <w:t>Week 7</w:t>
-            </w:r>
-          </w:p>
-        </w:tc>
-        <w:tc>
-          <w:tcPr>
-            <w:tcW w:w="2552" w:type="dxa"/>
-            <w:shd w:val="clear" w:color="auto" w:fill="F2CEED" w:themeFill="accent5" w:themeFillTint="33"/>
-          </w:tcPr>
-          <w:p>
-            <w:r>
-              <w:t>Week 8</w:t>
-            </w:r>
-          </w:p>
-        </w:tc>
-        <w:tc>
-          <w:tcPr>
             <w:tcW w:w="1984" w:type="dxa"/>
             <w:shd w:val="clear" w:color="auto" w:fill="F2CEED" w:themeFill="accent5" w:themeFillTint="33"/>
           </w:tcPr>
           <w:p>
             <w:r>
+              <w:t>Week 7</w:t>
+            </w:r>
+          </w:p>
+        </w:tc>
+        <w:tc>
+          <w:tcPr>
+            <w:tcW w:w="2127" w:type="dxa"/>
+            <w:shd w:val="clear" w:color="auto" w:fill="F2CEED" w:themeFill="accent5" w:themeFillTint="33"/>
+          </w:tcPr>
+          <w:p>
+            <w:r>
+              <w:t>Week 8</w:t>
+            </w:r>
+          </w:p>
+        </w:tc>
+        <w:tc>
+          <w:tcPr>
+            <w:tcW w:w="2268" w:type="dxa"/>
+            <w:shd w:val="clear" w:color="auto" w:fill="F2CEED" w:themeFill="accent5" w:themeFillTint="33"/>
+          </w:tcPr>
+          <w:p>
+            <w:r>
               <w:t>Week 9</w:t>
             </w:r>
           </w:p>
         </w:tc>
         <w:tc>
           <w:tcPr>
-            <w:tcW w:w="2309" w:type="dxa"/>
+            <w:tcW w:w="2268" w:type="dxa"/>
             <w:shd w:val="clear" w:color="auto" w:fill="F2CEED" w:themeFill="accent5" w:themeFillTint="33"/>
           </w:tcPr>
           <w:p>
@@ -693,7 +674,7 @@
         </w:tc>
         <w:tc>
           <w:tcPr>
-            <w:tcW w:w="2269" w:type="dxa"/>
+            <w:tcW w:w="2409" w:type="dxa"/>
             <w:shd w:val="clear" w:color="auto" w:fill="F2CEED" w:themeFill="accent5" w:themeFillTint="33"/>
           </w:tcPr>
           <w:p>
@@ -704,7 +685,7 @@
         </w:tc>
         <w:tc>
           <w:tcPr>
-            <w:tcW w:w="2735" w:type="dxa"/>
+            <w:tcW w:w="2352" w:type="dxa"/>
             <w:shd w:val="clear" w:color="auto" w:fill="F2CEED" w:themeFill="accent5" w:themeFillTint="33"/>
           </w:tcPr>
           <w:p>
@@ -720,13 +701,24 @@
         </w:trPr>
         <w:tc>
           <w:tcPr>
-            <w:tcW w:w="1423" w:type="dxa"/>
+            <w:tcW w:w="2127" w:type="dxa"/>
             <w:shd w:val="clear" w:color="auto" w:fill="83CAEB" w:themeFill="accent1" w:themeFillTint="66"/>
           </w:tcPr>
           <w:p>
             <w:pPr>
               <w:jc w:val="center"/>
             </w:pPr>
+          </w:p>
+        </w:tc>
+        <w:tc>
+          <w:tcPr>
+            <w:tcW w:w="1984" w:type="dxa"/>
+            <w:shd w:val="clear" w:color="auto" w:fill="BF4E14" w:themeFill="accent2" w:themeFillShade="BF"/>
+          </w:tcPr>
+          <w:p>
+            <w:pPr>
+              <w:jc w:val="center"/>
+            </w:pPr>
             <w:r>
               <w:t>DH</w:t>
             </w:r>
@@ -734,7 +726,7 @@
         </w:tc>
         <w:tc>
           <w:tcPr>
-            <w:tcW w:w="2263" w:type="dxa"/>
+            <w:tcW w:w="2127" w:type="dxa"/>
             <w:shd w:val="clear" w:color="auto" w:fill="BF4E14" w:themeFill="accent2" w:themeFillShade="BF"/>
           </w:tcPr>
           <w:p>
@@ -748,71 +740,53 @@
         </w:tc>
         <w:tc>
           <w:tcPr>
-            <w:tcW w:w="2552" w:type="dxa"/>
-            <w:shd w:val="clear" w:color="auto" w:fill="BF4E14" w:themeFill="accent2" w:themeFillShade="BF"/>
-          </w:tcPr>
-          <w:p>
-            <w:pPr>
-              <w:jc w:val="center"/>
-            </w:pPr>
-            <w:r>
-              <w:t>DH</w:t>
-            </w:r>
-          </w:p>
-        </w:tc>
-        <w:tc>
-          <w:tcPr>
-            <w:tcW w:w="1984" w:type="dxa"/>
-            <w:shd w:val="clear" w:color="auto" w:fill="074F6A" w:themeFill="accent4" w:themeFillShade="80"/>
-          </w:tcPr>
-          <w:p>
-            <w:pPr>
-              <w:jc w:val="center"/>
-            </w:pPr>
-            <w:r>
-              <w:t>LM</w:t>
-            </w:r>
-          </w:p>
-        </w:tc>
-        <w:tc>
-          <w:tcPr>
-            <w:tcW w:w="2309" w:type="dxa"/>
-            <w:shd w:val="clear" w:color="auto" w:fill="074F6A" w:themeFill="accent4" w:themeFillShade="80"/>
-          </w:tcPr>
-          <w:p>
-            <w:pPr>
-              <w:jc w:val="center"/>
-            </w:pPr>
-            <w:r>
-              <w:t>LM</w:t>
-            </w:r>
-          </w:p>
-        </w:tc>
-        <w:tc>
-          <w:tcPr>
-            <w:tcW w:w="2269" w:type="dxa"/>
-            <w:shd w:val="clear" w:color="auto" w:fill="074F6A" w:themeFill="accent4" w:themeFillShade="80"/>
-          </w:tcPr>
-          <w:p>
-            <w:pPr>
-              <w:jc w:val="center"/>
-            </w:pPr>
-            <w:r>
-              <w:t>LM</w:t>
-            </w:r>
-          </w:p>
-        </w:tc>
-        <w:tc>
-          <w:tcPr>
-            <w:tcW w:w="2735" w:type="dxa"/>
-            <w:shd w:val="clear" w:color="auto" w:fill="074F6A" w:themeFill="accent4" w:themeFillShade="80"/>
-          </w:tcPr>
-          <w:p>
-            <w:pPr>
-              <w:jc w:val="center"/>
-            </w:pPr>
-            <w:r>
-              <w:t>LM</w:t>
+            <w:tcW w:w="2268" w:type="dxa"/>
+          </w:tcPr>
+          <w:p>
+            <w:pPr>
+              <w:jc w:val="center"/>
+            </w:pPr>
+            <w:r>
+              <w:t>Customer Contact</w:t>
+            </w:r>
+          </w:p>
+        </w:tc>
+        <w:tc>
+          <w:tcPr>
+            <w:tcW w:w="2268" w:type="dxa"/>
+          </w:tcPr>
+          <w:p>
+            <w:pPr>
+              <w:jc w:val="center"/>
+            </w:pPr>
+            <w:r>
+              <w:t>Customer Contact</w:t>
+            </w:r>
+          </w:p>
+        </w:tc>
+        <w:tc>
+          <w:tcPr>
+            <w:tcW w:w="2409" w:type="dxa"/>
+          </w:tcPr>
+          <w:p>
+            <w:pPr>
+              <w:jc w:val="center"/>
+            </w:pPr>
+            <w:r>
+              <w:t>Customer Contact</w:t>
+            </w:r>
+          </w:p>
+        </w:tc>
+        <w:tc>
+          <w:tcPr>
+            <w:tcW w:w="2352" w:type="dxa"/>
+          </w:tcPr>
+          <w:p>
+            <w:pPr>
+              <w:jc w:val="center"/>
+            </w:pPr>
+            <w:r>
+              <w:t>Customer Contact</w:t>
             </w:r>
           </w:p>
         </w:tc>
@@ -823,7 +797,7 @@
         </w:trPr>
         <w:tc>
           <w:tcPr>
-            <w:tcW w:w="1423" w:type="dxa"/>
+            <w:tcW w:w="2127" w:type="dxa"/>
             <w:shd w:val="clear" w:color="auto" w:fill="83CAEB" w:themeFill="accent1" w:themeFillTint="66"/>
           </w:tcPr>
           <w:p>
@@ -837,7 +811,7 @@
         </w:tc>
         <w:tc>
           <w:tcPr>
-            <w:tcW w:w="2263" w:type="dxa"/>
+            <w:tcW w:w="1984" w:type="dxa"/>
             <w:shd w:val="clear" w:color="auto" w:fill="ADADAD" w:themeFill="background2" w:themeFillShade="BF"/>
           </w:tcPr>
           <w:p>
@@ -851,7 +825,7 @@
         </w:tc>
         <w:tc>
           <w:tcPr>
-            <w:tcW w:w="2552" w:type="dxa"/>
+            <w:tcW w:w="2127" w:type="dxa"/>
             <w:shd w:val="clear" w:color="auto" w:fill="ADADAD" w:themeFill="background2" w:themeFillShade="BF"/>
           </w:tcPr>
           <w:p>
@@ -865,7 +839,7 @@
         </w:tc>
         <w:tc>
           <w:tcPr>
-            <w:tcW w:w="1984" w:type="dxa"/>
+            <w:tcW w:w="2268" w:type="dxa"/>
             <w:shd w:val="clear" w:color="auto" w:fill="D86DCB" w:themeFill="accent5" w:themeFillTint="99"/>
           </w:tcPr>
           <w:p>
@@ -879,7 +853,7 @@
         </w:tc>
         <w:tc>
           <w:tcPr>
-            <w:tcW w:w="2309" w:type="dxa"/>
+            <w:tcW w:w="2268" w:type="dxa"/>
             <w:shd w:val="clear" w:color="auto" w:fill="D86DCB" w:themeFill="accent5" w:themeFillTint="99"/>
           </w:tcPr>
           <w:p>
@@ -893,7 +867,7 @@
         </w:tc>
         <w:tc>
           <w:tcPr>
-            <w:tcW w:w="2269" w:type="dxa"/>
+            <w:tcW w:w="2409" w:type="dxa"/>
             <w:shd w:val="clear" w:color="auto" w:fill="D86DCB" w:themeFill="accent5" w:themeFillTint="99"/>
           </w:tcPr>
           <w:p>
@@ -907,7 +881,7 @@
         </w:tc>
         <w:tc>
           <w:tcPr>
-            <w:tcW w:w="2735" w:type="dxa"/>
+            <w:tcW w:w="2352" w:type="dxa"/>
             <w:shd w:val="clear" w:color="auto" w:fill="D86DCB" w:themeFill="accent5" w:themeFillTint="99"/>
           </w:tcPr>
           <w:p>
@@ -926,7 +900,7 @@
         </w:trPr>
         <w:tc>
           <w:tcPr>
-            <w:tcW w:w="1423" w:type="dxa"/>
+            <w:tcW w:w="2127" w:type="dxa"/>
             <w:shd w:val="clear" w:color="auto" w:fill="83CAEB" w:themeFill="accent1" w:themeFillTint="66"/>
           </w:tcPr>
           <w:p>
@@ -940,7 +914,7 @@
         </w:tc>
         <w:tc>
           <w:tcPr>
-            <w:tcW w:w="2263" w:type="dxa"/>
+            <w:tcW w:w="1984" w:type="dxa"/>
             <w:shd w:val="clear" w:color="auto" w:fill="84E290" w:themeFill="accent3" w:themeFillTint="66"/>
           </w:tcPr>
           <w:p>
@@ -954,7 +928,7 @@
         </w:tc>
         <w:tc>
           <w:tcPr>
-            <w:tcW w:w="2552" w:type="dxa"/>
+            <w:tcW w:w="2127" w:type="dxa"/>
             <w:shd w:val="clear" w:color="auto" w:fill="84E290" w:themeFill="accent3" w:themeFillTint="66"/>
           </w:tcPr>
           <w:p>
@@ -968,57 +942,53 @@
         </w:tc>
         <w:tc>
           <w:tcPr>
-            <w:tcW w:w="1984" w:type="dxa"/>
-            <w:shd w:val="clear" w:color="auto" w:fill="EE0000"/>
-          </w:tcPr>
-          <w:p>
-            <w:pPr>
-              <w:jc w:val="center"/>
-            </w:pPr>
-            <w:r>
-              <w:t>DWA</w:t>
-            </w:r>
-          </w:p>
-        </w:tc>
-        <w:tc>
-          <w:tcPr>
-            <w:tcW w:w="2309" w:type="dxa"/>
-            <w:shd w:val="clear" w:color="auto" w:fill="EE0000"/>
-          </w:tcPr>
-          <w:p>
-            <w:pPr>
-              <w:jc w:val="center"/>
-            </w:pPr>
-            <w:r>
-              <w:t>DWA</w:t>
-            </w:r>
-          </w:p>
-        </w:tc>
-        <w:tc>
-          <w:tcPr>
-            <w:tcW w:w="2269" w:type="dxa"/>
-            <w:shd w:val="clear" w:color="auto" w:fill="EE0000"/>
-          </w:tcPr>
-          <w:p>
-            <w:pPr>
-              <w:jc w:val="center"/>
-            </w:pPr>
-            <w:r>
-              <w:t>DWA</w:t>
-            </w:r>
-          </w:p>
-        </w:tc>
-        <w:tc>
-          <w:tcPr>
-            <w:tcW w:w="2735" w:type="dxa"/>
-            <w:shd w:val="clear" w:color="auto" w:fill="EE0000"/>
-          </w:tcPr>
-          <w:p>
-            <w:pPr>
-              <w:jc w:val="center"/>
-            </w:pPr>
-            <w:r>
-              <w:t>DWA</w:t>
+            <w:tcW w:w="2268" w:type="dxa"/>
+          </w:tcPr>
+          <w:p>
+            <w:pPr>
+              <w:jc w:val="center"/>
+            </w:pPr>
+            <w:r>
+              <w:t>Project Manager</w:t>
+            </w:r>
+          </w:p>
+        </w:tc>
+        <w:tc>
+          <w:tcPr>
+            <w:tcW w:w="2268" w:type="dxa"/>
+          </w:tcPr>
+          <w:p>
+            <w:pPr>
+              <w:jc w:val="center"/>
+            </w:pPr>
+            <w:r>
+              <w:t>Project Manager</w:t>
+            </w:r>
+          </w:p>
+        </w:tc>
+        <w:tc>
+          <w:tcPr>
+            <w:tcW w:w="2409" w:type="dxa"/>
+          </w:tcPr>
+          <w:p>
+            <w:pPr>
+              <w:jc w:val="center"/>
+            </w:pPr>
+            <w:r>
+              <w:t>Project Manager</w:t>
+            </w:r>
+          </w:p>
+        </w:tc>
+        <w:tc>
+          <w:tcPr>
+            <w:tcW w:w="2352" w:type="dxa"/>
+          </w:tcPr>
+          <w:p>
+            <w:pPr>
+              <w:jc w:val="center"/>
+            </w:pPr>
+            <w:r>
+              <w:t>Project Manager</w:t>
             </w:r>
           </w:p>
         </w:tc>
@@ -1029,49 +999,46 @@
         </w:trPr>
         <w:tc>
           <w:tcPr>
-            <w:tcW w:w="1423" w:type="dxa"/>
-            <w:shd w:val="clear" w:color="auto" w:fill="83CAEB" w:themeFill="accent1" w:themeFillTint="66"/>
-          </w:tcPr>
-          <w:p>
-            <w:pPr>
-              <w:jc w:val="center"/>
-            </w:pPr>
-            <w:r>
-              <w:t>LM</w:t>
-            </w:r>
-          </w:p>
-        </w:tc>
-        <w:tc>
-          <w:tcPr>
-            <w:tcW w:w="2263" w:type="dxa"/>
-            <w:shd w:val="clear" w:color="auto" w:fill="074F6A" w:themeFill="accent4" w:themeFillShade="80"/>
-          </w:tcPr>
-          <w:p>
-            <w:pPr>
-              <w:jc w:val="center"/>
-            </w:pPr>
-            <w:r>
-              <w:t>LM</w:t>
-            </w:r>
-          </w:p>
-        </w:tc>
-        <w:tc>
-          <w:tcPr>
-            <w:tcW w:w="2552" w:type="dxa"/>
-            <w:shd w:val="clear" w:color="auto" w:fill="074F6A" w:themeFill="accent4" w:themeFillShade="80"/>
-          </w:tcPr>
-          <w:p>
-            <w:pPr>
-              <w:jc w:val="center"/>
-            </w:pPr>
-            <w:r>
-              <w:t>LM</w:t>
+            <w:tcW w:w="2127" w:type="dxa"/>
+          </w:tcPr>
+          <w:p>
+            <w:pPr>
+              <w:jc w:val="center"/>
+            </w:pPr>
+            <w:r>
+              <w:t>Project Manager</w:t>
             </w:r>
           </w:p>
         </w:tc>
         <w:tc>
           <w:tcPr>
             <w:tcW w:w="1984" w:type="dxa"/>
+          </w:tcPr>
+          <w:p>
+            <w:pPr>
+              <w:jc w:val="center"/>
+            </w:pPr>
+            <w:r>
+              <w:t>Project Manager</w:t>
+            </w:r>
+          </w:p>
+        </w:tc>
+        <w:tc>
+          <w:tcPr>
+            <w:tcW w:w="2127" w:type="dxa"/>
+          </w:tcPr>
+          <w:p>
+            <w:pPr>
+              <w:jc w:val="center"/>
+            </w:pPr>
+            <w:r>
+              <w:t>Project Manager</w:t>
+            </w:r>
+          </w:p>
+        </w:tc>
+        <w:tc>
+          <w:tcPr>
+            <w:tcW w:w="2268" w:type="dxa"/>
             <w:shd w:val="clear" w:color="auto" w:fill="ADADAD" w:themeFill="background2" w:themeFillShade="BF"/>
           </w:tcPr>
           <w:p>
@@ -1085,7 +1052,7 @@
         </w:tc>
         <w:tc>
           <w:tcPr>
-            <w:tcW w:w="2309" w:type="dxa"/>
+            <w:tcW w:w="2268" w:type="dxa"/>
             <w:shd w:val="clear" w:color="auto" w:fill="ADADAD" w:themeFill="background2" w:themeFillShade="BF"/>
           </w:tcPr>
           <w:p>
@@ -1099,7 +1066,7 @@
         </w:tc>
         <w:tc>
           <w:tcPr>
-            <w:tcW w:w="2269" w:type="dxa"/>
+            <w:tcW w:w="2409" w:type="dxa"/>
             <w:shd w:val="clear" w:color="auto" w:fill="ADADAD" w:themeFill="background2" w:themeFillShade="BF"/>
           </w:tcPr>
           <w:p>
@@ -1113,7 +1080,7 @@
         </w:tc>
         <w:tc>
           <w:tcPr>
-            <w:tcW w:w="2735" w:type="dxa"/>
+            <w:tcW w:w="2352" w:type="dxa"/>
             <w:shd w:val="clear" w:color="auto" w:fill="ADADAD" w:themeFill="background2" w:themeFillShade="BF"/>
           </w:tcPr>
           <w:p>
@@ -1132,7 +1099,7 @@
         </w:trPr>
         <w:tc>
           <w:tcPr>
-            <w:tcW w:w="1423" w:type="dxa"/>
+            <w:tcW w:w="2127" w:type="dxa"/>
             <w:shd w:val="clear" w:color="auto" w:fill="83CAEB" w:themeFill="accent1" w:themeFillTint="66"/>
           </w:tcPr>
           <w:p>
@@ -1146,7 +1113,7 @@
         </w:tc>
         <w:tc>
           <w:tcPr>
-            <w:tcW w:w="2263" w:type="dxa"/>
+            <w:tcW w:w="1984" w:type="dxa"/>
             <w:shd w:val="clear" w:color="auto" w:fill="EE0000"/>
           </w:tcPr>
           <w:p>
@@ -1160,7 +1127,7 @@
         </w:tc>
         <w:tc>
           <w:tcPr>
-            <w:tcW w:w="2552" w:type="dxa"/>
+            <w:tcW w:w="2127" w:type="dxa"/>
             <w:shd w:val="clear" w:color="auto" w:fill="EE0000"/>
           </w:tcPr>
           <w:p>
@@ -1174,7 +1141,7 @@
         </w:tc>
         <w:tc>
           <w:tcPr>
-            <w:tcW w:w="1984" w:type="dxa"/>
+            <w:tcW w:w="2268" w:type="dxa"/>
             <w:shd w:val="clear" w:color="auto" w:fill="84E290" w:themeFill="accent3" w:themeFillTint="66"/>
           </w:tcPr>
           <w:p>
@@ -1188,7 +1155,7 @@
         </w:tc>
         <w:tc>
           <w:tcPr>
-            <w:tcW w:w="2309" w:type="dxa"/>
+            <w:tcW w:w="2268" w:type="dxa"/>
             <w:shd w:val="clear" w:color="auto" w:fill="84E290" w:themeFill="accent3" w:themeFillTint="66"/>
           </w:tcPr>
           <w:p>
@@ -1202,7 +1169,7 @@
         </w:tc>
         <w:tc>
           <w:tcPr>
-            <w:tcW w:w="2269" w:type="dxa"/>
+            <w:tcW w:w="2409" w:type="dxa"/>
             <w:shd w:val="clear" w:color="auto" w:fill="84E290" w:themeFill="accent3" w:themeFillTint="66"/>
           </w:tcPr>
           <w:p>
@@ -1216,7 +1183,7 @@
         </w:tc>
         <w:tc>
           <w:tcPr>
-            <w:tcW w:w="2735" w:type="dxa"/>
+            <w:tcW w:w="2352" w:type="dxa"/>
             <w:shd w:val="clear" w:color="auto" w:fill="84E290" w:themeFill="accent3" w:themeFillTint="66"/>
           </w:tcPr>
           <w:p>
@@ -1235,49 +1202,46 @@
         </w:trPr>
         <w:tc>
           <w:tcPr>
-            <w:tcW w:w="1423" w:type="dxa"/>
-            <w:shd w:val="clear" w:color="auto" w:fill="83CAEB" w:themeFill="accent1" w:themeFillTint="66"/>
-          </w:tcPr>
-          <w:p>
-            <w:pPr>
-              <w:jc w:val="center"/>
-            </w:pPr>
-            <w:r>
-              <w:t>CW</w:t>
-            </w:r>
-          </w:p>
-        </w:tc>
-        <w:tc>
-          <w:tcPr>
-            <w:tcW w:w="2263" w:type="dxa"/>
-            <w:shd w:val="clear" w:color="auto" w:fill="D86DCB" w:themeFill="accent5" w:themeFillTint="99"/>
-          </w:tcPr>
-          <w:p>
-            <w:pPr>
-              <w:jc w:val="center"/>
-            </w:pPr>
-            <w:r>
-              <w:t>CW</w:t>
-            </w:r>
-          </w:p>
-        </w:tc>
-        <w:tc>
-          <w:tcPr>
-            <w:tcW w:w="2552" w:type="dxa"/>
-            <w:shd w:val="clear" w:color="auto" w:fill="D86DCB" w:themeFill="accent5" w:themeFillTint="99"/>
-          </w:tcPr>
-          <w:p>
-            <w:pPr>
-              <w:jc w:val="center"/>
-            </w:pPr>
-            <w:r>
-              <w:t>CW</w:t>
+            <w:tcW w:w="2127" w:type="dxa"/>
+          </w:tcPr>
+          <w:p>
+            <w:pPr>
+              <w:jc w:val="center"/>
+            </w:pPr>
+            <w:r>
+              <w:t>Customer Contact</w:t>
             </w:r>
           </w:p>
         </w:tc>
         <w:tc>
           <w:tcPr>
             <w:tcW w:w="1984" w:type="dxa"/>
+          </w:tcPr>
+          <w:p>
+            <w:pPr>
+              <w:jc w:val="center"/>
+            </w:pPr>
+            <w:r>
+              <w:t>Customer Contact</w:t>
+            </w:r>
+          </w:p>
+        </w:tc>
+        <w:tc>
+          <w:tcPr>
+            <w:tcW w:w="2127" w:type="dxa"/>
+          </w:tcPr>
+          <w:p>
+            <w:pPr>
+              <w:jc w:val="center"/>
+            </w:pPr>
+            <w:r>
+              <w:t>Customer Contact</w:t>
+            </w:r>
+          </w:p>
+        </w:tc>
+        <w:tc>
+          <w:tcPr>
+            <w:tcW w:w="2268" w:type="dxa"/>
             <w:shd w:val="clear" w:color="auto" w:fill="BF4E14" w:themeFill="accent2" w:themeFillShade="BF"/>
           </w:tcPr>
           <w:p>
@@ -1291,7 +1255,7 @@
         </w:tc>
         <w:tc>
           <w:tcPr>
-            <w:tcW w:w="2309" w:type="dxa"/>
+            <w:tcW w:w="2268" w:type="dxa"/>
             <w:shd w:val="clear" w:color="auto" w:fill="BF4E14" w:themeFill="accent2" w:themeFillShade="BF"/>
           </w:tcPr>
           <w:p>
@@ -1305,7 +1269,7 @@
         </w:tc>
         <w:tc>
           <w:tcPr>
-            <w:tcW w:w="2269" w:type="dxa"/>
+            <w:tcW w:w="2409" w:type="dxa"/>
             <w:shd w:val="clear" w:color="auto" w:fill="BF4E14" w:themeFill="accent2" w:themeFillShade="BF"/>
           </w:tcPr>
           <w:p>
@@ -1319,7 +1283,7 @@
         </w:tc>
         <w:tc>
           <w:tcPr>
-            <w:tcW w:w="2735" w:type="dxa"/>
+            <w:tcW w:w="2352" w:type="dxa"/>
             <w:shd w:val="clear" w:color="auto" w:fill="BF4E14" w:themeFill="accent2" w:themeFillShade="BF"/>
           </w:tcPr>
           <w:p>

--- a/Documentation/Role Schedule/Role Schedule.docx
+++ b/Documentation/Role Schedule/Role Schedule.docx
@@ -113,7 +113,13 @@
           <w:p/>
           <w:p>
             <w:r>
-              <w:t>CW</w:t>
+              <w:t>C</w:t>
+            </w:r>
+            <w:r>
+              <w:t xml:space="preserve">hristo </w:t>
+            </w:r>
+            <w:r>
+              <w:t>W</w:t>
             </w:r>
           </w:p>
         </w:tc>
@@ -146,6 +152,16 @@
               <w:t>Project Manager</w:t>
             </w:r>
           </w:p>
+          <w:p>
+            <w:r>
+              <w:t>&amp;</w:t>
+            </w:r>
+          </w:p>
+          <w:p>
+            <w:r>
+              <w:t>Gesture Recognition Team</w:t>
+            </w:r>
+          </w:p>
         </w:tc>
         <w:tc>
           <w:tcPr>
@@ -156,28 +172,32 @@
               <w:t>Project Manager</w:t>
             </w:r>
           </w:p>
+          <w:p>
+            <w:r>
+              <w:t>&amp;</w:t>
+            </w:r>
+          </w:p>
+          <w:p>
+            <w:r>
+              <w:t>Gesture Recognition Team</w:t>
+            </w:r>
+          </w:p>
         </w:tc>
         <w:tc>
           <w:tcPr>
             <w:tcW w:w="2409" w:type="dxa"/>
-            <w:shd w:val="clear" w:color="auto" w:fill="BF4E14" w:themeFill="accent2" w:themeFillShade="BF"/>
-          </w:tcPr>
-          <w:p>
-            <w:r>
-              <w:t>DH</w:t>
+          </w:tcPr>
+          <w:p>
+            <w:r>
+              <w:t>Gesture Recognition Team</w:t>
             </w:r>
           </w:p>
         </w:tc>
         <w:tc>
           <w:tcPr>
             <w:tcW w:w="2352" w:type="dxa"/>
-            <w:shd w:val="clear" w:color="auto" w:fill="BF4E14" w:themeFill="accent2" w:themeFillShade="BF"/>
-          </w:tcPr>
-          <w:p>
-            <w:r>
-              <w:t>DH</w:t>
-            </w:r>
-          </w:p>
+          </w:tcPr>
+          <w:p/>
         </w:tc>
       </w:tr>
       <w:tr>
@@ -189,79 +209,102 @@
             <w:tcW w:w="2127" w:type="dxa"/>
             <w:shd w:val="clear" w:color="auto" w:fill="83CAEB" w:themeFill="accent1" w:themeFillTint="66"/>
           </w:tcPr>
+          <w:p/>
+          <w:p/>
+          <w:p>
+            <w:proofErr w:type="spellStart"/>
+            <w:r>
+              <w:t>D</w:t>
+            </w:r>
+            <w:r>
+              <w:t>hava</w:t>
+            </w:r>
+            <w:proofErr w:type="spellEnd"/>
+            <w:r>
+              <w:t xml:space="preserve"> </w:t>
+            </w:r>
+            <w:r>
+              <w:t>WA</w:t>
+            </w:r>
+          </w:p>
+        </w:tc>
+        <w:tc>
+          <w:tcPr>
+            <w:tcW w:w="1984" w:type="dxa"/>
+            <w:shd w:val="clear" w:color="auto" w:fill="ADADAD" w:themeFill="background2" w:themeFillShade="BF"/>
+          </w:tcPr>
+          <w:p>
+            <w:r>
+              <w:t>N/A</w:t>
+            </w:r>
+          </w:p>
+        </w:tc>
+        <w:tc>
+          <w:tcPr>
+            <w:tcW w:w="2127" w:type="dxa"/>
+          </w:tcPr>
           <w:p>
             <w:r>
               <w:t>Customer Contact</w:t>
             </w:r>
           </w:p>
-          <w:p/>
-          <w:p>
-            <w:r>
-              <w:t>DWA</w:t>
-            </w:r>
-          </w:p>
-        </w:tc>
-        <w:tc>
-          <w:tcPr>
-            <w:tcW w:w="1984" w:type="dxa"/>
+        </w:tc>
+        <w:tc>
+          <w:tcPr>
+            <w:tcW w:w="2268" w:type="dxa"/>
           </w:tcPr>
           <w:p>
             <w:r>
               <w:t>Customer Contact</w:t>
             </w:r>
           </w:p>
-        </w:tc>
-        <w:tc>
-          <w:tcPr>
-            <w:tcW w:w="2127" w:type="dxa"/>
+          <w:p>
+            <w:r>
+              <w:t>&amp;</w:t>
+            </w:r>
+          </w:p>
+          <w:p>
+            <w:r>
+              <w:t>Person Identification Team</w:t>
+            </w:r>
+          </w:p>
+        </w:tc>
+        <w:tc>
+          <w:tcPr>
+            <w:tcW w:w="2268" w:type="dxa"/>
           </w:tcPr>
           <w:p>
             <w:r>
               <w:t>Customer Contact</w:t>
             </w:r>
           </w:p>
-        </w:tc>
-        <w:tc>
-          <w:tcPr>
-            <w:tcW w:w="2268" w:type="dxa"/>
-          </w:tcPr>
-          <w:p>
-            <w:r>
-              <w:t>Customer Contact</w:t>
-            </w:r>
-          </w:p>
-        </w:tc>
-        <w:tc>
-          <w:tcPr>
-            <w:tcW w:w="2268" w:type="dxa"/>
-          </w:tcPr>
-          <w:p>
-            <w:r>
-              <w:t>Customer Contact</w:t>
+          <w:p>
+            <w:r>
+              <w:t>&amp;</w:t>
+            </w:r>
+          </w:p>
+          <w:p>
+            <w:r>
+              <w:t>Person Identification Team</w:t>
             </w:r>
           </w:p>
         </w:tc>
         <w:tc>
           <w:tcPr>
             <w:tcW w:w="2409" w:type="dxa"/>
-            <w:shd w:val="clear" w:color="auto" w:fill="ADADAD" w:themeFill="background2" w:themeFillShade="BF"/>
-          </w:tcPr>
-          <w:p>
-            <w:r>
-              <w:t>MC</w:t>
+          </w:tcPr>
+          <w:p/>
+          <w:p>
+            <w:r>
+              <w:t>Person Identification Team</w:t>
             </w:r>
           </w:p>
         </w:tc>
         <w:tc>
           <w:tcPr>
             <w:tcW w:w="2352" w:type="dxa"/>
-            <w:shd w:val="clear" w:color="auto" w:fill="ADADAD" w:themeFill="background2" w:themeFillShade="BF"/>
-          </w:tcPr>
-          <w:p>
-            <w:r>
-              <w:t>MC</w:t>
-            </w:r>
-          </w:p>
+          </w:tcPr>
+          <w:p/>
         </w:tc>
       </w:tr>
       <w:tr>
@@ -273,83 +316,84 @@
             <w:tcW w:w="2127" w:type="dxa"/>
             <w:shd w:val="clear" w:color="auto" w:fill="83CAEB" w:themeFill="accent1" w:themeFillTint="66"/>
           </w:tcPr>
-          <w:p>
-            <w:r>
-              <w:t>Developer</w:t>
-            </w:r>
-          </w:p>
-          <w:p/>
-          <w:p>
-            <w:r>
-              <w:t>LM</w:t>
+          <w:p/>
+          <w:p/>
+          <w:p>
+            <w:proofErr w:type="spellStart"/>
+            <w:r>
+              <w:t>L</w:t>
+            </w:r>
+            <w:r>
+              <w:t>ithasa</w:t>
+            </w:r>
+            <w:proofErr w:type="spellEnd"/>
+            <w:r>
+              <w:t xml:space="preserve"> </w:t>
+            </w:r>
+            <w:r>
+              <w:t>M</w:t>
             </w:r>
           </w:p>
         </w:tc>
         <w:tc>
           <w:tcPr>
             <w:tcW w:w="1984" w:type="dxa"/>
-            <w:shd w:val="clear" w:color="auto" w:fill="BF4E14" w:themeFill="accent2" w:themeFillShade="BF"/>
-          </w:tcPr>
-          <w:p>
-            <w:r>
-              <w:t>DH</w:t>
-            </w:r>
-          </w:p>
-        </w:tc>
-        <w:tc>
-          <w:tcPr>
-            <w:tcW w:w="2127" w:type="dxa"/>
-            <w:shd w:val="clear" w:color="auto" w:fill="BF4E14" w:themeFill="accent2" w:themeFillShade="BF"/>
-          </w:tcPr>
-          <w:p>
-            <w:r>
-              <w:t>DH</w:t>
-            </w:r>
-          </w:p>
-        </w:tc>
-        <w:tc>
-          <w:tcPr>
-            <w:tcW w:w="2268" w:type="dxa"/>
-            <w:shd w:val="clear" w:color="auto" w:fill="BF4E14" w:themeFill="accent2" w:themeFillShade="BF"/>
-          </w:tcPr>
-          <w:p>
-            <w:r>
-              <w:t>DH</w:t>
-            </w:r>
-          </w:p>
-        </w:tc>
-        <w:tc>
-          <w:tcPr>
-            <w:tcW w:w="2268" w:type="dxa"/>
-            <w:shd w:val="clear" w:color="auto" w:fill="BF4E14" w:themeFill="accent2" w:themeFillShade="BF"/>
-          </w:tcPr>
-          <w:p>
-            <w:r>
-              <w:t>DH</w:t>
+            <w:shd w:val="clear" w:color="auto" w:fill="ADADAD" w:themeFill="background2" w:themeFillShade="BF"/>
+          </w:tcPr>
+          <w:p>
+            <w:r>
+              <w:t xml:space="preserve"> N/A</w:t>
+            </w:r>
+          </w:p>
+        </w:tc>
+        <w:tc>
+          <w:tcPr>
+            <w:tcW w:w="2127" w:type="dxa"/>
+          </w:tcPr>
+          <w:p>
+            <w:r>
+              <w:t>Scope Research</w:t>
+            </w:r>
+          </w:p>
+        </w:tc>
+        <w:tc>
+          <w:tcPr>
+            <w:tcW w:w="2268" w:type="dxa"/>
+          </w:tcPr>
+          <w:p/>
+          <w:p>
+            <w:r>
+              <w:t>Person Identification Team</w:t>
+            </w:r>
+          </w:p>
+        </w:tc>
+        <w:tc>
+          <w:tcPr>
+            <w:tcW w:w="2268" w:type="dxa"/>
+          </w:tcPr>
+          <w:p/>
+          <w:p>
+            <w:r>
+              <w:t>Person Identification Team</w:t>
             </w:r>
           </w:p>
         </w:tc>
         <w:tc>
           <w:tcPr>
             <w:tcW w:w="2409" w:type="dxa"/>
-            <w:shd w:val="clear" w:color="auto" w:fill="84E290" w:themeFill="accent3" w:themeFillTint="66"/>
-          </w:tcPr>
-          <w:p>
-            <w:r>
-              <w:t>TZ</w:t>
+          </w:tcPr>
+          <w:p/>
+          <w:p>
+            <w:r>
+              <w:t>Person Identification Team</w:t>
             </w:r>
           </w:p>
         </w:tc>
         <w:tc>
           <w:tcPr>
             <w:tcW w:w="2352" w:type="dxa"/>
-            <w:shd w:val="clear" w:color="auto" w:fill="84E290" w:themeFill="accent3" w:themeFillTint="66"/>
-          </w:tcPr>
-          <w:p>
-            <w:r>
-              <w:t>TZ</w:t>
-            </w:r>
-          </w:p>
+          </w:tcPr>
+          <w:p/>
         </w:tc>
       </w:tr>
       <w:tr>
@@ -361,15 +405,17 @@
             <w:tcW w:w="2127" w:type="dxa"/>
             <w:shd w:val="clear" w:color="auto" w:fill="83CAEB" w:themeFill="accent1" w:themeFillTint="66"/>
           </w:tcPr>
-          <w:p>
-            <w:r>
-              <w:t>Developer</w:t>
-            </w:r>
-          </w:p>
-          <w:p/>
-          <w:p>
-            <w:r>
-              <w:t>DH</w:t>
+          <w:p/>
+          <w:p/>
+          <w:p>
+            <w:r>
+              <w:t>D</w:t>
+            </w:r>
+            <w:r>
+              <w:t xml:space="preserve">ylan </w:t>
+            </w:r>
+            <w:r>
+              <w:t>H</w:t>
             </w:r>
           </w:p>
         </w:tc>
@@ -380,40 +426,39 @@
           </w:tcPr>
           <w:p>
             <w:r>
-              <w:t>MC</w:t>
-            </w:r>
-          </w:p>
-        </w:tc>
-        <w:tc>
-          <w:tcPr>
-            <w:tcW w:w="2127" w:type="dxa"/>
-            <w:shd w:val="clear" w:color="auto" w:fill="ADADAD" w:themeFill="background2" w:themeFillShade="BF"/>
-          </w:tcPr>
-          <w:p>
-            <w:r>
-              <w:t>MC</w:t>
-            </w:r>
-          </w:p>
-        </w:tc>
-        <w:tc>
-          <w:tcPr>
-            <w:tcW w:w="2268" w:type="dxa"/>
-            <w:shd w:val="clear" w:color="auto" w:fill="ADADAD" w:themeFill="background2" w:themeFillShade="BF"/>
-          </w:tcPr>
-          <w:p>
-            <w:r>
-              <w:t>MC</w:t>
-            </w:r>
-          </w:p>
-        </w:tc>
-        <w:tc>
-          <w:tcPr>
-            <w:tcW w:w="2268" w:type="dxa"/>
-            <w:shd w:val="clear" w:color="auto" w:fill="ADADAD" w:themeFill="background2" w:themeFillShade="BF"/>
-          </w:tcPr>
-          <w:p>
-            <w:r>
-              <w:t>MC</w:t>
+              <w:t>N/A</w:t>
+            </w:r>
+          </w:p>
+        </w:tc>
+        <w:tc>
+          <w:tcPr>
+            <w:tcW w:w="2127" w:type="dxa"/>
+          </w:tcPr>
+          <w:p>
+            <w:r>
+              <w:t>Scope Research</w:t>
+            </w:r>
+          </w:p>
+        </w:tc>
+        <w:tc>
+          <w:tcPr>
+            <w:tcW w:w="2268" w:type="dxa"/>
+          </w:tcPr>
+          <w:p/>
+          <w:p>
+            <w:r>
+              <w:t>Person Identification Team</w:t>
+            </w:r>
+          </w:p>
+        </w:tc>
+        <w:tc>
+          <w:tcPr>
+            <w:tcW w:w="2268" w:type="dxa"/>
+          </w:tcPr>
+          <w:p/>
+          <w:p>
+            <w:r>
+              <w:t>Person Identification Team</w:t>
             </w:r>
           </w:p>
         </w:tc>
@@ -424,6 +469,16 @@
           <w:p>
             <w:r>
               <w:t>Project Manager</w:t>
+            </w:r>
+          </w:p>
+          <w:p>
+            <w:r>
+              <w:t>&amp;</w:t>
+            </w:r>
+          </w:p>
+          <w:p>
+            <w:r>
+              <w:t>Person Identification Team</w:t>
             </w:r>
           </w:p>
         </w:tc>
@@ -447,83 +502,79 @@
             <w:tcW w:w="2127" w:type="dxa"/>
             <w:shd w:val="clear" w:color="auto" w:fill="83CAEB" w:themeFill="accent1" w:themeFillTint="66"/>
           </w:tcPr>
-          <w:p>
-            <w:r>
-              <w:t>Developer</w:t>
-            </w:r>
-          </w:p>
-          <w:p/>
-          <w:p>
-            <w:r>
-              <w:t>TZ</w:t>
+          <w:p/>
+          <w:p/>
+          <w:p>
+            <w:r>
+              <w:t>T</w:t>
+            </w:r>
+            <w:r>
+              <w:t xml:space="preserve">erry </w:t>
+            </w:r>
+            <w:r>
+              <w:t>Z</w:t>
             </w:r>
           </w:p>
         </w:tc>
         <w:tc>
           <w:tcPr>
             <w:tcW w:w="1984" w:type="dxa"/>
-            <w:shd w:val="clear" w:color="auto" w:fill="84E290" w:themeFill="accent3" w:themeFillTint="66"/>
-          </w:tcPr>
-          <w:p>
-            <w:r>
-              <w:t>TZ</w:t>
-            </w:r>
-          </w:p>
-        </w:tc>
-        <w:tc>
-          <w:tcPr>
-            <w:tcW w:w="2127" w:type="dxa"/>
-            <w:shd w:val="clear" w:color="auto" w:fill="84E290" w:themeFill="accent3" w:themeFillTint="66"/>
-          </w:tcPr>
-          <w:p>
-            <w:r>
-              <w:t>TZ</w:t>
-            </w:r>
-          </w:p>
-        </w:tc>
-        <w:tc>
-          <w:tcPr>
-            <w:tcW w:w="2268" w:type="dxa"/>
-            <w:shd w:val="clear" w:color="auto" w:fill="84E290" w:themeFill="accent3" w:themeFillTint="66"/>
-          </w:tcPr>
-          <w:p>
-            <w:r>
-              <w:t>TZ</w:t>
-            </w:r>
-          </w:p>
-        </w:tc>
-        <w:tc>
-          <w:tcPr>
-            <w:tcW w:w="2268" w:type="dxa"/>
-            <w:shd w:val="clear" w:color="auto" w:fill="84E290" w:themeFill="accent3" w:themeFillTint="66"/>
-          </w:tcPr>
-          <w:p>
-            <w:r>
-              <w:t>TZ</w:t>
+            <w:shd w:val="clear" w:color="auto" w:fill="ADADAD" w:themeFill="background2" w:themeFillShade="BF"/>
+          </w:tcPr>
+          <w:p>
+            <w:r>
+              <w:t>N/A</w:t>
+            </w:r>
+          </w:p>
+        </w:tc>
+        <w:tc>
+          <w:tcPr>
+            <w:tcW w:w="2127" w:type="dxa"/>
+          </w:tcPr>
+          <w:p>
+            <w:r>
+              <w:t>Scope Research</w:t>
+            </w:r>
+          </w:p>
+        </w:tc>
+        <w:tc>
+          <w:tcPr>
+            <w:tcW w:w="2268" w:type="dxa"/>
+          </w:tcPr>
+          <w:p/>
+          <w:p>
+            <w:r>
+              <w:t>Gesture Recognition Team</w:t>
+            </w:r>
+          </w:p>
+        </w:tc>
+        <w:tc>
+          <w:tcPr>
+            <w:tcW w:w="2268" w:type="dxa"/>
+          </w:tcPr>
+          <w:p/>
+          <w:p>
+            <w:r>
+              <w:t>Gesture Recognition Team</w:t>
             </w:r>
           </w:p>
         </w:tc>
         <w:tc>
           <w:tcPr>
             <w:tcW w:w="2409" w:type="dxa"/>
-            <w:shd w:val="clear" w:color="auto" w:fill="EE0000"/>
-          </w:tcPr>
-          <w:p>
-            <w:r>
-              <w:t>DWA</w:t>
+          </w:tcPr>
+          <w:p/>
+          <w:p>
+            <w:r>
+              <w:t>Gesture Recognition Team</w:t>
             </w:r>
           </w:p>
         </w:tc>
         <w:tc>
           <w:tcPr>
             <w:tcW w:w="2352" w:type="dxa"/>
-            <w:shd w:val="clear" w:color="auto" w:fill="EE0000"/>
-          </w:tcPr>
-          <w:p>
-            <w:r>
-              <w:t>DWA</w:t>
-            </w:r>
-          </w:p>
+          </w:tcPr>
+          <w:p/>
         </w:tc>
       </w:tr>
       <w:tr>
@@ -535,59 +586,60 @@
             <w:tcW w:w="2127" w:type="dxa"/>
             <w:shd w:val="clear" w:color="auto" w:fill="83CAEB" w:themeFill="accent1" w:themeFillTint="66"/>
           </w:tcPr>
-          <w:p>
-            <w:r>
-              <w:t>Tester</w:t>
-            </w:r>
-          </w:p>
-          <w:p/>
-          <w:p>
-            <w:r>
-              <w:t>MC</w:t>
+          <w:p/>
+          <w:p/>
+          <w:p>
+            <w:r>
+              <w:t>M</w:t>
+            </w:r>
+            <w:r>
+              <w:t xml:space="preserve">urphy </w:t>
+            </w:r>
+            <w:r>
+              <w:t>C</w:t>
             </w:r>
           </w:p>
         </w:tc>
         <w:tc>
           <w:tcPr>
             <w:tcW w:w="1984" w:type="dxa"/>
-            <w:shd w:val="clear" w:color="auto" w:fill="074F6A" w:themeFill="accent4" w:themeFillShade="80"/>
-          </w:tcPr>
-          <w:p>
-            <w:r>
-              <w:t>LM</w:t>
-            </w:r>
-          </w:p>
-        </w:tc>
-        <w:tc>
-          <w:tcPr>
-            <w:tcW w:w="2127" w:type="dxa"/>
-            <w:shd w:val="clear" w:color="auto" w:fill="074F6A" w:themeFill="accent4" w:themeFillShade="80"/>
-          </w:tcPr>
-          <w:p>
-            <w:r>
-              <w:t>LM</w:t>
-            </w:r>
-          </w:p>
-        </w:tc>
-        <w:tc>
-          <w:tcPr>
-            <w:tcW w:w="2268" w:type="dxa"/>
-            <w:shd w:val="clear" w:color="auto" w:fill="074F6A" w:themeFill="accent4" w:themeFillShade="80"/>
-          </w:tcPr>
-          <w:p>
-            <w:r>
-              <w:t>LM</w:t>
-            </w:r>
-          </w:p>
-        </w:tc>
-        <w:tc>
-          <w:tcPr>
-            <w:tcW w:w="2268" w:type="dxa"/>
-            <w:shd w:val="clear" w:color="auto" w:fill="074F6A" w:themeFill="accent4" w:themeFillShade="80"/>
-          </w:tcPr>
-          <w:p>
-            <w:r>
-              <w:t>LM</w:t>
+            <w:shd w:val="clear" w:color="auto" w:fill="ADADAD" w:themeFill="background2" w:themeFillShade="BF"/>
+          </w:tcPr>
+          <w:p>
+            <w:r>
+              <w:t>N/A</w:t>
+            </w:r>
+          </w:p>
+        </w:tc>
+        <w:tc>
+          <w:tcPr>
+            <w:tcW w:w="2127" w:type="dxa"/>
+          </w:tcPr>
+          <w:p>
+            <w:r>
+              <w:t>Scope Research</w:t>
+            </w:r>
+          </w:p>
+        </w:tc>
+        <w:tc>
+          <w:tcPr>
+            <w:tcW w:w="2268" w:type="dxa"/>
+          </w:tcPr>
+          <w:p/>
+          <w:p>
+            <w:r>
+              <w:t>Gesture Recognition Team</w:t>
+            </w:r>
+          </w:p>
+        </w:tc>
+        <w:tc>
+          <w:tcPr>
+            <w:tcW w:w="2268" w:type="dxa"/>
+          </w:tcPr>
+          <w:p/>
+          <w:p>
+            <w:r>
+              <w:t>Gesture Recognition Team</w:t>
             </w:r>
           </w:p>
         </w:tc>
@@ -598,6 +650,16 @@
           <w:p>
             <w:r>
               <w:t>Customer Contact</w:t>
+            </w:r>
+          </w:p>
+          <w:p>
+            <w:r>
+              <w:t>&amp;</w:t>
+            </w:r>
+          </w:p>
+          <w:p>
+            <w:r>
+              <w:t>Gesture Recognition Team</w:t>
             </w:r>
           </w:p>
         </w:tc>
@@ -702,7 +764,6 @@
         <w:tc>
           <w:tcPr>
             <w:tcW w:w="2127" w:type="dxa"/>
-            <w:shd w:val="clear" w:color="auto" w:fill="83CAEB" w:themeFill="accent1" w:themeFillTint="66"/>
           </w:tcPr>
           <w:p>
             <w:pPr>
@@ -713,29 +774,21 @@
         <w:tc>
           <w:tcPr>
             <w:tcW w:w="1984" w:type="dxa"/>
-            <w:shd w:val="clear" w:color="auto" w:fill="BF4E14" w:themeFill="accent2" w:themeFillShade="BF"/>
-          </w:tcPr>
-          <w:p>
-            <w:pPr>
-              <w:jc w:val="center"/>
-            </w:pPr>
-            <w:r>
-              <w:t>DH</w:t>
-            </w:r>
-          </w:p>
-        </w:tc>
-        <w:tc>
-          <w:tcPr>
-            <w:tcW w:w="2127" w:type="dxa"/>
-            <w:shd w:val="clear" w:color="auto" w:fill="BF4E14" w:themeFill="accent2" w:themeFillShade="BF"/>
-          </w:tcPr>
-          <w:p>
-            <w:pPr>
-              <w:jc w:val="center"/>
-            </w:pPr>
-            <w:r>
-              <w:t>DH</w:t>
-            </w:r>
+          </w:tcPr>
+          <w:p>
+            <w:pPr>
+              <w:jc w:val="center"/>
+            </w:pPr>
+          </w:p>
+        </w:tc>
+        <w:tc>
+          <w:tcPr>
+            <w:tcW w:w="2127" w:type="dxa"/>
+          </w:tcPr>
+          <w:p>
+            <w:pPr>
+              <w:jc w:val="center"/>
+            </w:pPr>
           </w:p>
         </w:tc>
         <w:tc>
@@ -798,99 +851,71 @@
         <w:tc>
           <w:tcPr>
             <w:tcW w:w="2127" w:type="dxa"/>
-            <w:shd w:val="clear" w:color="auto" w:fill="83CAEB" w:themeFill="accent1" w:themeFillTint="66"/>
-          </w:tcPr>
-          <w:p>
-            <w:pPr>
-              <w:jc w:val="center"/>
-            </w:pPr>
-            <w:r>
-              <w:t>MC</w:t>
-            </w:r>
+          </w:tcPr>
+          <w:p>
+            <w:pPr>
+              <w:jc w:val="center"/>
+            </w:pPr>
           </w:p>
         </w:tc>
         <w:tc>
           <w:tcPr>
             <w:tcW w:w="1984" w:type="dxa"/>
-            <w:shd w:val="clear" w:color="auto" w:fill="ADADAD" w:themeFill="background2" w:themeFillShade="BF"/>
-          </w:tcPr>
-          <w:p>
-            <w:pPr>
-              <w:jc w:val="center"/>
-            </w:pPr>
-            <w:r>
-              <w:t>MC</w:t>
-            </w:r>
-          </w:p>
-        </w:tc>
-        <w:tc>
-          <w:tcPr>
-            <w:tcW w:w="2127" w:type="dxa"/>
-            <w:shd w:val="clear" w:color="auto" w:fill="ADADAD" w:themeFill="background2" w:themeFillShade="BF"/>
-          </w:tcPr>
-          <w:p>
-            <w:pPr>
-              <w:jc w:val="center"/>
-            </w:pPr>
-            <w:r>
-              <w:t>MC</w:t>
-            </w:r>
-          </w:p>
-        </w:tc>
-        <w:tc>
-          <w:tcPr>
-            <w:tcW w:w="2268" w:type="dxa"/>
-            <w:shd w:val="clear" w:color="auto" w:fill="D86DCB" w:themeFill="accent5" w:themeFillTint="99"/>
-          </w:tcPr>
-          <w:p>
-            <w:pPr>
-              <w:jc w:val="center"/>
-            </w:pPr>
-            <w:r>
-              <w:t>CW</w:t>
-            </w:r>
-          </w:p>
-        </w:tc>
-        <w:tc>
-          <w:tcPr>
-            <w:tcW w:w="2268" w:type="dxa"/>
-            <w:shd w:val="clear" w:color="auto" w:fill="D86DCB" w:themeFill="accent5" w:themeFillTint="99"/>
-          </w:tcPr>
-          <w:p>
-            <w:pPr>
-              <w:jc w:val="center"/>
-            </w:pPr>
-            <w:r>
-              <w:t>CW</w:t>
-            </w:r>
+          </w:tcPr>
+          <w:p>
+            <w:pPr>
+              <w:jc w:val="center"/>
+            </w:pPr>
+          </w:p>
+        </w:tc>
+        <w:tc>
+          <w:tcPr>
+            <w:tcW w:w="2127" w:type="dxa"/>
+          </w:tcPr>
+          <w:p>
+            <w:pPr>
+              <w:jc w:val="center"/>
+            </w:pPr>
+          </w:p>
+        </w:tc>
+        <w:tc>
+          <w:tcPr>
+            <w:tcW w:w="2268" w:type="dxa"/>
+          </w:tcPr>
+          <w:p>
+            <w:pPr>
+              <w:jc w:val="center"/>
+            </w:pPr>
+          </w:p>
+        </w:tc>
+        <w:tc>
+          <w:tcPr>
+            <w:tcW w:w="2268" w:type="dxa"/>
+          </w:tcPr>
+          <w:p>
+            <w:pPr>
+              <w:jc w:val="center"/>
+            </w:pPr>
           </w:p>
         </w:tc>
         <w:tc>
           <w:tcPr>
             <w:tcW w:w="2409" w:type="dxa"/>
-            <w:shd w:val="clear" w:color="auto" w:fill="D86DCB" w:themeFill="accent5" w:themeFillTint="99"/>
-          </w:tcPr>
-          <w:p>
-            <w:pPr>
-              <w:jc w:val="center"/>
-            </w:pPr>
-            <w:r>
-              <w:t>CW</w:t>
-            </w:r>
+          </w:tcPr>
+          <w:p>
+            <w:pPr>
+              <w:jc w:val="center"/>
+            </w:pPr>
           </w:p>
         </w:tc>
         <w:tc>
           <w:tcPr>
             <w:tcW w:w="2352" w:type="dxa"/>
-            <w:shd w:val="clear" w:color="auto" w:fill="D86DCB" w:themeFill="accent5" w:themeFillTint="99"/>
-          </w:tcPr>
-          <w:p>
-            <w:pPr>
-              <w:jc w:val="center"/>
-            </w:pPr>
-            <w:r>
-              <w:t>CW</w:t>
-            </w:r>
+          </w:tcPr>
+          <w:p>
+            <w:pPr>
+              <w:jc w:val="center"/>
+            </w:pPr>
           </w:p>
         </w:tc>
       </w:tr>
@@ -901,43 +926,31 @@
         <w:tc>
           <w:tcPr>
             <w:tcW w:w="2127" w:type="dxa"/>
-            <w:shd w:val="clear" w:color="auto" w:fill="83CAEB" w:themeFill="accent1" w:themeFillTint="66"/>
-          </w:tcPr>
-          <w:p>
-            <w:pPr>
-              <w:jc w:val="center"/>
-            </w:pPr>
-            <w:r>
-              <w:t>TZ</w:t>
-            </w:r>
+          </w:tcPr>
+          <w:p>
+            <w:pPr>
+              <w:jc w:val="center"/>
+            </w:pPr>
           </w:p>
         </w:tc>
         <w:tc>
           <w:tcPr>
             <w:tcW w:w="1984" w:type="dxa"/>
-            <w:shd w:val="clear" w:color="auto" w:fill="84E290" w:themeFill="accent3" w:themeFillTint="66"/>
-          </w:tcPr>
-          <w:p>
-            <w:pPr>
-              <w:jc w:val="center"/>
-            </w:pPr>
-            <w:r>
-              <w:t>TZ</w:t>
-            </w:r>
-          </w:p>
-        </w:tc>
-        <w:tc>
-          <w:tcPr>
-            <w:tcW w:w="2127" w:type="dxa"/>
-            <w:shd w:val="clear" w:color="auto" w:fill="84E290" w:themeFill="accent3" w:themeFillTint="66"/>
-          </w:tcPr>
-          <w:p>
-            <w:pPr>
-              <w:jc w:val="center"/>
-            </w:pPr>
-            <w:r>
-              <w:t>TZ</w:t>
-            </w:r>
+          </w:tcPr>
+          <w:p>
+            <w:pPr>
+              <w:jc w:val="center"/>
+            </w:pPr>
+          </w:p>
+        </w:tc>
+        <w:tc>
+          <w:tcPr>
+            <w:tcW w:w="2127" w:type="dxa"/>
+          </w:tcPr>
+          <w:p>
+            <w:pPr>
+              <w:jc w:val="center"/>
+            </w:pPr>
           </w:p>
         </w:tc>
         <w:tc>
@@ -1039,57 +1052,41 @@
         <w:tc>
           <w:tcPr>
             <w:tcW w:w="2268" w:type="dxa"/>
-            <w:shd w:val="clear" w:color="auto" w:fill="ADADAD" w:themeFill="background2" w:themeFillShade="BF"/>
-          </w:tcPr>
-          <w:p>
-            <w:pPr>
-              <w:jc w:val="center"/>
-            </w:pPr>
-            <w:r>
-              <w:t>MC</w:t>
-            </w:r>
-          </w:p>
-        </w:tc>
-        <w:tc>
-          <w:tcPr>
-            <w:tcW w:w="2268" w:type="dxa"/>
-            <w:shd w:val="clear" w:color="auto" w:fill="ADADAD" w:themeFill="background2" w:themeFillShade="BF"/>
-          </w:tcPr>
-          <w:p>
-            <w:pPr>
-              <w:jc w:val="center"/>
-            </w:pPr>
-            <w:r>
-              <w:t>MC</w:t>
-            </w:r>
+          </w:tcPr>
+          <w:p>
+            <w:pPr>
+              <w:jc w:val="center"/>
+            </w:pPr>
+          </w:p>
+        </w:tc>
+        <w:tc>
+          <w:tcPr>
+            <w:tcW w:w="2268" w:type="dxa"/>
+          </w:tcPr>
+          <w:p>
+            <w:pPr>
+              <w:jc w:val="center"/>
+            </w:pPr>
           </w:p>
         </w:tc>
         <w:tc>
           <w:tcPr>
             <w:tcW w:w="2409" w:type="dxa"/>
-            <w:shd w:val="clear" w:color="auto" w:fill="ADADAD" w:themeFill="background2" w:themeFillShade="BF"/>
-          </w:tcPr>
-          <w:p>
-            <w:pPr>
-              <w:jc w:val="center"/>
-            </w:pPr>
-            <w:r>
-              <w:t>MC</w:t>
-            </w:r>
+          </w:tcPr>
+          <w:p>
+            <w:pPr>
+              <w:jc w:val="center"/>
+            </w:pPr>
           </w:p>
         </w:tc>
         <w:tc>
           <w:tcPr>
             <w:tcW w:w="2352" w:type="dxa"/>
-            <w:shd w:val="clear" w:color="auto" w:fill="ADADAD" w:themeFill="background2" w:themeFillShade="BF"/>
-          </w:tcPr>
-          <w:p>
-            <w:pPr>
-              <w:jc w:val="center"/>
-            </w:pPr>
-            <w:r>
-              <w:t>MC</w:t>
-            </w:r>
+          </w:tcPr>
+          <w:p>
+            <w:pPr>
+              <w:jc w:val="center"/>
+            </w:pPr>
           </w:p>
         </w:tc>
       </w:tr>
@@ -1100,99 +1097,71 @@
         <w:tc>
           <w:tcPr>
             <w:tcW w:w="2127" w:type="dxa"/>
-            <w:shd w:val="clear" w:color="auto" w:fill="83CAEB" w:themeFill="accent1" w:themeFillTint="66"/>
-          </w:tcPr>
-          <w:p>
-            <w:pPr>
-              <w:jc w:val="center"/>
-            </w:pPr>
-            <w:r>
-              <w:t>DWA</w:t>
-            </w:r>
+          </w:tcPr>
+          <w:p>
+            <w:pPr>
+              <w:jc w:val="center"/>
+            </w:pPr>
           </w:p>
         </w:tc>
         <w:tc>
           <w:tcPr>
             <w:tcW w:w="1984" w:type="dxa"/>
-            <w:shd w:val="clear" w:color="auto" w:fill="EE0000"/>
-          </w:tcPr>
-          <w:p>
-            <w:pPr>
-              <w:jc w:val="center"/>
-            </w:pPr>
-            <w:r>
-              <w:t>DWA</w:t>
-            </w:r>
-          </w:p>
-        </w:tc>
-        <w:tc>
-          <w:tcPr>
-            <w:tcW w:w="2127" w:type="dxa"/>
-            <w:shd w:val="clear" w:color="auto" w:fill="EE0000"/>
-          </w:tcPr>
-          <w:p>
-            <w:pPr>
-              <w:jc w:val="center"/>
-            </w:pPr>
-            <w:r>
-              <w:t>DWA</w:t>
-            </w:r>
-          </w:p>
-        </w:tc>
-        <w:tc>
-          <w:tcPr>
-            <w:tcW w:w="2268" w:type="dxa"/>
-            <w:shd w:val="clear" w:color="auto" w:fill="84E290" w:themeFill="accent3" w:themeFillTint="66"/>
-          </w:tcPr>
-          <w:p>
-            <w:pPr>
-              <w:jc w:val="center"/>
-            </w:pPr>
-            <w:r>
-              <w:t>TZ</w:t>
-            </w:r>
-          </w:p>
-        </w:tc>
-        <w:tc>
-          <w:tcPr>
-            <w:tcW w:w="2268" w:type="dxa"/>
-            <w:shd w:val="clear" w:color="auto" w:fill="84E290" w:themeFill="accent3" w:themeFillTint="66"/>
-          </w:tcPr>
-          <w:p>
-            <w:pPr>
-              <w:jc w:val="center"/>
-            </w:pPr>
-            <w:r>
-              <w:t>TZ</w:t>
-            </w:r>
+          </w:tcPr>
+          <w:p>
+            <w:pPr>
+              <w:jc w:val="center"/>
+            </w:pPr>
+          </w:p>
+        </w:tc>
+        <w:tc>
+          <w:tcPr>
+            <w:tcW w:w="2127" w:type="dxa"/>
+          </w:tcPr>
+          <w:p>
+            <w:pPr>
+              <w:jc w:val="center"/>
+            </w:pPr>
+          </w:p>
+        </w:tc>
+        <w:tc>
+          <w:tcPr>
+            <w:tcW w:w="2268" w:type="dxa"/>
+          </w:tcPr>
+          <w:p>
+            <w:pPr>
+              <w:jc w:val="center"/>
+            </w:pPr>
+          </w:p>
+        </w:tc>
+        <w:tc>
+          <w:tcPr>
+            <w:tcW w:w="2268" w:type="dxa"/>
+          </w:tcPr>
+          <w:p>
+            <w:pPr>
+              <w:jc w:val="center"/>
+            </w:pPr>
           </w:p>
         </w:tc>
         <w:tc>
           <w:tcPr>
             <w:tcW w:w="2409" w:type="dxa"/>
-            <w:shd w:val="clear" w:color="auto" w:fill="84E290" w:themeFill="accent3" w:themeFillTint="66"/>
-          </w:tcPr>
-          <w:p>
-            <w:pPr>
-              <w:jc w:val="center"/>
-            </w:pPr>
-            <w:r>
-              <w:t>TZ</w:t>
-            </w:r>
+          </w:tcPr>
+          <w:p>
+            <w:pPr>
+              <w:jc w:val="center"/>
+            </w:pPr>
           </w:p>
         </w:tc>
         <w:tc>
           <w:tcPr>
             <w:tcW w:w="2352" w:type="dxa"/>
-            <w:shd w:val="clear" w:color="auto" w:fill="84E290" w:themeFill="accent3" w:themeFillTint="66"/>
-          </w:tcPr>
-          <w:p>
-            <w:pPr>
-              <w:jc w:val="center"/>
-            </w:pPr>
-            <w:r>
-              <w:t>TZ</w:t>
-            </w:r>
+          </w:tcPr>
+          <w:p>
+            <w:pPr>
+              <w:jc w:val="center"/>
+            </w:pPr>
           </w:p>
         </w:tc>
       </w:tr>
@@ -1242,57 +1211,41 @@
         <w:tc>
           <w:tcPr>
             <w:tcW w:w="2268" w:type="dxa"/>
-            <w:shd w:val="clear" w:color="auto" w:fill="BF4E14" w:themeFill="accent2" w:themeFillShade="BF"/>
-          </w:tcPr>
-          <w:p>
-            <w:pPr>
-              <w:jc w:val="center"/>
-            </w:pPr>
-            <w:r>
-              <w:t>DH</w:t>
-            </w:r>
-          </w:p>
-        </w:tc>
-        <w:tc>
-          <w:tcPr>
-            <w:tcW w:w="2268" w:type="dxa"/>
-            <w:shd w:val="clear" w:color="auto" w:fill="BF4E14" w:themeFill="accent2" w:themeFillShade="BF"/>
-          </w:tcPr>
-          <w:p>
-            <w:pPr>
-              <w:jc w:val="center"/>
-            </w:pPr>
-            <w:r>
-              <w:t>DH</w:t>
-            </w:r>
+          </w:tcPr>
+          <w:p>
+            <w:pPr>
+              <w:jc w:val="center"/>
+            </w:pPr>
+          </w:p>
+        </w:tc>
+        <w:tc>
+          <w:tcPr>
+            <w:tcW w:w="2268" w:type="dxa"/>
+          </w:tcPr>
+          <w:p>
+            <w:pPr>
+              <w:jc w:val="center"/>
+            </w:pPr>
           </w:p>
         </w:tc>
         <w:tc>
           <w:tcPr>
             <w:tcW w:w="2409" w:type="dxa"/>
-            <w:shd w:val="clear" w:color="auto" w:fill="BF4E14" w:themeFill="accent2" w:themeFillShade="BF"/>
-          </w:tcPr>
-          <w:p>
-            <w:pPr>
-              <w:jc w:val="center"/>
-            </w:pPr>
-            <w:r>
-              <w:t>DH</w:t>
-            </w:r>
+          </w:tcPr>
+          <w:p>
+            <w:pPr>
+              <w:jc w:val="center"/>
+            </w:pPr>
           </w:p>
         </w:tc>
         <w:tc>
           <w:tcPr>
             <w:tcW w:w="2352" w:type="dxa"/>
-            <w:shd w:val="clear" w:color="auto" w:fill="BF4E14" w:themeFill="accent2" w:themeFillShade="BF"/>
-          </w:tcPr>
-          <w:p>
-            <w:pPr>
-              <w:jc w:val="center"/>
-            </w:pPr>
-            <w:r>
-              <w:t>DH</w:t>
-            </w:r>
+          </w:tcPr>
+          <w:p>
+            <w:pPr>
+              <w:jc w:val="center"/>
+            </w:pPr>
           </w:p>
         </w:tc>
       </w:tr>

--- a/Documentation/Role Schedule/Role Schedule.docx
+++ b/Documentation/Role Schedule/Role Schedule.docx
@@ -10,13 +10,13 @@
         <w:tblLook w:val="04A0" w:firstRow="1" w:lastRow="0" w:firstColumn="1" w:lastColumn="0" w:noHBand="0" w:noVBand="1"/>
       </w:tblPr>
       <w:tblGrid>
-        <w:gridCol w:w="2127"/>
+        <w:gridCol w:w="1423"/>
+        <w:gridCol w:w="2263"/>
+        <w:gridCol w:w="2552"/>
         <w:gridCol w:w="1984"/>
-        <w:gridCol w:w="2127"/>
-        <w:gridCol w:w="2268"/>
-        <w:gridCol w:w="2268"/>
-        <w:gridCol w:w="2409"/>
-        <w:gridCol w:w="2352"/>
+        <w:gridCol w:w="2309"/>
+        <w:gridCol w:w="2269"/>
+        <w:gridCol w:w="2735"/>
       </w:tblGrid>
       <w:tr>
         <w:trPr>
@@ -24,12 +24,34 @@
         </w:trPr>
         <w:tc>
           <w:tcPr>
-            <w:tcW w:w="2127" w:type="dxa"/>
+            <w:tcW w:w="1423" w:type="dxa"/>
             <w:shd w:val="clear" w:color="auto" w:fill="83CAEB" w:themeFill="accent1" w:themeFillTint="66"/>
           </w:tcPr>
           <w:p>
             <w:r>
               <w:t>Role</w:t>
+            </w:r>
+          </w:p>
+        </w:tc>
+        <w:tc>
+          <w:tcPr>
+            <w:tcW w:w="2263" w:type="dxa"/>
+            <w:shd w:val="clear" w:color="auto" w:fill="F2CEED" w:themeFill="accent5" w:themeFillTint="33"/>
+          </w:tcPr>
+          <w:p>
+            <w:r>
+              <w:t>Week 1</w:t>
+            </w:r>
+          </w:p>
+        </w:tc>
+        <w:tc>
+          <w:tcPr>
+            <w:tcW w:w="2552" w:type="dxa"/>
+            <w:shd w:val="clear" w:color="auto" w:fill="F2CEED" w:themeFill="accent5" w:themeFillTint="33"/>
+          </w:tcPr>
+          <w:p>
+            <w:r>
+              <w:t>Week 2</w:t>
             </w:r>
           </w:p>
         </w:tc>
@@ -40,57 +62,35 @@
           </w:tcPr>
           <w:p>
             <w:r>
-              <w:t>Week 1</w:t>
-            </w:r>
-          </w:p>
-        </w:tc>
-        <w:tc>
-          <w:tcPr>
-            <w:tcW w:w="2127" w:type="dxa"/>
+              <w:t>Week 3</w:t>
+            </w:r>
+          </w:p>
+        </w:tc>
+        <w:tc>
+          <w:tcPr>
+            <w:tcW w:w="2309" w:type="dxa"/>
             <w:shd w:val="clear" w:color="auto" w:fill="F2CEED" w:themeFill="accent5" w:themeFillTint="33"/>
           </w:tcPr>
           <w:p>
             <w:r>
-              <w:t>Week 2</w:t>
-            </w:r>
-          </w:p>
-        </w:tc>
-        <w:tc>
-          <w:tcPr>
-            <w:tcW w:w="2268" w:type="dxa"/>
+              <w:t xml:space="preserve">Week4 </w:t>
+            </w:r>
+          </w:p>
+        </w:tc>
+        <w:tc>
+          <w:tcPr>
+            <w:tcW w:w="2269" w:type="dxa"/>
             <w:shd w:val="clear" w:color="auto" w:fill="F2CEED" w:themeFill="accent5" w:themeFillTint="33"/>
           </w:tcPr>
           <w:p>
             <w:r>
-              <w:t>Week 3</w:t>
-            </w:r>
-          </w:p>
-        </w:tc>
-        <w:tc>
-          <w:tcPr>
-            <w:tcW w:w="2268" w:type="dxa"/>
-            <w:shd w:val="clear" w:color="auto" w:fill="F2CEED" w:themeFill="accent5" w:themeFillTint="33"/>
-          </w:tcPr>
-          <w:p>
-            <w:r>
-              <w:t xml:space="preserve">Week4 </w:t>
-            </w:r>
-          </w:p>
-        </w:tc>
-        <w:tc>
-          <w:tcPr>
-            <w:tcW w:w="2409" w:type="dxa"/>
-            <w:shd w:val="clear" w:color="auto" w:fill="F2CEED" w:themeFill="accent5" w:themeFillTint="33"/>
-          </w:tcPr>
-          <w:p>
-            <w:r>
               <w:t>Week 5</w:t>
             </w:r>
           </w:p>
         </w:tc>
         <w:tc>
           <w:tcPr>
-            <w:tcW w:w="2352" w:type="dxa"/>
+            <w:tcW w:w="2735" w:type="dxa"/>
             <w:shd w:val="clear" w:color="auto" w:fill="F2CEED" w:themeFill="accent5" w:themeFillTint="33"/>
           </w:tcPr>
           <w:p>
@@ -106,98 +106,80 @@
         </w:trPr>
         <w:tc>
           <w:tcPr>
-            <w:tcW w:w="2127" w:type="dxa"/>
+            <w:tcW w:w="1423" w:type="dxa"/>
             <w:shd w:val="clear" w:color="auto" w:fill="83CAEB" w:themeFill="accent1" w:themeFillTint="66"/>
           </w:tcPr>
-          <w:p/>
-          <w:p/>
-          <w:p>
-            <w:r>
-              <w:t>C</w:t>
-            </w:r>
-            <w:r>
-              <w:t xml:space="preserve">hristo </w:t>
-            </w:r>
-            <w:r>
-              <w:t>W</w:t>
+          <w:p>
+            <w:r>
+              <w:t>Project Manager</w:t>
+            </w:r>
+          </w:p>
+        </w:tc>
+        <w:tc>
+          <w:tcPr>
+            <w:tcW w:w="2263" w:type="dxa"/>
+            <w:shd w:val="clear" w:color="auto" w:fill="D86DCB" w:themeFill="accent5" w:themeFillTint="99"/>
+          </w:tcPr>
+          <w:p>
+            <w:r>
+              <w:t>CW</w:t>
+            </w:r>
+          </w:p>
+        </w:tc>
+        <w:tc>
+          <w:tcPr>
+            <w:tcW w:w="2552" w:type="dxa"/>
+            <w:shd w:val="clear" w:color="auto" w:fill="D86DCB" w:themeFill="accent5" w:themeFillTint="99"/>
+          </w:tcPr>
+          <w:p>
+            <w:r>
+              <w:t>CW</w:t>
             </w:r>
           </w:p>
         </w:tc>
         <w:tc>
           <w:tcPr>
             <w:tcW w:w="1984" w:type="dxa"/>
-          </w:tcPr>
-          <w:p>
-            <w:r>
-              <w:t>Project Manager</w:t>
-            </w:r>
-          </w:p>
-        </w:tc>
-        <w:tc>
-          <w:tcPr>
-            <w:tcW w:w="2127" w:type="dxa"/>
-          </w:tcPr>
-          <w:p>
-            <w:r>
-              <w:t>Project Manager</w:t>
-            </w:r>
-          </w:p>
-        </w:tc>
-        <w:tc>
-          <w:tcPr>
-            <w:tcW w:w="2268" w:type="dxa"/>
-          </w:tcPr>
-          <w:p>
-            <w:r>
-              <w:t>Project Manager</w:t>
-            </w:r>
-          </w:p>
-          <w:p>
-            <w:r>
-              <w:t>&amp;</w:t>
-            </w:r>
-          </w:p>
-          <w:p>
-            <w:r>
-              <w:t>Gesture Recognition Team</w:t>
-            </w:r>
-          </w:p>
-        </w:tc>
-        <w:tc>
-          <w:tcPr>
-            <w:tcW w:w="2268" w:type="dxa"/>
-          </w:tcPr>
-          <w:p>
-            <w:r>
-              <w:t>Project Manager</w:t>
-            </w:r>
-          </w:p>
-          <w:p>
-            <w:r>
-              <w:t>&amp;</w:t>
-            </w:r>
-          </w:p>
-          <w:p>
-            <w:r>
-              <w:t>Gesture Recognition Team</w:t>
-            </w:r>
-          </w:p>
-        </w:tc>
-        <w:tc>
-          <w:tcPr>
-            <w:tcW w:w="2409" w:type="dxa"/>
-          </w:tcPr>
-          <w:p>
-            <w:r>
-              <w:t>Gesture Recognition Team</w:t>
-            </w:r>
-          </w:p>
-        </w:tc>
-        <w:tc>
-          <w:tcPr>
-            <w:tcW w:w="2352" w:type="dxa"/>
-          </w:tcPr>
-          <w:p/>
+            <w:shd w:val="clear" w:color="auto" w:fill="D86DCB" w:themeFill="accent5" w:themeFillTint="99"/>
+          </w:tcPr>
+          <w:p>
+            <w:r>
+              <w:t>CW</w:t>
+            </w:r>
+          </w:p>
+        </w:tc>
+        <w:tc>
+          <w:tcPr>
+            <w:tcW w:w="2309" w:type="dxa"/>
+            <w:shd w:val="clear" w:color="auto" w:fill="D86DCB" w:themeFill="accent5" w:themeFillTint="99"/>
+          </w:tcPr>
+          <w:p>
+            <w:r>
+              <w:t>CW</w:t>
+            </w:r>
+          </w:p>
+        </w:tc>
+        <w:tc>
+          <w:tcPr>
+            <w:tcW w:w="2269" w:type="dxa"/>
+            <w:shd w:val="clear" w:color="auto" w:fill="BF4E14" w:themeFill="accent2" w:themeFillShade="BF"/>
+          </w:tcPr>
+          <w:p>
+            <w:r>
+              <w:t>DH</w:t>
+            </w:r>
+          </w:p>
+        </w:tc>
+        <w:tc>
+          <w:tcPr>
+            <w:tcW w:w="2735" w:type="dxa"/>
+            <w:shd w:val="clear" w:color="auto" w:fill="BF4E14" w:themeFill="accent2" w:themeFillShade="BF"/>
+          </w:tcPr>
+          <w:p>
+            <w:r>
+              <w:t>DH</w:t>
+            </w:r>
+          </w:p>
         </w:tc>
       </w:tr>
       <w:tr>
@@ -206,105 +188,83 @@
         </w:trPr>
         <w:tc>
           <w:tcPr>
-            <w:tcW w:w="2127" w:type="dxa"/>
+            <w:tcW w:w="1423" w:type="dxa"/>
             <w:shd w:val="clear" w:color="auto" w:fill="83CAEB" w:themeFill="accent1" w:themeFillTint="66"/>
           </w:tcPr>
-          <w:p/>
-          <w:p/>
-          <w:p>
-            <w:proofErr w:type="spellStart"/>
+          <w:p>
+            <w:r>
+              <w:t>Developer / Customer Contact</w:t>
+            </w:r>
+          </w:p>
+        </w:tc>
+        <w:tc>
+          <w:tcPr>
+            <w:tcW w:w="2263" w:type="dxa"/>
+            <w:shd w:val="clear" w:color="auto" w:fill="EE0000"/>
+          </w:tcPr>
+          <w:p>
             <w:r>
               <w:t>D</w:t>
             </w:r>
             <w:r>
-              <w:t>hava</w:t>
-            </w:r>
-            <w:proofErr w:type="spellEnd"/>
-            <w:r>
-              <w:t xml:space="preserve"> </w:t>
-            </w:r>
-            <w:r>
               <w:t>WA</w:t>
             </w:r>
           </w:p>
         </w:tc>
         <w:tc>
           <w:tcPr>
+            <w:tcW w:w="2552" w:type="dxa"/>
+            <w:shd w:val="clear" w:color="auto" w:fill="EE0000"/>
+          </w:tcPr>
+          <w:p>
+            <w:r>
+              <w:t>DWA</w:t>
+            </w:r>
+          </w:p>
+        </w:tc>
+        <w:tc>
+          <w:tcPr>
             <w:tcW w:w="1984" w:type="dxa"/>
+            <w:shd w:val="clear" w:color="auto" w:fill="EE0000"/>
+          </w:tcPr>
+          <w:p>
+            <w:r>
+              <w:t>DWA</w:t>
+            </w:r>
+          </w:p>
+        </w:tc>
+        <w:tc>
+          <w:tcPr>
+            <w:tcW w:w="2309" w:type="dxa"/>
+            <w:shd w:val="clear" w:color="auto" w:fill="EE0000"/>
+          </w:tcPr>
+          <w:p>
+            <w:r>
+              <w:t>DWA</w:t>
+            </w:r>
+          </w:p>
+        </w:tc>
+        <w:tc>
+          <w:tcPr>
+            <w:tcW w:w="2269" w:type="dxa"/>
             <w:shd w:val="clear" w:color="auto" w:fill="ADADAD" w:themeFill="background2" w:themeFillShade="BF"/>
           </w:tcPr>
           <w:p>
             <w:r>
-              <w:t>N/A</w:t>
-            </w:r>
-          </w:p>
-        </w:tc>
-        <w:tc>
-          <w:tcPr>
-            <w:tcW w:w="2127" w:type="dxa"/>
-          </w:tcPr>
-          <w:p>
-            <w:r>
-              <w:t>Customer Contact</w:t>
-            </w:r>
-          </w:p>
-        </w:tc>
-        <w:tc>
-          <w:tcPr>
-            <w:tcW w:w="2268" w:type="dxa"/>
-          </w:tcPr>
-          <w:p>
-            <w:r>
-              <w:t>Customer Contact</w:t>
-            </w:r>
-          </w:p>
-          <w:p>
-            <w:r>
-              <w:t>&amp;</w:t>
-            </w:r>
-          </w:p>
-          <w:p>
-            <w:r>
-              <w:t>Person Identification Team</w:t>
-            </w:r>
-          </w:p>
-        </w:tc>
-        <w:tc>
-          <w:tcPr>
-            <w:tcW w:w="2268" w:type="dxa"/>
-          </w:tcPr>
-          <w:p>
-            <w:r>
-              <w:t>Customer Contact</w:t>
-            </w:r>
-          </w:p>
-          <w:p>
-            <w:r>
-              <w:t>&amp;</w:t>
-            </w:r>
-          </w:p>
-          <w:p>
-            <w:r>
-              <w:t>Person Identification Team</w:t>
-            </w:r>
-          </w:p>
-        </w:tc>
-        <w:tc>
-          <w:tcPr>
-            <w:tcW w:w="2409" w:type="dxa"/>
-          </w:tcPr>
-          <w:p/>
-          <w:p>
-            <w:r>
-              <w:t>Person Identification Team</w:t>
-            </w:r>
-          </w:p>
-        </w:tc>
-        <w:tc>
-          <w:tcPr>
-            <w:tcW w:w="2352" w:type="dxa"/>
-          </w:tcPr>
-          <w:p/>
+              <w:t>MC</w:t>
+            </w:r>
+          </w:p>
+        </w:tc>
+        <w:tc>
+          <w:tcPr>
+            <w:tcW w:w="2735" w:type="dxa"/>
+            <w:shd w:val="clear" w:color="auto" w:fill="ADADAD" w:themeFill="background2" w:themeFillShade="BF"/>
+          </w:tcPr>
+          <w:p>
+            <w:r>
+              <w:t>MC</w:t>
+            </w:r>
+          </w:p>
         </w:tc>
       </w:tr>
       <w:tr>
@@ -313,87 +273,80 @@
         </w:trPr>
         <w:tc>
           <w:tcPr>
-            <w:tcW w:w="2127" w:type="dxa"/>
+            <w:tcW w:w="1423" w:type="dxa"/>
             <w:shd w:val="clear" w:color="auto" w:fill="83CAEB" w:themeFill="accent1" w:themeFillTint="66"/>
           </w:tcPr>
-          <w:p/>
-          <w:p/>
-          <w:p>
-            <w:proofErr w:type="spellStart"/>
-            <w:r>
-              <w:t>L</w:t>
-            </w:r>
-            <w:r>
-              <w:t>ithasa</w:t>
-            </w:r>
-            <w:proofErr w:type="spellEnd"/>
-            <w:r>
-              <w:t xml:space="preserve"> </w:t>
-            </w:r>
-            <w:r>
-              <w:t>M</w:t>
+          <w:p>
+            <w:r>
+              <w:t>Developer</w:t>
+            </w:r>
+          </w:p>
+        </w:tc>
+        <w:tc>
+          <w:tcPr>
+            <w:tcW w:w="2263" w:type="dxa"/>
+            <w:shd w:val="clear" w:color="auto" w:fill="BF4E14" w:themeFill="accent2" w:themeFillShade="BF"/>
+          </w:tcPr>
+          <w:p>
+            <w:r>
+              <w:t>DH</w:t>
+            </w:r>
+          </w:p>
+        </w:tc>
+        <w:tc>
+          <w:tcPr>
+            <w:tcW w:w="2552" w:type="dxa"/>
+            <w:shd w:val="clear" w:color="auto" w:fill="BF4E14" w:themeFill="accent2" w:themeFillShade="BF"/>
+          </w:tcPr>
+          <w:p>
+            <w:r>
+              <w:t>DH</w:t>
             </w:r>
           </w:p>
         </w:tc>
         <w:tc>
           <w:tcPr>
             <w:tcW w:w="1984" w:type="dxa"/>
-            <w:shd w:val="clear" w:color="auto" w:fill="ADADAD" w:themeFill="background2" w:themeFillShade="BF"/>
-          </w:tcPr>
-          <w:p>
-            <w:r>
-              <w:t xml:space="preserve"> N/A</w:t>
-            </w:r>
-          </w:p>
-        </w:tc>
-        <w:tc>
-          <w:tcPr>
-            <w:tcW w:w="2127" w:type="dxa"/>
-          </w:tcPr>
-          <w:p>
-            <w:r>
-              <w:t>Scope Research</w:t>
-            </w:r>
-          </w:p>
-        </w:tc>
-        <w:tc>
-          <w:tcPr>
-            <w:tcW w:w="2268" w:type="dxa"/>
-          </w:tcPr>
-          <w:p/>
-          <w:p>
-            <w:r>
-              <w:t>Person Identification Team</w:t>
-            </w:r>
-          </w:p>
-        </w:tc>
-        <w:tc>
-          <w:tcPr>
-            <w:tcW w:w="2268" w:type="dxa"/>
-          </w:tcPr>
-          <w:p/>
-          <w:p>
-            <w:r>
-              <w:t>Person Identification Team</w:t>
-            </w:r>
-          </w:p>
-        </w:tc>
-        <w:tc>
-          <w:tcPr>
-            <w:tcW w:w="2409" w:type="dxa"/>
-          </w:tcPr>
-          <w:p/>
-          <w:p>
-            <w:r>
-              <w:t>Person Identification Team</w:t>
-            </w:r>
-          </w:p>
-        </w:tc>
-        <w:tc>
-          <w:tcPr>
-            <w:tcW w:w="2352" w:type="dxa"/>
-          </w:tcPr>
-          <w:p/>
+            <w:shd w:val="clear" w:color="auto" w:fill="BF4E14" w:themeFill="accent2" w:themeFillShade="BF"/>
+          </w:tcPr>
+          <w:p>
+            <w:r>
+              <w:t>DH</w:t>
+            </w:r>
+          </w:p>
+        </w:tc>
+        <w:tc>
+          <w:tcPr>
+            <w:tcW w:w="2309" w:type="dxa"/>
+            <w:shd w:val="clear" w:color="auto" w:fill="BF4E14" w:themeFill="accent2" w:themeFillShade="BF"/>
+          </w:tcPr>
+          <w:p>
+            <w:r>
+              <w:t>DH</w:t>
+            </w:r>
+          </w:p>
+        </w:tc>
+        <w:tc>
+          <w:tcPr>
+            <w:tcW w:w="2269" w:type="dxa"/>
+            <w:shd w:val="clear" w:color="auto" w:fill="84E290" w:themeFill="accent3" w:themeFillTint="66"/>
+          </w:tcPr>
+          <w:p>
+            <w:r>
+              <w:t>TZ</w:t>
+            </w:r>
+          </w:p>
+        </w:tc>
+        <w:tc>
+          <w:tcPr>
+            <w:tcW w:w="2735" w:type="dxa"/>
+            <w:shd w:val="clear" w:color="auto" w:fill="84E290" w:themeFill="accent3" w:themeFillTint="66"/>
+          </w:tcPr>
+          <w:p>
+            <w:r>
+              <w:t>TZ</w:t>
+            </w:r>
+          </w:p>
         </w:tc>
       </w:tr>
       <w:tr>
@@ -402,20 +355,34 @@
         </w:trPr>
         <w:tc>
           <w:tcPr>
-            <w:tcW w:w="2127" w:type="dxa"/>
+            <w:tcW w:w="1423" w:type="dxa"/>
             <w:shd w:val="clear" w:color="auto" w:fill="83CAEB" w:themeFill="accent1" w:themeFillTint="66"/>
           </w:tcPr>
-          <w:p/>
-          <w:p/>
-          <w:p>
-            <w:r>
-              <w:t>D</w:t>
-            </w:r>
-            <w:r>
-              <w:t xml:space="preserve">ylan </w:t>
-            </w:r>
-            <w:r>
-              <w:t>H</w:t>
+          <w:p>
+            <w:r>
+              <w:t>Developer</w:t>
+            </w:r>
+          </w:p>
+        </w:tc>
+        <w:tc>
+          <w:tcPr>
+            <w:tcW w:w="2263" w:type="dxa"/>
+            <w:shd w:val="clear" w:color="auto" w:fill="ADADAD" w:themeFill="background2" w:themeFillShade="BF"/>
+          </w:tcPr>
+          <w:p>
+            <w:r>
+              <w:t>MC</w:t>
+            </w:r>
+          </w:p>
+        </w:tc>
+        <w:tc>
+          <w:tcPr>
+            <w:tcW w:w="2552" w:type="dxa"/>
+            <w:shd w:val="clear" w:color="auto" w:fill="ADADAD" w:themeFill="background2" w:themeFillShade="BF"/>
+          </w:tcPr>
+          <w:p>
+            <w:r>
+              <w:t>MC</w:t>
             </w:r>
           </w:p>
         </w:tc>
@@ -426,69 +393,40 @@
           </w:tcPr>
           <w:p>
             <w:r>
-              <w:t>N/A</w:t>
-            </w:r>
-          </w:p>
-        </w:tc>
-        <w:tc>
-          <w:tcPr>
-            <w:tcW w:w="2127" w:type="dxa"/>
-          </w:tcPr>
-          <w:p>
-            <w:r>
-              <w:t>Scope Research</w:t>
-            </w:r>
-          </w:p>
-        </w:tc>
-        <w:tc>
-          <w:tcPr>
-            <w:tcW w:w="2268" w:type="dxa"/>
-          </w:tcPr>
-          <w:p/>
-          <w:p>
-            <w:r>
-              <w:t>Person Identification Team</w:t>
-            </w:r>
-          </w:p>
-        </w:tc>
-        <w:tc>
-          <w:tcPr>
-            <w:tcW w:w="2268" w:type="dxa"/>
-          </w:tcPr>
-          <w:p/>
-          <w:p>
-            <w:r>
-              <w:t>Person Identification Team</w:t>
-            </w:r>
-          </w:p>
-        </w:tc>
-        <w:tc>
-          <w:tcPr>
-            <w:tcW w:w="2409" w:type="dxa"/>
-          </w:tcPr>
-          <w:p>
-            <w:r>
-              <w:t>Project Manager</w:t>
-            </w:r>
-          </w:p>
-          <w:p>
-            <w:r>
-              <w:t>&amp;</w:t>
-            </w:r>
-          </w:p>
-          <w:p>
-            <w:r>
-              <w:t>Person Identification Team</w:t>
-            </w:r>
-          </w:p>
-        </w:tc>
-        <w:tc>
-          <w:tcPr>
-            <w:tcW w:w="2352" w:type="dxa"/>
-          </w:tcPr>
-          <w:p>
-            <w:r>
-              <w:t>Project Manager</w:t>
+              <w:t>MC</w:t>
+            </w:r>
+          </w:p>
+        </w:tc>
+        <w:tc>
+          <w:tcPr>
+            <w:tcW w:w="2309" w:type="dxa"/>
+            <w:shd w:val="clear" w:color="auto" w:fill="ADADAD" w:themeFill="background2" w:themeFillShade="BF"/>
+          </w:tcPr>
+          <w:p>
+            <w:r>
+              <w:t>MC</w:t>
+            </w:r>
+          </w:p>
+        </w:tc>
+        <w:tc>
+          <w:tcPr>
+            <w:tcW w:w="2269" w:type="dxa"/>
+            <w:shd w:val="clear" w:color="auto" w:fill="074F6A" w:themeFill="accent4" w:themeFillShade="80"/>
+          </w:tcPr>
+          <w:p>
+            <w:r>
+              <w:t>LM</w:t>
+            </w:r>
+          </w:p>
+        </w:tc>
+        <w:tc>
+          <w:tcPr>
+            <w:tcW w:w="2735" w:type="dxa"/>
+            <w:shd w:val="clear" w:color="auto" w:fill="074F6A" w:themeFill="accent4" w:themeFillShade="80"/>
+          </w:tcPr>
+          <w:p>
+            <w:r>
+              <w:t>LM</w:t>
             </w:r>
           </w:p>
         </w:tc>
@@ -499,82 +437,80 @@
         </w:trPr>
         <w:tc>
           <w:tcPr>
-            <w:tcW w:w="2127" w:type="dxa"/>
+            <w:tcW w:w="1423" w:type="dxa"/>
             <w:shd w:val="clear" w:color="auto" w:fill="83CAEB" w:themeFill="accent1" w:themeFillTint="66"/>
           </w:tcPr>
-          <w:p/>
-          <w:p/>
-          <w:p>
-            <w:r>
-              <w:t>T</w:t>
-            </w:r>
-            <w:r>
-              <w:t xml:space="preserve">erry </w:t>
-            </w:r>
-            <w:r>
-              <w:t>Z</w:t>
+          <w:p>
+            <w:r>
+              <w:t>Developer</w:t>
+            </w:r>
+          </w:p>
+        </w:tc>
+        <w:tc>
+          <w:tcPr>
+            <w:tcW w:w="2263" w:type="dxa"/>
+            <w:shd w:val="clear" w:color="auto" w:fill="84E290" w:themeFill="accent3" w:themeFillTint="66"/>
+          </w:tcPr>
+          <w:p>
+            <w:r>
+              <w:t>TZ</w:t>
+            </w:r>
+          </w:p>
+        </w:tc>
+        <w:tc>
+          <w:tcPr>
+            <w:tcW w:w="2552" w:type="dxa"/>
+            <w:shd w:val="clear" w:color="auto" w:fill="84E290" w:themeFill="accent3" w:themeFillTint="66"/>
+          </w:tcPr>
+          <w:p>
+            <w:r>
+              <w:t>TZ</w:t>
             </w:r>
           </w:p>
         </w:tc>
         <w:tc>
           <w:tcPr>
             <w:tcW w:w="1984" w:type="dxa"/>
-            <w:shd w:val="clear" w:color="auto" w:fill="ADADAD" w:themeFill="background2" w:themeFillShade="BF"/>
-          </w:tcPr>
-          <w:p>
-            <w:r>
-              <w:t>N/A</w:t>
-            </w:r>
-          </w:p>
-        </w:tc>
-        <w:tc>
-          <w:tcPr>
-            <w:tcW w:w="2127" w:type="dxa"/>
-          </w:tcPr>
-          <w:p>
-            <w:r>
-              <w:t>Scope Research</w:t>
-            </w:r>
-          </w:p>
-        </w:tc>
-        <w:tc>
-          <w:tcPr>
-            <w:tcW w:w="2268" w:type="dxa"/>
-          </w:tcPr>
-          <w:p/>
-          <w:p>
-            <w:r>
-              <w:t>Gesture Recognition Team</w:t>
-            </w:r>
-          </w:p>
-        </w:tc>
-        <w:tc>
-          <w:tcPr>
-            <w:tcW w:w="2268" w:type="dxa"/>
-          </w:tcPr>
-          <w:p/>
-          <w:p>
-            <w:r>
-              <w:t>Gesture Recognition Team</w:t>
-            </w:r>
-          </w:p>
-        </w:tc>
-        <w:tc>
-          <w:tcPr>
-            <w:tcW w:w="2409" w:type="dxa"/>
-          </w:tcPr>
-          <w:p/>
-          <w:p>
-            <w:r>
-              <w:t>Gesture Recognition Team</w:t>
-            </w:r>
-          </w:p>
-        </w:tc>
-        <w:tc>
-          <w:tcPr>
-            <w:tcW w:w="2352" w:type="dxa"/>
-          </w:tcPr>
-          <w:p/>
+            <w:shd w:val="clear" w:color="auto" w:fill="84E290" w:themeFill="accent3" w:themeFillTint="66"/>
+          </w:tcPr>
+          <w:p>
+            <w:r>
+              <w:t>TZ</w:t>
+            </w:r>
+          </w:p>
+        </w:tc>
+        <w:tc>
+          <w:tcPr>
+            <w:tcW w:w="2309" w:type="dxa"/>
+            <w:shd w:val="clear" w:color="auto" w:fill="84E290" w:themeFill="accent3" w:themeFillTint="66"/>
+          </w:tcPr>
+          <w:p>
+            <w:r>
+              <w:t>TZ</w:t>
+            </w:r>
+          </w:p>
+        </w:tc>
+        <w:tc>
+          <w:tcPr>
+            <w:tcW w:w="2269" w:type="dxa"/>
+            <w:shd w:val="clear" w:color="auto" w:fill="EE0000"/>
+          </w:tcPr>
+          <w:p>
+            <w:r>
+              <w:t>DWA</w:t>
+            </w:r>
+          </w:p>
+        </w:tc>
+        <w:tc>
+          <w:tcPr>
+            <w:tcW w:w="2735" w:type="dxa"/>
+            <w:shd w:val="clear" w:color="auto" w:fill="EE0000"/>
+          </w:tcPr>
+          <w:p>
+            <w:r>
+              <w:t>DWA</w:t>
+            </w:r>
+          </w:p>
         </w:tc>
       </w:tr>
       <w:tr>
@@ -583,93 +519,78 @@
         </w:trPr>
         <w:tc>
           <w:tcPr>
-            <w:tcW w:w="2127" w:type="dxa"/>
+            <w:tcW w:w="1423" w:type="dxa"/>
             <w:shd w:val="clear" w:color="auto" w:fill="83CAEB" w:themeFill="accent1" w:themeFillTint="66"/>
           </w:tcPr>
-          <w:p/>
-          <w:p/>
-          <w:p>
-            <w:r>
-              <w:t>M</w:t>
-            </w:r>
-            <w:r>
-              <w:t xml:space="preserve">urphy </w:t>
-            </w:r>
-            <w:r>
-              <w:t>C</w:t>
+          <w:p>
+            <w:r>
+              <w:t>Tester</w:t>
+            </w:r>
+          </w:p>
+        </w:tc>
+        <w:tc>
+          <w:tcPr>
+            <w:tcW w:w="2263" w:type="dxa"/>
+            <w:shd w:val="clear" w:color="auto" w:fill="074F6A" w:themeFill="accent4" w:themeFillShade="80"/>
+          </w:tcPr>
+          <w:p>
+            <w:r>
+              <w:t>LM</w:t>
+            </w:r>
+          </w:p>
+        </w:tc>
+        <w:tc>
+          <w:tcPr>
+            <w:tcW w:w="2552" w:type="dxa"/>
+            <w:shd w:val="clear" w:color="auto" w:fill="074F6A" w:themeFill="accent4" w:themeFillShade="80"/>
+          </w:tcPr>
+          <w:p>
+            <w:r>
+              <w:t>LM</w:t>
             </w:r>
           </w:p>
         </w:tc>
         <w:tc>
           <w:tcPr>
             <w:tcW w:w="1984" w:type="dxa"/>
-            <w:shd w:val="clear" w:color="auto" w:fill="ADADAD" w:themeFill="background2" w:themeFillShade="BF"/>
-          </w:tcPr>
-          <w:p>
-            <w:r>
-              <w:t>N/A</w:t>
-            </w:r>
-          </w:p>
-        </w:tc>
-        <w:tc>
-          <w:tcPr>
-            <w:tcW w:w="2127" w:type="dxa"/>
-          </w:tcPr>
-          <w:p>
-            <w:r>
-              <w:t>Scope Research</w:t>
-            </w:r>
-          </w:p>
-        </w:tc>
-        <w:tc>
-          <w:tcPr>
-            <w:tcW w:w="2268" w:type="dxa"/>
-          </w:tcPr>
-          <w:p/>
-          <w:p>
-            <w:r>
-              <w:t>Gesture Recognition Team</w:t>
-            </w:r>
-          </w:p>
-        </w:tc>
-        <w:tc>
-          <w:tcPr>
-            <w:tcW w:w="2268" w:type="dxa"/>
-          </w:tcPr>
-          <w:p/>
-          <w:p>
-            <w:r>
-              <w:t>Gesture Recognition Team</w:t>
-            </w:r>
-          </w:p>
-        </w:tc>
-        <w:tc>
-          <w:tcPr>
-            <w:tcW w:w="2409" w:type="dxa"/>
-          </w:tcPr>
-          <w:p>
-            <w:r>
-              <w:t>Customer Contact</w:t>
-            </w:r>
-          </w:p>
-          <w:p>
-            <w:r>
-              <w:t>&amp;</w:t>
-            </w:r>
-          </w:p>
-          <w:p>
-            <w:r>
-              <w:t>Gesture Recognition Team</w:t>
-            </w:r>
-          </w:p>
-        </w:tc>
-        <w:tc>
-          <w:tcPr>
-            <w:tcW w:w="2352" w:type="dxa"/>
-          </w:tcPr>
-          <w:p>
-            <w:r>
-              <w:t>Customer Contact</w:t>
+            <w:shd w:val="clear" w:color="auto" w:fill="074F6A" w:themeFill="accent4" w:themeFillShade="80"/>
+          </w:tcPr>
+          <w:p>
+            <w:r>
+              <w:t>LM</w:t>
+            </w:r>
+          </w:p>
+        </w:tc>
+        <w:tc>
+          <w:tcPr>
+            <w:tcW w:w="2309" w:type="dxa"/>
+            <w:shd w:val="clear" w:color="auto" w:fill="074F6A" w:themeFill="accent4" w:themeFillShade="80"/>
+          </w:tcPr>
+          <w:p>
+            <w:r>
+              <w:t>LM</w:t>
+            </w:r>
+          </w:p>
+        </w:tc>
+        <w:tc>
+          <w:tcPr>
+            <w:tcW w:w="2269" w:type="dxa"/>
+            <w:shd w:val="clear" w:color="auto" w:fill="D86DCB" w:themeFill="accent5" w:themeFillTint="99"/>
+          </w:tcPr>
+          <w:p>
+            <w:r>
+              <w:t>CW</w:t>
+            </w:r>
+          </w:p>
+        </w:tc>
+        <w:tc>
+          <w:tcPr>
+            <w:tcW w:w="2735" w:type="dxa"/>
+            <w:shd w:val="clear" w:color="auto" w:fill="D86DCB" w:themeFill="accent5" w:themeFillTint="99"/>
+          </w:tcPr>
+          <w:p>
+            <w:r>
+              <w:t>CW</w:t>
             </w:r>
           </w:p>
         </w:tc>
@@ -680,7 +601,7 @@
         </w:trPr>
         <w:tc>
           <w:tcPr>
-            <w:tcW w:w="2127" w:type="dxa"/>
+            <w:tcW w:w="1423" w:type="dxa"/>
             <w:shd w:val="clear" w:color="auto" w:fill="83CAEB" w:themeFill="accent1" w:themeFillTint="66"/>
           </w:tcPr>
           <w:p>
@@ -692,62 +613,62 @@
         </w:tc>
         <w:tc>
           <w:tcPr>
+            <w:tcW w:w="2263" w:type="dxa"/>
+            <w:shd w:val="clear" w:color="auto" w:fill="F2CEED" w:themeFill="accent5" w:themeFillTint="33"/>
+          </w:tcPr>
+          <w:p>
+            <w:r>
+              <w:t>Week 7</w:t>
+            </w:r>
+          </w:p>
+        </w:tc>
+        <w:tc>
+          <w:tcPr>
+            <w:tcW w:w="2552" w:type="dxa"/>
+            <w:shd w:val="clear" w:color="auto" w:fill="F2CEED" w:themeFill="accent5" w:themeFillTint="33"/>
+          </w:tcPr>
+          <w:p>
+            <w:r>
+              <w:t>Week 8</w:t>
+            </w:r>
+          </w:p>
+        </w:tc>
+        <w:tc>
+          <w:tcPr>
             <w:tcW w:w="1984" w:type="dxa"/>
             <w:shd w:val="clear" w:color="auto" w:fill="F2CEED" w:themeFill="accent5" w:themeFillTint="33"/>
           </w:tcPr>
           <w:p>
             <w:r>
-              <w:t>Week 7</w:t>
-            </w:r>
-          </w:p>
-        </w:tc>
-        <w:tc>
-          <w:tcPr>
-            <w:tcW w:w="2127" w:type="dxa"/>
+              <w:t>Week 9</w:t>
+            </w:r>
+          </w:p>
+        </w:tc>
+        <w:tc>
+          <w:tcPr>
+            <w:tcW w:w="2309" w:type="dxa"/>
             <w:shd w:val="clear" w:color="auto" w:fill="F2CEED" w:themeFill="accent5" w:themeFillTint="33"/>
           </w:tcPr>
           <w:p>
             <w:r>
-              <w:t>Week 8</w:t>
-            </w:r>
-          </w:p>
-        </w:tc>
-        <w:tc>
-          <w:tcPr>
-            <w:tcW w:w="2268" w:type="dxa"/>
+              <w:t>Week 10</w:t>
+            </w:r>
+          </w:p>
+        </w:tc>
+        <w:tc>
+          <w:tcPr>
+            <w:tcW w:w="2269" w:type="dxa"/>
             <w:shd w:val="clear" w:color="auto" w:fill="F2CEED" w:themeFill="accent5" w:themeFillTint="33"/>
           </w:tcPr>
           <w:p>
             <w:r>
-              <w:t>Week 9</w:t>
-            </w:r>
-          </w:p>
-        </w:tc>
-        <w:tc>
-          <w:tcPr>
-            <w:tcW w:w="2268" w:type="dxa"/>
-            <w:shd w:val="clear" w:color="auto" w:fill="F2CEED" w:themeFill="accent5" w:themeFillTint="33"/>
-          </w:tcPr>
-          <w:p>
-            <w:r>
-              <w:t>Week 10</w:t>
-            </w:r>
-          </w:p>
-        </w:tc>
-        <w:tc>
-          <w:tcPr>
-            <w:tcW w:w="2409" w:type="dxa"/>
-            <w:shd w:val="clear" w:color="auto" w:fill="F2CEED" w:themeFill="accent5" w:themeFillTint="33"/>
-          </w:tcPr>
-          <w:p>
-            <w:r>
               <w:t>Week 11</w:t>
             </w:r>
           </w:p>
         </w:tc>
         <w:tc>
           <w:tcPr>
-            <w:tcW w:w="2352" w:type="dxa"/>
+            <w:tcW w:w="2735" w:type="dxa"/>
             <w:shd w:val="clear" w:color="auto" w:fill="F2CEED" w:themeFill="accent5" w:themeFillTint="33"/>
           </w:tcPr>
           <w:p>
@@ -763,83 +684,99 @@
         </w:trPr>
         <w:tc>
           <w:tcPr>
-            <w:tcW w:w="2127" w:type="dxa"/>
-          </w:tcPr>
-          <w:p>
-            <w:pPr>
-              <w:jc w:val="center"/>
-            </w:pPr>
+            <w:tcW w:w="1423" w:type="dxa"/>
+            <w:shd w:val="clear" w:color="auto" w:fill="83CAEB" w:themeFill="accent1" w:themeFillTint="66"/>
+          </w:tcPr>
+          <w:p>
+            <w:pPr>
+              <w:jc w:val="center"/>
+            </w:pPr>
+            <w:r>
+              <w:t>DH</w:t>
+            </w:r>
+          </w:p>
+        </w:tc>
+        <w:tc>
+          <w:tcPr>
+            <w:tcW w:w="2263" w:type="dxa"/>
+            <w:shd w:val="clear" w:color="auto" w:fill="BF4E14" w:themeFill="accent2" w:themeFillShade="BF"/>
+          </w:tcPr>
+          <w:p>
+            <w:pPr>
+              <w:jc w:val="center"/>
+            </w:pPr>
+            <w:r>
+              <w:t>DH</w:t>
+            </w:r>
+          </w:p>
+        </w:tc>
+        <w:tc>
+          <w:tcPr>
+            <w:tcW w:w="2552" w:type="dxa"/>
+            <w:shd w:val="clear" w:color="auto" w:fill="BF4E14" w:themeFill="accent2" w:themeFillShade="BF"/>
+          </w:tcPr>
+          <w:p>
+            <w:pPr>
+              <w:jc w:val="center"/>
+            </w:pPr>
+            <w:r>
+              <w:t>DH</w:t>
+            </w:r>
           </w:p>
         </w:tc>
         <w:tc>
           <w:tcPr>
             <w:tcW w:w="1984" w:type="dxa"/>
-          </w:tcPr>
-          <w:p>
-            <w:pPr>
-              <w:jc w:val="center"/>
-            </w:pPr>
-          </w:p>
-        </w:tc>
-        <w:tc>
-          <w:tcPr>
-            <w:tcW w:w="2127" w:type="dxa"/>
-          </w:tcPr>
-          <w:p>
-            <w:pPr>
-              <w:jc w:val="center"/>
-            </w:pPr>
-          </w:p>
-        </w:tc>
-        <w:tc>
-          <w:tcPr>
-            <w:tcW w:w="2268" w:type="dxa"/>
-          </w:tcPr>
-          <w:p>
-            <w:pPr>
-              <w:jc w:val="center"/>
-            </w:pPr>
-            <w:r>
-              <w:t>Customer Contact</w:t>
-            </w:r>
-          </w:p>
-        </w:tc>
-        <w:tc>
-          <w:tcPr>
-            <w:tcW w:w="2268" w:type="dxa"/>
-          </w:tcPr>
-          <w:p>
-            <w:pPr>
-              <w:jc w:val="center"/>
-            </w:pPr>
-            <w:r>
-              <w:t>Customer Contact</w:t>
-            </w:r>
-          </w:p>
-        </w:tc>
-        <w:tc>
-          <w:tcPr>
-            <w:tcW w:w="2409" w:type="dxa"/>
-          </w:tcPr>
-          <w:p>
-            <w:pPr>
-              <w:jc w:val="center"/>
-            </w:pPr>
-            <w:r>
-              <w:t>Customer Contact</w:t>
-            </w:r>
-          </w:p>
-        </w:tc>
-        <w:tc>
-          <w:tcPr>
-            <w:tcW w:w="2352" w:type="dxa"/>
-          </w:tcPr>
-          <w:p>
-            <w:pPr>
-              <w:jc w:val="center"/>
-            </w:pPr>
-            <w:r>
-              <w:t>Customer Contact</w:t>
+            <w:shd w:val="clear" w:color="auto" w:fill="074F6A" w:themeFill="accent4" w:themeFillShade="80"/>
+          </w:tcPr>
+          <w:p>
+            <w:pPr>
+              <w:jc w:val="center"/>
+            </w:pPr>
+            <w:r>
+              <w:t>LM</w:t>
+            </w:r>
+          </w:p>
+        </w:tc>
+        <w:tc>
+          <w:tcPr>
+            <w:tcW w:w="2309" w:type="dxa"/>
+            <w:shd w:val="clear" w:color="auto" w:fill="074F6A" w:themeFill="accent4" w:themeFillShade="80"/>
+          </w:tcPr>
+          <w:p>
+            <w:pPr>
+              <w:jc w:val="center"/>
+            </w:pPr>
+            <w:r>
+              <w:t>LM</w:t>
+            </w:r>
+          </w:p>
+        </w:tc>
+        <w:tc>
+          <w:tcPr>
+            <w:tcW w:w="2269" w:type="dxa"/>
+            <w:shd w:val="clear" w:color="auto" w:fill="074F6A" w:themeFill="accent4" w:themeFillShade="80"/>
+          </w:tcPr>
+          <w:p>
+            <w:pPr>
+              <w:jc w:val="center"/>
+            </w:pPr>
+            <w:r>
+              <w:t>LM</w:t>
+            </w:r>
+          </w:p>
+        </w:tc>
+        <w:tc>
+          <w:tcPr>
+            <w:tcW w:w="2735" w:type="dxa"/>
+            <w:shd w:val="clear" w:color="auto" w:fill="074F6A" w:themeFill="accent4" w:themeFillShade="80"/>
+          </w:tcPr>
+          <w:p>
+            <w:pPr>
+              <w:jc w:val="center"/>
+            </w:pPr>
+            <w:r>
+              <w:t>LM</w:t>
             </w:r>
           </w:p>
         </w:tc>
@@ -850,72 +787,100 @@
         </w:trPr>
         <w:tc>
           <w:tcPr>
-            <w:tcW w:w="2127" w:type="dxa"/>
-          </w:tcPr>
-          <w:p>
-            <w:pPr>
-              <w:jc w:val="center"/>
-            </w:pPr>
+            <w:tcW w:w="1423" w:type="dxa"/>
+            <w:shd w:val="clear" w:color="auto" w:fill="83CAEB" w:themeFill="accent1" w:themeFillTint="66"/>
+          </w:tcPr>
+          <w:p>
+            <w:pPr>
+              <w:jc w:val="center"/>
+            </w:pPr>
+            <w:r>
+              <w:t>MC</w:t>
+            </w:r>
+          </w:p>
+        </w:tc>
+        <w:tc>
+          <w:tcPr>
+            <w:tcW w:w="2263" w:type="dxa"/>
+            <w:shd w:val="clear" w:color="auto" w:fill="ADADAD" w:themeFill="background2" w:themeFillShade="BF"/>
+          </w:tcPr>
+          <w:p>
+            <w:pPr>
+              <w:jc w:val="center"/>
+            </w:pPr>
+            <w:r>
+              <w:t>MC</w:t>
+            </w:r>
+          </w:p>
+        </w:tc>
+        <w:tc>
+          <w:tcPr>
+            <w:tcW w:w="2552" w:type="dxa"/>
+            <w:shd w:val="clear" w:color="auto" w:fill="ADADAD" w:themeFill="background2" w:themeFillShade="BF"/>
+          </w:tcPr>
+          <w:p>
+            <w:pPr>
+              <w:jc w:val="center"/>
+            </w:pPr>
+            <w:r>
+              <w:t>MC</w:t>
+            </w:r>
           </w:p>
         </w:tc>
         <w:tc>
           <w:tcPr>
             <w:tcW w:w="1984" w:type="dxa"/>
-          </w:tcPr>
-          <w:p>
-            <w:pPr>
-              <w:jc w:val="center"/>
-            </w:pPr>
-          </w:p>
-        </w:tc>
-        <w:tc>
-          <w:tcPr>
-            <w:tcW w:w="2127" w:type="dxa"/>
-          </w:tcPr>
-          <w:p>
-            <w:pPr>
-              <w:jc w:val="center"/>
-            </w:pPr>
-          </w:p>
-        </w:tc>
-        <w:tc>
-          <w:tcPr>
-            <w:tcW w:w="2268" w:type="dxa"/>
-          </w:tcPr>
-          <w:p>
-            <w:pPr>
-              <w:jc w:val="center"/>
-            </w:pPr>
-          </w:p>
-        </w:tc>
-        <w:tc>
-          <w:tcPr>
-            <w:tcW w:w="2268" w:type="dxa"/>
-          </w:tcPr>
-          <w:p>
-            <w:pPr>
-              <w:jc w:val="center"/>
-            </w:pPr>
-          </w:p>
-        </w:tc>
-        <w:tc>
-          <w:tcPr>
-            <w:tcW w:w="2409" w:type="dxa"/>
-          </w:tcPr>
-          <w:p>
-            <w:pPr>
-              <w:jc w:val="center"/>
-            </w:pPr>
-          </w:p>
-        </w:tc>
-        <w:tc>
-          <w:tcPr>
-            <w:tcW w:w="2352" w:type="dxa"/>
-          </w:tcPr>
-          <w:p>
-            <w:pPr>
-              <w:jc w:val="center"/>
-            </w:pPr>
+            <w:shd w:val="clear" w:color="auto" w:fill="D86DCB" w:themeFill="accent5" w:themeFillTint="99"/>
+          </w:tcPr>
+          <w:p>
+            <w:pPr>
+              <w:jc w:val="center"/>
+            </w:pPr>
+            <w:r>
+              <w:t>CW</w:t>
+            </w:r>
+          </w:p>
+        </w:tc>
+        <w:tc>
+          <w:tcPr>
+            <w:tcW w:w="2309" w:type="dxa"/>
+            <w:shd w:val="clear" w:color="auto" w:fill="D86DCB" w:themeFill="accent5" w:themeFillTint="99"/>
+          </w:tcPr>
+          <w:p>
+            <w:pPr>
+              <w:jc w:val="center"/>
+            </w:pPr>
+            <w:r>
+              <w:t>CW</w:t>
+            </w:r>
+          </w:p>
+        </w:tc>
+        <w:tc>
+          <w:tcPr>
+            <w:tcW w:w="2269" w:type="dxa"/>
+            <w:shd w:val="clear" w:color="auto" w:fill="D86DCB" w:themeFill="accent5" w:themeFillTint="99"/>
+          </w:tcPr>
+          <w:p>
+            <w:pPr>
+              <w:jc w:val="center"/>
+            </w:pPr>
+            <w:r>
+              <w:t>CW</w:t>
+            </w:r>
+          </w:p>
+        </w:tc>
+        <w:tc>
+          <w:tcPr>
+            <w:tcW w:w="2735" w:type="dxa"/>
+            <w:shd w:val="clear" w:color="auto" w:fill="D86DCB" w:themeFill="accent5" w:themeFillTint="99"/>
+          </w:tcPr>
+          <w:p>
+            <w:pPr>
+              <w:jc w:val="center"/>
+            </w:pPr>
+            <w:r>
+              <w:t>CW</w:t>
+            </w:r>
           </w:p>
         </w:tc>
       </w:tr>
@@ -925,83 +890,99 @@
         </w:trPr>
         <w:tc>
           <w:tcPr>
-            <w:tcW w:w="2127" w:type="dxa"/>
-          </w:tcPr>
-          <w:p>
-            <w:pPr>
-              <w:jc w:val="center"/>
-            </w:pPr>
+            <w:tcW w:w="1423" w:type="dxa"/>
+            <w:shd w:val="clear" w:color="auto" w:fill="83CAEB" w:themeFill="accent1" w:themeFillTint="66"/>
+          </w:tcPr>
+          <w:p>
+            <w:pPr>
+              <w:jc w:val="center"/>
+            </w:pPr>
+            <w:r>
+              <w:t>TZ</w:t>
+            </w:r>
+          </w:p>
+        </w:tc>
+        <w:tc>
+          <w:tcPr>
+            <w:tcW w:w="2263" w:type="dxa"/>
+            <w:shd w:val="clear" w:color="auto" w:fill="84E290" w:themeFill="accent3" w:themeFillTint="66"/>
+          </w:tcPr>
+          <w:p>
+            <w:pPr>
+              <w:jc w:val="center"/>
+            </w:pPr>
+            <w:r>
+              <w:t>TZ</w:t>
+            </w:r>
+          </w:p>
+        </w:tc>
+        <w:tc>
+          <w:tcPr>
+            <w:tcW w:w="2552" w:type="dxa"/>
+            <w:shd w:val="clear" w:color="auto" w:fill="84E290" w:themeFill="accent3" w:themeFillTint="66"/>
+          </w:tcPr>
+          <w:p>
+            <w:pPr>
+              <w:jc w:val="center"/>
+            </w:pPr>
+            <w:r>
+              <w:t>TZ</w:t>
+            </w:r>
           </w:p>
         </w:tc>
         <w:tc>
           <w:tcPr>
             <w:tcW w:w="1984" w:type="dxa"/>
-          </w:tcPr>
-          <w:p>
-            <w:pPr>
-              <w:jc w:val="center"/>
-            </w:pPr>
-          </w:p>
-        </w:tc>
-        <w:tc>
-          <w:tcPr>
-            <w:tcW w:w="2127" w:type="dxa"/>
-          </w:tcPr>
-          <w:p>
-            <w:pPr>
-              <w:jc w:val="center"/>
-            </w:pPr>
-          </w:p>
-        </w:tc>
-        <w:tc>
-          <w:tcPr>
-            <w:tcW w:w="2268" w:type="dxa"/>
-          </w:tcPr>
-          <w:p>
-            <w:pPr>
-              <w:jc w:val="center"/>
-            </w:pPr>
-            <w:r>
-              <w:t>Project Manager</w:t>
-            </w:r>
-          </w:p>
-        </w:tc>
-        <w:tc>
-          <w:tcPr>
-            <w:tcW w:w="2268" w:type="dxa"/>
-          </w:tcPr>
-          <w:p>
-            <w:pPr>
-              <w:jc w:val="center"/>
-            </w:pPr>
-            <w:r>
-              <w:t>Project Manager</w:t>
-            </w:r>
-          </w:p>
-        </w:tc>
-        <w:tc>
-          <w:tcPr>
-            <w:tcW w:w="2409" w:type="dxa"/>
-          </w:tcPr>
-          <w:p>
-            <w:pPr>
-              <w:jc w:val="center"/>
-            </w:pPr>
-            <w:r>
-              <w:t>Project Manager</w:t>
-            </w:r>
-          </w:p>
-        </w:tc>
-        <w:tc>
-          <w:tcPr>
-            <w:tcW w:w="2352" w:type="dxa"/>
-          </w:tcPr>
-          <w:p>
-            <w:pPr>
-              <w:jc w:val="center"/>
-            </w:pPr>
-            <w:r>
-              <w:t>Project Manager</w:t>
+            <w:shd w:val="clear" w:color="auto" w:fill="EE0000"/>
+          </w:tcPr>
+          <w:p>
+            <w:pPr>
+              <w:jc w:val="center"/>
+            </w:pPr>
+            <w:r>
+              <w:t>DWA</w:t>
+            </w:r>
+          </w:p>
+        </w:tc>
+        <w:tc>
+          <w:tcPr>
+            <w:tcW w:w="2309" w:type="dxa"/>
+            <w:shd w:val="clear" w:color="auto" w:fill="EE0000"/>
+          </w:tcPr>
+          <w:p>
+            <w:pPr>
+              <w:jc w:val="center"/>
+            </w:pPr>
+            <w:r>
+              <w:t>DWA</w:t>
+            </w:r>
+          </w:p>
+        </w:tc>
+        <w:tc>
+          <w:tcPr>
+            <w:tcW w:w="2269" w:type="dxa"/>
+            <w:shd w:val="clear" w:color="auto" w:fill="EE0000"/>
+          </w:tcPr>
+          <w:p>
+            <w:pPr>
+              <w:jc w:val="center"/>
+            </w:pPr>
+            <w:r>
+              <w:t>DWA</w:t>
+            </w:r>
+          </w:p>
+        </w:tc>
+        <w:tc>
+          <w:tcPr>
+            <w:tcW w:w="2735" w:type="dxa"/>
+            <w:shd w:val="clear" w:color="auto" w:fill="EE0000"/>
+          </w:tcPr>
+          <w:p>
+            <w:pPr>
+              <w:jc w:val="center"/>
+            </w:pPr>
+            <w:r>
+              <w:t>DWA</w:t>
             </w:r>
           </w:p>
         </w:tc>
@@ -1012,81 +993,100 @@
         </w:trPr>
         <w:tc>
           <w:tcPr>
-            <w:tcW w:w="2127" w:type="dxa"/>
-          </w:tcPr>
-          <w:p>
-            <w:pPr>
-              <w:jc w:val="center"/>
-            </w:pPr>
-            <w:r>
-              <w:t>Project Manager</w:t>
+            <w:tcW w:w="1423" w:type="dxa"/>
+            <w:shd w:val="clear" w:color="auto" w:fill="83CAEB" w:themeFill="accent1" w:themeFillTint="66"/>
+          </w:tcPr>
+          <w:p>
+            <w:pPr>
+              <w:jc w:val="center"/>
+            </w:pPr>
+            <w:r>
+              <w:t>LM</w:t>
+            </w:r>
+          </w:p>
+        </w:tc>
+        <w:tc>
+          <w:tcPr>
+            <w:tcW w:w="2263" w:type="dxa"/>
+            <w:shd w:val="clear" w:color="auto" w:fill="074F6A" w:themeFill="accent4" w:themeFillShade="80"/>
+          </w:tcPr>
+          <w:p>
+            <w:pPr>
+              <w:jc w:val="center"/>
+            </w:pPr>
+            <w:r>
+              <w:t>LM</w:t>
+            </w:r>
+          </w:p>
+        </w:tc>
+        <w:tc>
+          <w:tcPr>
+            <w:tcW w:w="2552" w:type="dxa"/>
+            <w:shd w:val="clear" w:color="auto" w:fill="074F6A" w:themeFill="accent4" w:themeFillShade="80"/>
+          </w:tcPr>
+          <w:p>
+            <w:pPr>
+              <w:jc w:val="center"/>
+            </w:pPr>
+            <w:r>
+              <w:t>LM</w:t>
             </w:r>
           </w:p>
         </w:tc>
         <w:tc>
           <w:tcPr>
             <w:tcW w:w="1984" w:type="dxa"/>
-          </w:tcPr>
-          <w:p>
-            <w:pPr>
-              <w:jc w:val="center"/>
-            </w:pPr>
-            <w:r>
-              <w:t>Project Manager</w:t>
-            </w:r>
-          </w:p>
-        </w:tc>
-        <w:tc>
-          <w:tcPr>
-            <w:tcW w:w="2127" w:type="dxa"/>
-          </w:tcPr>
-          <w:p>
-            <w:pPr>
-              <w:jc w:val="center"/>
-            </w:pPr>
-            <w:r>
-              <w:t>Project Manager</w:t>
-            </w:r>
-          </w:p>
-        </w:tc>
-        <w:tc>
-          <w:tcPr>
-            <w:tcW w:w="2268" w:type="dxa"/>
-          </w:tcPr>
-          <w:p>
-            <w:pPr>
-              <w:jc w:val="center"/>
-            </w:pPr>
-          </w:p>
-        </w:tc>
-        <w:tc>
-          <w:tcPr>
-            <w:tcW w:w="2268" w:type="dxa"/>
-          </w:tcPr>
-          <w:p>
-            <w:pPr>
-              <w:jc w:val="center"/>
-            </w:pPr>
-          </w:p>
-        </w:tc>
-        <w:tc>
-          <w:tcPr>
-            <w:tcW w:w="2409" w:type="dxa"/>
-          </w:tcPr>
-          <w:p>
-            <w:pPr>
-              <w:jc w:val="center"/>
-            </w:pPr>
-          </w:p>
-        </w:tc>
-        <w:tc>
-          <w:tcPr>
-            <w:tcW w:w="2352" w:type="dxa"/>
-          </w:tcPr>
-          <w:p>
-            <w:pPr>
-              <w:jc w:val="center"/>
-            </w:pPr>
+            <w:shd w:val="clear" w:color="auto" w:fill="ADADAD" w:themeFill="background2" w:themeFillShade="BF"/>
+          </w:tcPr>
+          <w:p>
+            <w:pPr>
+              <w:jc w:val="center"/>
+            </w:pPr>
+            <w:r>
+              <w:t>MC</w:t>
+            </w:r>
+          </w:p>
+        </w:tc>
+        <w:tc>
+          <w:tcPr>
+            <w:tcW w:w="2309" w:type="dxa"/>
+            <w:shd w:val="clear" w:color="auto" w:fill="ADADAD" w:themeFill="background2" w:themeFillShade="BF"/>
+          </w:tcPr>
+          <w:p>
+            <w:pPr>
+              <w:jc w:val="center"/>
+            </w:pPr>
+            <w:r>
+              <w:t>MC</w:t>
+            </w:r>
+          </w:p>
+        </w:tc>
+        <w:tc>
+          <w:tcPr>
+            <w:tcW w:w="2269" w:type="dxa"/>
+            <w:shd w:val="clear" w:color="auto" w:fill="ADADAD" w:themeFill="background2" w:themeFillShade="BF"/>
+          </w:tcPr>
+          <w:p>
+            <w:pPr>
+              <w:jc w:val="center"/>
+            </w:pPr>
+            <w:r>
+              <w:t>MC</w:t>
+            </w:r>
+          </w:p>
+        </w:tc>
+        <w:tc>
+          <w:tcPr>
+            <w:tcW w:w="2735" w:type="dxa"/>
+            <w:shd w:val="clear" w:color="auto" w:fill="ADADAD" w:themeFill="background2" w:themeFillShade="BF"/>
+          </w:tcPr>
+          <w:p>
+            <w:pPr>
+              <w:jc w:val="center"/>
+            </w:pPr>
+            <w:r>
+              <w:t>MC</w:t>
+            </w:r>
           </w:p>
         </w:tc>
       </w:tr>
@@ -1096,72 +1096,100 @@
         </w:trPr>
         <w:tc>
           <w:tcPr>
-            <w:tcW w:w="2127" w:type="dxa"/>
-          </w:tcPr>
-          <w:p>
-            <w:pPr>
-              <w:jc w:val="center"/>
-            </w:pPr>
+            <w:tcW w:w="1423" w:type="dxa"/>
+            <w:shd w:val="clear" w:color="auto" w:fill="83CAEB" w:themeFill="accent1" w:themeFillTint="66"/>
+          </w:tcPr>
+          <w:p>
+            <w:pPr>
+              <w:jc w:val="center"/>
+            </w:pPr>
+            <w:r>
+              <w:t>DWA</w:t>
+            </w:r>
+          </w:p>
+        </w:tc>
+        <w:tc>
+          <w:tcPr>
+            <w:tcW w:w="2263" w:type="dxa"/>
+            <w:shd w:val="clear" w:color="auto" w:fill="EE0000"/>
+          </w:tcPr>
+          <w:p>
+            <w:pPr>
+              <w:jc w:val="center"/>
+            </w:pPr>
+            <w:r>
+              <w:t>DWA</w:t>
+            </w:r>
+          </w:p>
+        </w:tc>
+        <w:tc>
+          <w:tcPr>
+            <w:tcW w:w="2552" w:type="dxa"/>
+            <w:shd w:val="clear" w:color="auto" w:fill="EE0000"/>
+          </w:tcPr>
+          <w:p>
+            <w:pPr>
+              <w:jc w:val="center"/>
+            </w:pPr>
+            <w:r>
+              <w:t>DWA</w:t>
+            </w:r>
           </w:p>
         </w:tc>
         <w:tc>
           <w:tcPr>
             <w:tcW w:w="1984" w:type="dxa"/>
-          </w:tcPr>
-          <w:p>
-            <w:pPr>
-              <w:jc w:val="center"/>
-            </w:pPr>
-          </w:p>
-        </w:tc>
-        <w:tc>
-          <w:tcPr>
-            <w:tcW w:w="2127" w:type="dxa"/>
-          </w:tcPr>
-          <w:p>
-            <w:pPr>
-              <w:jc w:val="center"/>
-            </w:pPr>
-          </w:p>
-        </w:tc>
-        <w:tc>
-          <w:tcPr>
-            <w:tcW w:w="2268" w:type="dxa"/>
-          </w:tcPr>
-          <w:p>
-            <w:pPr>
-              <w:jc w:val="center"/>
-            </w:pPr>
-          </w:p>
-        </w:tc>
-        <w:tc>
-          <w:tcPr>
-            <w:tcW w:w="2268" w:type="dxa"/>
-          </w:tcPr>
-          <w:p>
-            <w:pPr>
-              <w:jc w:val="center"/>
-            </w:pPr>
-          </w:p>
-        </w:tc>
-        <w:tc>
-          <w:tcPr>
-            <w:tcW w:w="2409" w:type="dxa"/>
-          </w:tcPr>
-          <w:p>
-            <w:pPr>
-              <w:jc w:val="center"/>
-            </w:pPr>
-          </w:p>
-        </w:tc>
-        <w:tc>
-          <w:tcPr>
-            <w:tcW w:w="2352" w:type="dxa"/>
-          </w:tcPr>
-          <w:p>
-            <w:pPr>
-              <w:jc w:val="center"/>
-            </w:pPr>
+            <w:shd w:val="clear" w:color="auto" w:fill="84E290" w:themeFill="accent3" w:themeFillTint="66"/>
+          </w:tcPr>
+          <w:p>
+            <w:pPr>
+              <w:jc w:val="center"/>
+            </w:pPr>
+            <w:r>
+              <w:t>TZ</w:t>
+            </w:r>
+          </w:p>
+        </w:tc>
+        <w:tc>
+          <w:tcPr>
+            <w:tcW w:w="2309" w:type="dxa"/>
+            <w:shd w:val="clear" w:color="auto" w:fill="84E290" w:themeFill="accent3" w:themeFillTint="66"/>
+          </w:tcPr>
+          <w:p>
+            <w:pPr>
+              <w:jc w:val="center"/>
+            </w:pPr>
+            <w:r>
+              <w:t>TZ</w:t>
+            </w:r>
+          </w:p>
+        </w:tc>
+        <w:tc>
+          <w:tcPr>
+            <w:tcW w:w="2269" w:type="dxa"/>
+            <w:shd w:val="clear" w:color="auto" w:fill="84E290" w:themeFill="accent3" w:themeFillTint="66"/>
+          </w:tcPr>
+          <w:p>
+            <w:pPr>
+              <w:jc w:val="center"/>
+            </w:pPr>
+            <w:r>
+              <w:t>TZ</w:t>
+            </w:r>
+          </w:p>
+        </w:tc>
+        <w:tc>
+          <w:tcPr>
+            <w:tcW w:w="2735" w:type="dxa"/>
+            <w:shd w:val="clear" w:color="auto" w:fill="84E290" w:themeFill="accent3" w:themeFillTint="66"/>
+          </w:tcPr>
+          <w:p>
+            <w:pPr>
+              <w:jc w:val="center"/>
+            </w:pPr>
+            <w:r>
+              <w:t>TZ</w:t>
+            </w:r>
           </w:p>
         </w:tc>
       </w:tr>
@@ -1171,81 +1199,100 @@
         </w:trPr>
         <w:tc>
           <w:tcPr>
-            <w:tcW w:w="2127" w:type="dxa"/>
-          </w:tcPr>
-          <w:p>
-            <w:pPr>
-              <w:jc w:val="center"/>
-            </w:pPr>
-            <w:r>
-              <w:t>Customer Contact</w:t>
+            <w:tcW w:w="1423" w:type="dxa"/>
+            <w:shd w:val="clear" w:color="auto" w:fill="83CAEB" w:themeFill="accent1" w:themeFillTint="66"/>
+          </w:tcPr>
+          <w:p>
+            <w:pPr>
+              <w:jc w:val="center"/>
+            </w:pPr>
+            <w:r>
+              <w:t>CW</w:t>
+            </w:r>
+          </w:p>
+        </w:tc>
+        <w:tc>
+          <w:tcPr>
+            <w:tcW w:w="2263" w:type="dxa"/>
+            <w:shd w:val="clear" w:color="auto" w:fill="D86DCB" w:themeFill="accent5" w:themeFillTint="99"/>
+          </w:tcPr>
+          <w:p>
+            <w:pPr>
+              <w:jc w:val="center"/>
+            </w:pPr>
+            <w:r>
+              <w:t>CW</w:t>
+            </w:r>
+          </w:p>
+        </w:tc>
+        <w:tc>
+          <w:tcPr>
+            <w:tcW w:w="2552" w:type="dxa"/>
+            <w:shd w:val="clear" w:color="auto" w:fill="D86DCB" w:themeFill="accent5" w:themeFillTint="99"/>
+          </w:tcPr>
+          <w:p>
+            <w:pPr>
+              <w:jc w:val="center"/>
+            </w:pPr>
+            <w:r>
+              <w:t>CW</w:t>
             </w:r>
           </w:p>
         </w:tc>
         <w:tc>
           <w:tcPr>
             <w:tcW w:w="1984" w:type="dxa"/>
-          </w:tcPr>
-          <w:p>
-            <w:pPr>
-              <w:jc w:val="center"/>
-            </w:pPr>
-            <w:r>
-              <w:t>Customer Contact</w:t>
-            </w:r>
-          </w:p>
-        </w:tc>
-        <w:tc>
-          <w:tcPr>
-            <w:tcW w:w="2127" w:type="dxa"/>
-          </w:tcPr>
-          <w:p>
-            <w:pPr>
-              <w:jc w:val="center"/>
-            </w:pPr>
-            <w:r>
-              <w:t>Customer Contact</w:t>
-            </w:r>
-          </w:p>
-        </w:tc>
-        <w:tc>
-          <w:tcPr>
-            <w:tcW w:w="2268" w:type="dxa"/>
-          </w:tcPr>
-          <w:p>
-            <w:pPr>
-              <w:jc w:val="center"/>
-            </w:pPr>
-          </w:p>
-        </w:tc>
-        <w:tc>
-          <w:tcPr>
-            <w:tcW w:w="2268" w:type="dxa"/>
-          </w:tcPr>
-          <w:p>
-            <w:pPr>
-              <w:jc w:val="center"/>
-            </w:pPr>
-          </w:p>
-        </w:tc>
-        <w:tc>
-          <w:tcPr>
-            <w:tcW w:w="2409" w:type="dxa"/>
-          </w:tcPr>
-          <w:p>
-            <w:pPr>
-              <w:jc w:val="center"/>
-            </w:pPr>
-          </w:p>
-        </w:tc>
-        <w:tc>
-          <w:tcPr>
-            <w:tcW w:w="2352" w:type="dxa"/>
-          </w:tcPr>
-          <w:p>
-            <w:pPr>
-              <w:jc w:val="center"/>
-            </w:pPr>
+            <w:shd w:val="clear" w:color="auto" w:fill="BF4E14" w:themeFill="accent2" w:themeFillShade="BF"/>
+          </w:tcPr>
+          <w:p>
+            <w:pPr>
+              <w:jc w:val="center"/>
+            </w:pPr>
+            <w:r>
+              <w:t>DH</w:t>
+            </w:r>
+          </w:p>
+        </w:tc>
+        <w:tc>
+          <w:tcPr>
+            <w:tcW w:w="2309" w:type="dxa"/>
+            <w:shd w:val="clear" w:color="auto" w:fill="BF4E14" w:themeFill="accent2" w:themeFillShade="BF"/>
+          </w:tcPr>
+          <w:p>
+            <w:pPr>
+              <w:jc w:val="center"/>
+            </w:pPr>
+            <w:r>
+              <w:t>DH</w:t>
+            </w:r>
+          </w:p>
+        </w:tc>
+        <w:tc>
+          <w:tcPr>
+            <w:tcW w:w="2269" w:type="dxa"/>
+            <w:shd w:val="clear" w:color="auto" w:fill="BF4E14" w:themeFill="accent2" w:themeFillShade="BF"/>
+          </w:tcPr>
+          <w:p>
+            <w:pPr>
+              <w:jc w:val="center"/>
+            </w:pPr>
+            <w:r>
+              <w:t>DH</w:t>
+            </w:r>
+          </w:p>
+        </w:tc>
+        <w:tc>
+          <w:tcPr>
+            <w:tcW w:w="2735" w:type="dxa"/>
+            <w:shd w:val="clear" w:color="auto" w:fill="BF4E14" w:themeFill="accent2" w:themeFillShade="BF"/>
+          </w:tcPr>
+          <w:p>
+            <w:pPr>
+              <w:jc w:val="center"/>
+            </w:pPr>
+            <w:r>
+              <w:t>DH</w:t>
+            </w:r>
           </w:p>
         </w:tc>
       </w:tr>
